--- a/informe/PES_informe_TPfinal.docx
+++ b/informe/PES_informe_TPfinal.docx
@@ -6,27 +6,27 @@
       <w:pPr>
         <w:jc w:val="center"/>
         <w:rPr>
-          <w:rFonts w:cs="Arial"/>
+          <w:rFonts w:ascii="Times New Roman" w:hAnsi="Times New Roman" w:cs="Times New Roman"/>
           <w:b/>
-          <w:sz w:val="32"/>
-          <w:szCs w:val="32"/>
-        </w:rPr>
-      </w:pPr>
-      <w:r>
-        <w:rPr>
-          <w:rFonts w:cs="Arial"/>
+          <w:sz w:val="24"/>
+          <w:szCs w:val="24"/>
+        </w:rPr>
+      </w:pPr>
+      <w:r>
+        <w:rPr>
+          <w:rFonts w:ascii="Times New Roman" w:hAnsi="Times New Roman" w:cs="Times New Roman"/>
           <w:b/>
-          <w:sz w:val="32"/>
-          <w:szCs w:val="32"/>
+          <w:sz w:val="24"/>
+          <w:szCs w:val="24"/>
         </w:rPr>
         <w:t xml:space="preserve">UNIVERSIDAD </w:t>
       </w:r>
       <w:r>
         <w:rPr>
-          <w:rFonts w:cs="Arial"/>
+          <w:rFonts w:ascii="Times New Roman" w:hAnsi="Times New Roman" w:cs="Times New Roman"/>
           <w:b/>
-          <w:sz w:val="32"/>
-          <w:szCs w:val="32"/>
+          <w:sz w:val="24"/>
+          <w:szCs w:val="24"/>
         </w:rPr>
         <w:t xml:space="preserve">TECNOLOGICA </w:t>
       </w:r>
@@ -35,18 +35,18 @@
       <w:pPr>
         <w:jc w:val="center"/>
         <w:rPr>
-          <w:rFonts w:cs="Arial"/>
+          <w:rFonts w:ascii="Times New Roman" w:hAnsi="Times New Roman" w:cs="Times New Roman"/>
           <w:b/>
-          <w:sz w:val="32"/>
-          <w:szCs w:val="32"/>
-        </w:rPr>
-      </w:pPr>
-      <w:r>
-        <w:rPr>
-          <w:rFonts w:cs="Arial"/>
+          <w:sz w:val="24"/>
+          <w:szCs w:val="24"/>
+        </w:rPr>
+      </w:pPr>
+      <w:r>
+        <w:rPr>
+          <w:rFonts w:ascii="Times New Roman" w:hAnsi="Times New Roman" w:cs="Times New Roman"/>
           <w:b/>
-          <w:sz w:val="32"/>
-          <w:szCs w:val="32"/>
+          <w:sz w:val="24"/>
+          <w:szCs w:val="24"/>
         </w:rPr>
         <w:t>NACIONAL</w:t>
       </w:r>
@@ -55,18 +55,18 @@
       <w:pPr>
         <w:jc w:val="center"/>
         <w:rPr>
-          <w:rFonts w:cs="Arial"/>
+          <w:rFonts w:ascii="Times New Roman" w:hAnsi="Times New Roman" w:cs="Times New Roman"/>
           <w:b/>
-          <w:sz w:val="32"/>
-          <w:szCs w:val="32"/>
-        </w:rPr>
-      </w:pPr>
-      <w:r>
-        <w:rPr>
-          <w:rFonts w:cs="Arial"/>
+          <w:sz w:val="24"/>
+          <w:szCs w:val="24"/>
+        </w:rPr>
+      </w:pPr>
+      <w:r>
+        <w:rPr>
+          <w:rFonts w:ascii="Times New Roman" w:hAnsi="Times New Roman" w:cs="Times New Roman"/>
           <w:b/>
-          <w:sz w:val="32"/>
-          <w:szCs w:val="32"/>
+          <w:sz w:val="24"/>
+          <w:szCs w:val="24"/>
         </w:rPr>
         <w:t>Facultad Regional Avellaneda</w:t>
       </w:r>
@@ -75,9 +75,9 @@
       <w:pPr>
         <w:jc w:val="center"/>
         <w:rPr>
-          <w:rFonts w:cs="Arial"/>
-          <w:sz w:val="32"/>
-          <w:szCs w:val="32"/>
+          <w:rFonts w:ascii="Times New Roman" w:hAnsi="Times New Roman" w:cs="Times New Roman"/>
+          <w:sz w:val="24"/>
+          <w:szCs w:val="24"/>
         </w:rPr>
       </w:pPr>
     </w:p>
@@ -85,9 +85,9 @@
       <w:pPr>
         <w:jc w:val="center"/>
         <w:rPr>
-          <w:rFonts w:cs="Arial"/>
-          <w:sz w:val="32"/>
-          <w:szCs w:val="32"/>
+          <w:rFonts w:ascii="Times New Roman" w:hAnsi="Times New Roman" w:cs="Times New Roman"/>
+          <w:sz w:val="24"/>
+          <w:szCs w:val="24"/>
         </w:rPr>
       </w:pPr>
     </w:p>
@@ -95,18 +95,18 @@
       <w:pPr>
         <w:jc w:val="center"/>
         <w:rPr>
-          <w:rFonts w:cs="Arial"/>
-          <w:sz w:val="32"/>
-          <w:szCs w:val="32"/>
+          <w:rFonts w:ascii="Times New Roman" w:hAnsi="Times New Roman" w:cs="Times New Roman"/>
+          <w:sz w:val="24"/>
+          <w:szCs w:val="24"/>
         </w:rPr>
       </w:pPr>
     </w:p>
     <w:sdt>
       <w:sdtPr>
         <w:rPr>
-          <w:rFonts w:cs="Arial"/>
-          <w:sz w:val="32"/>
-          <w:szCs w:val="32"/>
+          <w:rFonts w:ascii="Times New Roman" w:hAnsi="Times New Roman" w:cs="Times New Roman"/>
+          <w:sz w:val="24"/>
+          <w:szCs w:val="24"/>
         </w:rPr>
         <w:alias w:val="Título completo de la investigación en altas y bajas, con tildes"/>
         <w:tag w:val="TÍTULO DE LA INVESTIGACIÓN, EN MAYÚSCULAS Y CON TILDES"/>
@@ -120,16 +120,16 @@
           <w:pPr>
             <w:jc w:val="center"/>
             <w:rPr>
-              <w:rFonts w:cs="Arial"/>
-              <w:sz w:val="32"/>
-              <w:szCs w:val="32"/>
+              <w:rFonts w:ascii="Times New Roman" w:hAnsi="Times New Roman" w:cs="Times New Roman"/>
+              <w:sz w:val="24"/>
+              <w:szCs w:val="24"/>
             </w:rPr>
           </w:pPr>
           <w:r>
             <w:rPr>
-              <w:rFonts w:cs="Arial"/>
-              <w:sz w:val="32"/>
-              <w:szCs w:val="32"/>
+              <w:rFonts w:ascii="Times New Roman" w:hAnsi="Times New Roman" w:cs="Times New Roman"/>
+              <w:sz w:val="24"/>
+              <w:szCs w:val="24"/>
             </w:rPr>
             <w:t>Procesamiento Embebido de Señales</w:t>
           </w:r>
@@ -138,15 +138,17 @@
           <w:pPr>
             <w:jc w:val="center"/>
             <w:rPr>
-              <w:rFonts w:cs="Arial"/>
+              <w:rFonts w:ascii="Times New Roman" w:hAnsi="Times New Roman" w:cs="Times New Roman"/>
               <w:color w:val="808080"/>
+              <w:sz w:val="24"/>
+              <w:szCs w:val="24"/>
             </w:rPr>
           </w:pPr>
           <w:r>
             <w:rPr>
-              <w:rFonts w:cs="Arial"/>
-              <w:sz w:val="32"/>
-              <w:szCs w:val="32"/>
+              <w:rFonts w:ascii="Times New Roman" w:hAnsi="Times New Roman" w:cs="Times New Roman"/>
+              <w:sz w:val="24"/>
+              <w:szCs w:val="24"/>
             </w:rPr>
             <w:t>Ingeniería Electrónica</w:t>
           </w:r>
@@ -157,18 +159,18 @@
       <w:pPr>
         <w:jc w:val="center"/>
         <w:rPr>
-          <w:rFonts w:cs="Arial"/>
-          <w:sz w:val="32"/>
-          <w:szCs w:val="32"/>
-        </w:rPr>
-      </w:pPr>
-    </w:p>
-    <w:p>
-      <w:pPr>
-        <w:rPr>
-          <w:rFonts w:cs="Arial"/>
-          <w:sz w:val="40"/>
-          <w:szCs w:val="40"/>
+          <w:rFonts w:ascii="Times New Roman" w:hAnsi="Times New Roman" w:cs="Times New Roman"/>
+          <w:sz w:val="24"/>
+          <w:szCs w:val="24"/>
+        </w:rPr>
+      </w:pPr>
+    </w:p>
+    <w:p>
+      <w:pPr>
+        <w:rPr>
+          <w:rFonts w:ascii="Times New Roman" w:hAnsi="Times New Roman" w:cs="Times New Roman"/>
+          <w:sz w:val="24"/>
+          <w:szCs w:val="24"/>
         </w:rPr>
       </w:pPr>
     </w:p>
@@ -176,16 +178,16 @@
       <w:pPr>
         <w:jc w:val="center"/>
         <w:rPr>
-          <w:rFonts w:cs="Arial"/>
-          <w:sz w:val="40"/>
-          <w:szCs w:val="40"/>
-        </w:rPr>
-      </w:pPr>
-      <w:r>
-        <w:rPr>
-          <w:rFonts w:cs="Arial"/>
-          <w:sz w:val="40"/>
-          <w:szCs w:val="40"/>
+          <w:rFonts w:ascii="Times New Roman" w:hAnsi="Times New Roman" w:cs="Times New Roman"/>
+          <w:sz w:val="24"/>
+          <w:szCs w:val="24"/>
+        </w:rPr>
+      </w:pPr>
+      <w:r>
+        <w:rPr>
+          <w:rFonts w:ascii="Times New Roman" w:hAnsi="Times New Roman" w:cs="Times New Roman"/>
+          <w:sz w:val="24"/>
+          <w:szCs w:val="24"/>
         </w:rPr>
         <w:t>Control Gestual de Volumen y Brillo para Computadora con Python y Visión por Computadora</w:t>
       </w:r>
@@ -194,9 +196,9 @@
       <w:pPr>
         <w:jc w:val="center"/>
         <w:rPr>
-          <w:rFonts w:cs="Arial"/>
-          <w:sz w:val="32"/>
-          <w:szCs w:val="32"/>
+          <w:rFonts w:ascii="Times New Roman" w:hAnsi="Times New Roman" w:cs="Times New Roman"/>
+          <w:sz w:val="24"/>
+          <w:szCs w:val="24"/>
         </w:rPr>
       </w:pPr>
     </w:p>
@@ -204,9 +206,9 @@
       <w:pPr>
         <w:jc w:val="center"/>
         <w:rPr>
-          <w:rFonts w:cs="Arial"/>
-          <w:sz w:val="32"/>
-          <w:szCs w:val="32"/>
+          <w:rFonts w:ascii="Times New Roman" w:hAnsi="Times New Roman" w:cs="Times New Roman"/>
+          <w:sz w:val="24"/>
+          <w:szCs w:val="24"/>
         </w:rPr>
       </w:pPr>
     </w:p>
@@ -214,9 +216,9 @@
       <w:pPr>
         <w:jc w:val="center"/>
         <w:rPr>
-          <w:rFonts w:cs="Arial"/>
-          <w:sz w:val="32"/>
-          <w:szCs w:val="32"/>
+          <w:rFonts w:ascii="Times New Roman" w:hAnsi="Times New Roman" w:cs="Times New Roman"/>
+          <w:sz w:val="24"/>
+          <w:szCs w:val="24"/>
         </w:rPr>
       </w:pPr>
     </w:p>
@@ -224,16 +226,16 @@
       <w:pPr>
         <w:jc w:val="center"/>
         <w:rPr>
-          <w:rFonts w:cs="Arial"/>
-          <w:sz w:val="28"/>
-          <w:szCs w:val="28"/>
-        </w:rPr>
-      </w:pPr>
-      <w:r>
-        <w:rPr>
-          <w:rFonts w:cs="Arial"/>
-          <w:sz w:val="28"/>
-          <w:szCs w:val="28"/>
+          <w:rFonts w:ascii="Times New Roman" w:hAnsi="Times New Roman" w:cs="Times New Roman"/>
+          <w:sz w:val="24"/>
+          <w:szCs w:val="24"/>
+        </w:rPr>
+      </w:pPr>
+      <w:r>
+        <w:rPr>
+          <w:rFonts w:ascii="Times New Roman" w:hAnsi="Times New Roman" w:cs="Times New Roman"/>
+          <w:sz w:val="24"/>
+          <w:szCs w:val="24"/>
         </w:rPr>
         <w:t>Alumnos</w:t>
       </w:r>
@@ -242,25 +244,25 @@
       <w:pPr>
         <w:jc w:val="center"/>
         <w:rPr>
-          <w:rFonts w:cs="Arial"/>
-          <w:sz w:val="28"/>
-          <w:szCs w:val="28"/>
-        </w:rPr>
-      </w:pPr>
-      <w:r>
-        <w:rPr>
-          <w:rFonts w:cs="Arial"/>
-          <w:sz w:val="28"/>
-          <w:szCs w:val="28"/>
+          <w:rFonts w:ascii="Times New Roman" w:hAnsi="Times New Roman" w:cs="Times New Roman"/>
+          <w:sz w:val="24"/>
+          <w:szCs w:val="24"/>
+        </w:rPr>
+      </w:pPr>
+      <w:r>
+        <w:rPr>
+          <w:rFonts w:ascii="Times New Roman" w:hAnsi="Times New Roman" w:cs="Times New Roman"/>
+          <w:sz w:val="24"/>
+          <w:szCs w:val="24"/>
         </w:rPr>
         <w:t xml:space="preserve">Cristian </w:t>
       </w:r>
       <w:proofErr w:type="spellStart"/>
       <w:r>
         <w:rPr>
-          <w:rFonts w:cs="Arial"/>
-          <w:sz w:val="28"/>
-          <w:szCs w:val="28"/>
+          <w:rFonts w:ascii="Times New Roman" w:hAnsi="Times New Roman" w:cs="Times New Roman"/>
+          <w:sz w:val="24"/>
+          <w:szCs w:val="24"/>
         </w:rPr>
         <w:t>Bruten</w:t>
       </w:r>
@@ -270,32 +272,27 @@
       <w:pPr>
         <w:jc w:val="center"/>
         <w:rPr>
-          <w:rFonts w:cs="Arial"/>
-          <w:szCs w:val="20"/>
-        </w:rPr>
-      </w:pPr>
-      <w:r>
-        <w:rPr>
-          <w:rFonts w:cs="Arial"/>
-          <w:szCs w:val="20"/>
-        </w:rPr>
-        <w:t>brutencristian</w:t>
-      </w:r>
-      <w:r>
-        <w:rPr>
-          <w:rFonts w:cs="Arial"/>
-          <w:szCs w:val="20"/>
-        </w:rPr>
-        <w:t>@gmail.com</w:t>
+          <w:rFonts w:ascii="Times New Roman" w:hAnsi="Times New Roman" w:cs="Times New Roman"/>
+          <w:sz w:val="24"/>
+          <w:szCs w:val="24"/>
+        </w:rPr>
+      </w:pPr>
+      <w:r>
+        <w:rPr>
+          <w:rFonts w:ascii="Times New Roman" w:hAnsi="Times New Roman" w:cs="Times New Roman"/>
+          <w:sz w:val="24"/>
+          <w:szCs w:val="24"/>
+        </w:rPr>
+        <w:t>brutencristian@gmail.com</w:t>
       </w:r>
     </w:p>
     <w:p>
       <w:pPr>
         <w:jc w:val="center"/>
         <w:rPr>
-          <w:rFonts w:cs="Arial"/>
-          <w:sz w:val="28"/>
-          <w:szCs w:val="28"/>
+          <w:rFonts w:ascii="Times New Roman" w:hAnsi="Times New Roman" w:cs="Times New Roman"/>
+          <w:sz w:val="24"/>
+          <w:szCs w:val="24"/>
         </w:rPr>
       </w:pPr>
     </w:p>
@@ -303,16 +300,16 @@
       <w:pPr>
         <w:jc w:val="center"/>
         <w:rPr>
-          <w:rFonts w:cs="Arial"/>
-          <w:sz w:val="28"/>
-          <w:szCs w:val="28"/>
-        </w:rPr>
-      </w:pPr>
-      <w:r>
-        <w:rPr>
-          <w:rFonts w:cs="Arial"/>
-          <w:sz w:val="28"/>
-          <w:szCs w:val="28"/>
+          <w:rFonts w:ascii="Times New Roman" w:hAnsi="Times New Roman" w:cs="Times New Roman"/>
+          <w:sz w:val="24"/>
+          <w:szCs w:val="24"/>
+        </w:rPr>
+      </w:pPr>
+      <w:r>
+        <w:rPr>
+          <w:rFonts w:ascii="Times New Roman" w:hAnsi="Times New Roman" w:cs="Times New Roman"/>
+          <w:sz w:val="24"/>
+          <w:szCs w:val="24"/>
         </w:rPr>
         <w:t>Alejandro Conti</w:t>
       </w:r>
@@ -321,14 +318,16 @@
       <w:pPr>
         <w:jc w:val="center"/>
         <w:rPr>
-          <w:rFonts w:cs="Arial"/>
-          <w:szCs w:val="20"/>
-        </w:rPr>
-      </w:pPr>
-      <w:r>
-        <w:rPr>
-          <w:rFonts w:cs="Arial"/>
-          <w:szCs w:val="20"/>
+          <w:rFonts w:ascii="Times New Roman" w:hAnsi="Times New Roman" w:cs="Times New Roman"/>
+          <w:sz w:val="24"/>
+          <w:szCs w:val="24"/>
+        </w:rPr>
+      </w:pPr>
+      <w:r>
+        <w:rPr>
+          <w:rFonts w:ascii="Times New Roman" w:hAnsi="Times New Roman" w:cs="Times New Roman"/>
+          <w:sz w:val="24"/>
+          <w:szCs w:val="24"/>
         </w:rPr>
         <w:t>alejandroxconti@gmail.com</w:t>
       </w:r>
@@ -337,9 +336,9 @@
       <w:pPr>
         <w:jc w:val="center"/>
         <w:rPr>
-          <w:rFonts w:cs="Arial"/>
-          <w:sz w:val="28"/>
-          <w:szCs w:val="28"/>
+          <w:rFonts w:ascii="Times New Roman" w:hAnsi="Times New Roman" w:cs="Times New Roman"/>
+          <w:sz w:val="24"/>
+          <w:szCs w:val="24"/>
         </w:rPr>
       </w:pPr>
     </w:p>
@@ -347,9 +346,9 @@
       <w:pPr>
         <w:jc w:val="center"/>
         <w:rPr>
-          <w:rFonts w:cs="Arial"/>
-          <w:sz w:val="28"/>
-          <w:szCs w:val="28"/>
+          <w:rFonts w:ascii="Times New Roman" w:hAnsi="Times New Roman" w:cs="Times New Roman"/>
+          <w:sz w:val="24"/>
+          <w:szCs w:val="24"/>
         </w:rPr>
       </w:pPr>
     </w:p>
@@ -357,9 +356,9 @@
       <w:pPr>
         <w:jc w:val="center"/>
         <w:rPr>
-          <w:rFonts w:cs="Arial"/>
-          <w:sz w:val="28"/>
-          <w:szCs w:val="28"/>
+          <w:rFonts w:ascii="Times New Roman" w:hAnsi="Times New Roman" w:cs="Times New Roman"/>
+          <w:sz w:val="24"/>
+          <w:szCs w:val="24"/>
         </w:rPr>
       </w:pPr>
     </w:p>
@@ -367,16 +366,16 @@
       <w:pPr>
         <w:jc w:val="center"/>
         <w:rPr>
-          <w:rFonts w:cs="Arial"/>
-          <w:sz w:val="28"/>
-          <w:szCs w:val="28"/>
-        </w:rPr>
-      </w:pPr>
-      <w:r>
-        <w:rPr>
-          <w:rFonts w:cs="Arial"/>
-          <w:sz w:val="28"/>
-          <w:szCs w:val="28"/>
+          <w:rFonts w:ascii="Times New Roman" w:hAnsi="Times New Roman" w:cs="Times New Roman"/>
+          <w:sz w:val="24"/>
+          <w:szCs w:val="24"/>
+        </w:rPr>
+      </w:pPr>
+      <w:r>
+        <w:rPr>
+          <w:rFonts w:ascii="Times New Roman" w:hAnsi="Times New Roman" w:cs="Times New Roman"/>
+          <w:sz w:val="24"/>
+          <w:szCs w:val="24"/>
         </w:rPr>
         <w:t>Docentes</w:t>
       </w:r>
@@ -385,33 +384,33 @@
       <w:pPr>
         <w:jc w:val="center"/>
         <w:rPr>
-          <w:rFonts w:cs="Arial"/>
-          <w:sz w:val="28"/>
-          <w:szCs w:val="28"/>
-        </w:rPr>
-      </w:pPr>
-      <w:r>
-        <w:rPr>
-          <w:rFonts w:cs="Arial"/>
-          <w:sz w:val="28"/>
-          <w:szCs w:val="28"/>
+          <w:rFonts w:ascii="Times New Roman" w:hAnsi="Times New Roman" w:cs="Times New Roman"/>
+          <w:sz w:val="24"/>
+          <w:szCs w:val="24"/>
+        </w:rPr>
+      </w:pPr>
+      <w:r>
+        <w:rPr>
+          <w:rFonts w:ascii="Times New Roman" w:hAnsi="Times New Roman" w:cs="Times New Roman"/>
+          <w:sz w:val="24"/>
+          <w:szCs w:val="24"/>
         </w:rPr>
         <w:t xml:space="preserve">Ing. </w:t>
       </w:r>
       <w:r>
         <w:rPr>
-          <w:rFonts w:cs="Arial"/>
-          <w:sz w:val="28"/>
-          <w:szCs w:val="28"/>
+          <w:rFonts w:ascii="Times New Roman" w:hAnsi="Times New Roman" w:cs="Times New Roman"/>
+          <w:sz w:val="24"/>
+          <w:szCs w:val="24"/>
         </w:rPr>
         <w:t xml:space="preserve">Martín Hernán </w:t>
       </w:r>
       <w:proofErr w:type="spellStart"/>
       <w:r>
         <w:rPr>
-          <w:rFonts w:cs="Arial"/>
-          <w:sz w:val="28"/>
-          <w:szCs w:val="28"/>
+          <w:rFonts w:ascii="Times New Roman" w:hAnsi="Times New Roman" w:cs="Times New Roman"/>
+          <w:sz w:val="24"/>
+          <w:szCs w:val="24"/>
         </w:rPr>
         <w:t>Enriquez</w:t>
       </w:r>
@@ -421,33 +420,33 @@
       <w:pPr>
         <w:jc w:val="center"/>
         <w:rPr>
-          <w:rFonts w:cs="Arial"/>
-          <w:sz w:val="28"/>
-          <w:szCs w:val="28"/>
-        </w:rPr>
-      </w:pPr>
-      <w:r>
-        <w:rPr>
-          <w:rFonts w:cs="Arial"/>
-          <w:sz w:val="28"/>
-          <w:szCs w:val="28"/>
+          <w:rFonts w:ascii="Times New Roman" w:hAnsi="Times New Roman" w:cs="Times New Roman"/>
+          <w:sz w:val="24"/>
+          <w:szCs w:val="24"/>
+        </w:rPr>
+      </w:pPr>
+      <w:r>
+        <w:rPr>
+          <w:rFonts w:ascii="Times New Roman" w:hAnsi="Times New Roman" w:cs="Times New Roman"/>
+          <w:sz w:val="24"/>
+          <w:szCs w:val="24"/>
         </w:rPr>
         <w:t>Ing.</w:t>
       </w:r>
       <w:r>
         <w:rPr>
-          <w:rFonts w:cs="Arial"/>
-          <w:sz w:val="28"/>
-          <w:szCs w:val="28"/>
+          <w:rFonts w:ascii="Times New Roman" w:hAnsi="Times New Roman" w:cs="Times New Roman"/>
+          <w:sz w:val="24"/>
+          <w:szCs w:val="24"/>
         </w:rPr>
         <w:t xml:space="preserve"> Axel Lucas </w:t>
       </w:r>
       <w:proofErr w:type="spellStart"/>
       <w:r>
         <w:rPr>
-          <w:rFonts w:cs="Arial"/>
-          <w:sz w:val="28"/>
-          <w:szCs w:val="28"/>
+          <w:rFonts w:ascii="Times New Roman" w:hAnsi="Times New Roman" w:cs="Times New Roman"/>
+          <w:sz w:val="24"/>
+          <w:szCs w:val="24"/>
         </w:rPr>
         <w:t>Gomez</w:t>
       </w:r>
@@ -457,7 +456,7 @@
       <w:pPr>
         <w:jc w:val="center"/>
         <w:rPr>
-          <w:rFonts w:cs="Arial"/>
+          <w:rFonts w:ascii="Times New Roman" w:hAnsi="Times New Roman" w:cs="Times New Roman"/>
           <w:sz w:val="24"/>
           <w:szCs w:val="24"/>
         </w:rPr>
@@ -467,7 +466,7 @@
       <w:pPr>
         <w:jc w:val="center"/>
         <w:rPr>
-          <w:rFonts w:cs="Arial"/>
+          <w:rFonts w:ascii="Times New Roman" w:hAnsi="Times New Roman" w:cs="Times New Roman"/>
           <w:sz w:val="24"/>
           <w:szCs w:val="24"/>
         </w:rPr>
@@ -477,7 +476,7 @@
       <w:pPr>
         <w:jc w:val="center"/>
         <w:rPr>
-          <w:rFonts w:cs="Arial"/>
+          <w:rFonts w:ascii="Times New Roman" w:hAnsi="Times New Roman" w:cs="Times New Roman"/>
           <w:sz w:val="24"/>
           <w:szCs w:val="24"/>
         </w:rPr>
@@ -487,12 +486,14 @@
       <w:pPr>
         <w:jc w:val="center"/>
         <w:rPr>
-          <w:rFonts w:cs="Arial"/>
-        </w:rPr>
-      </w:pPr>
-      <w:r>
-        <w:rPr>
-          <w:rFonts w:cs="Arial"/>
+          <w:rFonts w:ascii="Times New Roman" w:hAnsi="Times New Roman" w:cs="Times New Roman"/>
+          <w:sz w:val="24"/>
+          <w:szCs w:val="24"/>
+        </w:rPr>
+      </w:pPr>
+      <w:r>
+        <w:rPr>
+          <w:rFonts w:ascii="Times New Roman" w:hAnsi="Times New Roman" w:cs="Times New Roman"/>
           <w:sz w:val="24"/>
           <w:szCs w:val="24"/>
         </w:rPr>
@@ -501,6 +502,11 @@
     </w:p>
     <w:p>
       <w:pPr>
+        <w:rPr>
+          <w:rFonts w:ascii="Times New Roman" w:hAnsi="Times New Roman" w:cs="Times New Roman"/>
+          <w:sz w:val="24"/>
+          <w:szCs w:val="24"/>
+        </w:rPr>
         <w:sectPr>
           <w:pgSz w:w="11907" w:h="16839" w:code="9"/>
           <w:pgMar w:top="1418" w:right="1701" w:bottom="1418" w:left="1701" w:header="720" w:footer="720" w:gutter="0"/>
@@ -510,35 +516,66 @@
       </w:pPr>
     </w:p>
     <w:p>
+      <w:pPr>
+        <w:rPr>
+          <w:rFonts w:ascii="Times New Roman" w:hAnsi="Times New Roman" w:cs="Times New Roman"/>
+          <w:sz w:val="24"/>
+          <w:szCs w:val="24"/>
+        </w:rPr>
+      </w:pPr>
       <w:bookmarkStart w:id="0" w:name="_Toc529961684"/>
       <w:bookmarkStart w:id="1" w:name="_Toc448312764"/>
       <w:bookmarkStart w:id="2" w:name="_Toc482716607"/>
       <w:bookmarkStart w:id="3" w:name="_Toc487441424"/>
     </w:p>
-    <w:p/>
-    <w:p/>
-    <w:p>
-      <w:pPr>
-        <w:rPr>
+    <w:p>
+      <w:pPr>
+        <w:rPr>
+          <w:rFonts w:ascii="Times New Roman" w:hAnsi="Times New Roman" w:cs="Times New Roman"/>
+          <w:sz w:val="24"/>
+          <w:szCs w:val="24"/>
+        </w:rPr>
+      </w:pPr>
+    </w:p>
+    <w:p>
+      <w:pPr>
+        <w:rPr>
+          <w:rFonts w:ascii="Times New Roman" w:hAnsi="Times New Roman" w:cs="Times New Roman"/>
+          <w:sz w:val="24"/>
+          <w:szCs w:val="24"/>
+        </w:rPr>
+      </w:pPr>
+    </w:p>
+    <w:p>
+      <w:pPr>
+        <w:rPr>
+          <w:rFonts w:ascii="Times New Roman" w:hAnsi="Times New Roman" w:cs="Times New Roman"/>
           <w:b/>
           <w:bCs/>
           <w:sz w:val="24"/>
           <w:szCs w:val="24"/>
         </w:rPr>
       </w:pPr>
-      <w:proofErr w:type="spellStart"/>
-      <w:r>
-        <w:rPr>
+      <w:r>
+        <w:rPr>
+          <w:rFonts w:ascii="Times New Roman" w:hAnsi="Times New Roman" w:cs="Times New Roman"/>
           <w:b/>
           <w:bCs/>
           <w:sz w:val="24"/>
           <w:szCs w:val="24"/>
         </w:rPr>
-        <w:t>Indice</w:t>
-      </w:r>
-      <w:proofErr w:type="spellEnd"/>
-    </w:p>
-    <w:p/>
+        <w:t>Índice</w:t>
+      </w:r>
+    </w:p>
+    <w:p>
+      <w:pPr>
+        <w:rPr>
+          <w:rFonts w:ascii="Times New Roman" w:hAnsi="Times New Roman" w:cs="Times New Roman"/>
+          <w:sz w:val="24"/>
+          <w:szCs w:val="24"/>
+        </w:rPr>
+      </w:pPr>
+    </w:p>
     <w:tbl>
       <w:tblPr>
         <w:tblStyle w:val="Tablaconcuadrcula"/>
@@ -565,8 +602,9 @@
           <w:p>
             <w:pPr>
               <w:rPr>
-                <w:rFonts w:cs="Arial"/>
-                <w:sz w:val="22"/>
+                <w:rFonts w:ascii="Times New Roman" w:hAnsi="Times New Roman" w:cs="Times New Roman"/>
+                <w:sz w:val="24"/>
+                <w:szCs w:val="24"/>
               </w:rPr>
             </w:pPr>
           </w:p>
@@ -575,7 +613,15 @@
           <w:tcPr>
             <w:tcW w:w="626" w:type="dxa"/>
           </w:tcPr>
-          <w:p/>
+          <w:p>
+            <w:pPr>
+              <w:rPr>
+                <w:rFonts w:ascii="Times New Roman" w:hAnsi="Times New Roman" w:cs="Times New Roman"/>
+                <w:sz w:val="24"/>
+                <w:szCs w:val="24"/>
+              </w:rPr>
+            </w:pPr>
+          </w:p>
         </w:tc>
       </w:tr>
       <w:tr>
@@ -586,8 +632,9 @@
           <w:p>
             <w:pPr>
               <w:rPr>
-                <w:rFonts w:cs="Arial"/>
-                <w:sz w:val="22"/>
+                <w:rFonts w:ascii="Times New Roman" w:hAnsi="Times New Roman" w:cs="Times New Roman"/>
+                <w:sz w:val="24"/>
+                <w:szCs w:val="24"/>
               </w:rPr>
             </w:pPr>
           </w:p>
@@ -596,7 +643,15 @@
           <w:tcPr>
             <w:tcW w:w="626" w:type="dxa"/>
           </w:tcPr>
-          <w:p/>
+          <w:p>
+            <w:pPr>
+              <w:rPr>
+                <w:rFonts w:ascii="Times New Roman" w:hAnsi="Times New Roman" w:cs="Times New Roman"/>
+                <w:sz w:val="24"/>
+                <w:szCs w:val="24"/>
+              </w:rPr>
+            </w:pPr>
+          </w:p>
         </w:tc>
       </w:tr>
       <w:tr>
@@ -607,30 +662,18 @@
           <w:p>
             <w:pPr>
               <w:rPr>
-                <w:rFonts w:cs="Arial"/>
-                <w:sz w:val="22"/>
+                <w:rFonts w:ascii="Times New Roman" w:hAnsi="Times New Roman" w:cs="Times New Roman"/>
+                <w:sz w:val="24"/>
+                <w:szCs w:val="24"/>
               </w:rPr>
             </w:pPr>
             <w:r>
               <w:rPr>
-                <w:rFonts w:cs="Arial"/>
-                <w:sz w:val="22"/>
+                <w:rFonts w:ascii="Times New Roman" w:hAnsi="Times New Roman" w:cs="Times New Roman"/>
+                <w:sz w:val="24"/>
+                <w:szCs w:val="24"/>
               </w:rPr>
-              <w:t>1</w:t>
-            </w:r>
-            <w:r>
-              <w:rPr>
-                <w:rFonts w:cs="Arial"/>
-                <w:sz w:val="22"/>
-              </w:rPr>
-              <w:t>.</w:t>
-            </w:r>
-            <w:r>
-              <w:rPr>
-                <w:rFonts w:cs="Arial"/>
-                <w:sz w:val="22"/>
-              </w:rPr>
-              <w:t xml:space="preserve"> Introducción</w:t>
+              <w:t>1. Introducción</w:t>
             </w:r>
           </w:p>
         </w:tc>
@@ -641,11 +684,17 @@
           <w:p>
             <w:pPr>
               <w:rPr>
-                <w:rFonts w:cs="Arial"/>
-                <w:sz w:val="22"/>
+                <w:rFonts w:ascii="Times New Roman" w:hAnsi="Times New Roman" w:cs="Times New Roman"/>
+                <w:sz w:val="24"/>
+                <w:szCs w:val="24"/>
               </w:rPr>
             </w:pPr>
             <w:r>
+              <w:rPr>
+                <w:rFonts w:ascii="Times New Roman" w:hAnsi="Times New Roman" w:cs="Times New Roman"/>
+                <w:sz w:val="24"/>
+                <w:szCs w:val="24"/>
+              </w:rPr>
               <w:t>3</w:t>
             </w:r>
           </w:p>
@@ -659,30 +708,18 @@
           <w:p>
             <w:pPr>
               <w:rPr>
-                <w:rFonts w:cs="Arial"/>
-                <w:sz w:val="22"/>
+                <w:rFonts w:ascii="Times New Roman" w:hAnsi="Times New Roman" w:cs="Times New Roman"/>
+                <w:sz w:val="24"/>
+                <w:szCs w:val="24"/>
               </w:rPr>
             </w:pPr>
             <w:r>
               <w:rPr>
-                <w:rFonts w:cs="Arial"/>
-                <w:sz w:val="22"/>
+                <w:rFonts w:ascii="Times New Roman" w:hAnsi="Times New Roman" w:cs="Times New Roman"/>
+                <w:sz w:val="24"/>
+                <w:szCs w:val="24"/>
               </w:rPr>
-              <w:t>2</w:t>
-            </w:r>
-            <w:r>
-              <w:rPr>
-                <w:rFonts w:cs="Arial"/>
-                <w:sz w:val="22"/>
-              </w:rPr>
-              <w:t>.</w:t>
-            </w:r>
-            <w:r>
-              <w:rPr>
-                <w:rFonts w:cs="Arial"/>
-                <w:sz w:val="22"/>
-              </w:rPr>
-              <w:t xml:space="preserve"> Planteamiento del problema</w:t>
+              <w:t>2. Planteamiento del problema</w:t>
             </w:r>
           </w:p>
         </w:tc>
@@ -691,7 +728,19 @@
             <w:tcW w:w="626" w:type="dxa"/>
           </w:tcPr>
           <w:p>
+            <w:pPr>
+              <w:rPr>
+                <w:rFonts w:ascii="Times New Roman" w:hAnsi="Times New Roman" w:cs="Times New Roman"/>
+                <w:sz w:val="24"/>
+                <w:szCs w:val="24"/>
+              </w:rPr>
+            </w:pPr>
             <w:r>
+              <w:rPr>
+                <w:rFonts w:ascii="Times New Roman" w:hAnsi="Times New Roman" w:cs="Times New Roman"/>
+                <w:sz w:val="24"/>
+                <w:szCs w:val="24"/>
+              </w:rPr>
               <w:t>3</w:t>
             </w:r>
           </w:p>
@@ -705,37 +754,18 @@
           <w:p>
             <w:pPr>
               <w:rPr>
-                <w:rFonts w:cs="Arial"/>
-                <w:sz w:val="22"/>
+                <w:rFonts w:ascii="Times New Roman" w:hAnsi="Times New Roman" w:cs="Times New Roman"/>
+                <w:sz w:val="24"/>
+                <w:szCs w:val="24"/>
               </w:rPr>
             </w:pPr>
             <w:r>
               <w:rPr>
-                <w:rFonts w:cs="Arial"/>
-                <w:sz w:val="22"/>
+                <w:rFonts w:ascii="Times New Roman" w:hAnsi="Times New Roman" w:cs="Times New Roman"/>
+                <w:sz w:val="24"/>
+                <w:szCs w:val="24"/>
               </w:rPr>
-              <w:t>3</w:t>
-            </w:r>
-            <w:r>
-              <w:rPr>
-                <w:rFonts w:cs="Arial"/>
-                <w:sz w:val="22"/>
-              </w:rPr>
-              <w:t>.</w:t>
-            </w:r>
-            <w:r>
-              <w:rPr>
-                <w:rFonts w:cs="Arial"/>
-                <w:sz w:val="22"/>
-              </w:rPr>
-              <w:t xml:space="preserve"> </w:t>
-            </w:r>
-            <w:r>
-              <w:rPr>
-                <w:rFonts w:cs="Arial"/>
-                <w:sz w:val="22"/>
-              </w:rPr>
-              <w:t xml:space="preserve">Objetivos </w:t>
+              <w:t xml:space="preserve">3. Objetivos </w:t>
             </w:r>
           </w:p>
         </w:tc>
@@ -744,7 +774,19 @@
             <w:tcW w:w="626" w:type="dxa"/>
           </w:tcPr>
           <w:p>
+            <w:pPr>
+              <w:rPr>
+                <w:rFonts w:ascii="Times New Roman" w:hAnsi="Times New Roman" w:cs="Times New Roman"/>
+                <w:sz w:val="24"/>
+                <w:szCs w:val="24"/>
+              </w:rPr>
+            </w:pPr>
             <w:r>
+              <w:rPr>
+                <w:rFonts w:ascii="Times New Roman" w:hAnsi="Times New Roman" w:cs="Times New Roman"/>
+                <w:sz w:val="24"/>
+                <w:szCs w:val="24"/>
+              </w:rPr>
               <w:t>3</w:t>
             </w:r>
           </w:p>
@@ -758,30 +800,18 @@
           <w:p>
             <w:pPr>
               <w:rPr>
-                <w:rFonts w:cs="Arial"/>
-                <w:sz w:val="22"/>
+                <w:rFonts w:ascii="Times New Roman" w:hAnsi="Times New Roman" w:cs="Times New Roman"/>
+                <w:sz w:val="24"/>
+                <w:szCs w:val="24"/>
               </w:rPr>
             </w:pPr>
             <w:r>
               <w:rPr>
-                <w:rFonts w:cs="Arial"/>
-                <w:sz w:val="22"/>
+                <w:rFonts w:ascii="Times New Roman" w:hAnsi="Times New Roman" w:cs="Times New Roman"/>
+                <w:sz w:val="24"/>
+                <w:szCs w:val="24"/>
               </w:rPr>
-              <w:t>4</w:t>
-            </w:r>
-            <w:r>
-              <w:rPr>
-                <w:rFonts w:cs="Arial"/>
-                <w:sz w:val="22"/>
-              </w:rPr>
-              <w:t>.</w:t>
-            </w:r>
-            <w:r>
-              <w:rPr>
-                <w:rFonts w:cs="Arial"/>
-                <w:sz w:val="22"/>
-              </w:rPr>
-              <w:t xml:space="preserve"> Justificación</w:t>
+              <w:t>4. Justificación</w:t>
             </w:r>
           </w:p>
         </w:tc>
@@ -790,7 +820,19 @@
             <w:tcW w:w="626" w:type="dxa"/>
           </w:tcPr>
           <w:p>
+            <w:pPr>
+              <w:rPr>
+                <w:rFonts w:ascii="Times New Roman" w:hAnsi="Times New Roman" w:cs="Times New Roman"/>
+                <w:sz w:val="24"/>
+                <w:szCs w:val="24"/>
+              </w:rPr>
+            </w:pPr>
             <w:r>
+              <w:rPr>
+                <w:rFonts w:ascii="Times New Roman" w:hAnsi="Times New Roman" w:cs="Times New Roman"/>
+                <w:sz w:val="24"/>
+                <w:szCs w:val="24"/>
+              </w:rPr>
               <w:t>3</w:t>
             </w:r>
           </w:p>
@@ -804,14 +846,16 @@
           <w:p>
             <w:pPr>
               <w:rPr>
-                <w:rFonts w:cs="Arial"/>
-                <w:sz w:val="22"/>
+                <w:rFonts w:ascii="Times New Roman" w:hAnsi="Times New Roman" w:cs="Times New Roman"/>
+                <w:sz w:val="24"/>
+                <w:szCs w:val="24"/>
               </w:rPr>
             </w:pPr>
             <w:r>
               <w:rPr>
-                <w:rFonts w:cs="Arial"/>
-                <w:sz w:val="22"/>
+                <w:rFonts w:ascii="Times New Roman" w:hAnsi="Times New Roman" w:cs="Times New Roman"/>
+                <w:sz w:val="24"/>
+                <w:szCs w:val="24"/>
               </w:rPr>
               <w:t>5. Alcance del proyecto</w:t>
             </w:r>
@@ -822,7 +866,19 @@
             <w:tcW w:w="626" w:type="dxa"/>
           </w:tcPr>
           <w:p>
+            <w:pPr>
+              <w:rPr>
+                <w:rFonts w:ascii="Times New Roman" w:hAnsi="Times New Roman" w:cs="Times New Roman"/>
+                <w:sz w:val="24"/>
+                <w:szCs w:val="24"/>
+              </w:rPr>
+            </w:pPr>
             <w:r>
+              <w:rPr>
+                <w:rFonts w:ascii="Times New Roman" w:hAnsi="Times New Roman" w:cs="Times New Roman"/>
+                <w:sz w:val="24"/>
+                <w:szCs w:val="24"/>
+              </w:rPr>
               <w:t>3</w:t>
             </w:r>
           </w:p>
@@ -836,30 +892,18 @@
           <w:p>
             <w:pPr>
               <w:rPr>
-                <w:rFonts w:cs="Arial"/>
-                <w:sz w:val="22"/>
+                <w:rFonts w:ascii="Times New Roman" w:hAnsi="Times New Roman" w:cs="Times New Roman"/>
+                <w:sz w:val="24"/>
+                <w:szCs w:val="24"/>
               </w:rPr>
             </w:pPr>
             <w:r>
               <w:rPr>
-                <w:rFonts w:cs="Arial"/>
-                <w:sz w:val="22"/>
+                <w:rFonts w:ascii="Times New Roman" w:hAnsi="Times New Roman" w:cs="Times New Roman"/>
+                <w:sz w:val="24"/>
+                <w:szCs w:val="24"/>
               </w:rPr>
-              <w:t>6</w:t>
-            </w:r>
-            <w:r>
-              <w:rPr>
-                <w:rFonts w:cs="Arial"/>
-                <w:sz w:val="22"/>
-              </w:rPr>
-              <w:t>.</w:t>
-            </w:r>
-            <w:r>
-              <w:rPr>
-                <w:rFonts w:cs="Arial"/>
-                <w:sz w:val="22"/>
-              </w:rPr>
-              <w:t xml:space="preserve"> Etapas de desarrollo</w:t>
+              <w:t>6. Etapas de desarrollo</w:t>
             </w:r>
           </w:p>
         </w:tc>
@@ -868,7 +912,19 @@
             <w:tcW w:w="626" w:type="dxa"/>
           </w:tcPr>
           <w:p>
+            <w:pPr>
+              <w:rPr>
+                <w:rFonts w:ascii="Times New Roman" w:hAnsi="Times New Roman" w:cs="Times New Roman"/>
+                <w:sz w:val="24"/>
+                <w:szCs w:val="24"/>
+              </w:rPr>
+            </w:pPr>
             <w:r>
+              <w:rPr>
+                <w:rFonts w:ascii="Times New Roman" w:hAnsi="Times New Roman" w:cs="Times New Roman"/>
+                <w:sz w:val="24"/>
+                <w:szCs w:val="24"/>
+              </w:rPr>
               <w:t>4</w:t>
             </w:r>
           </w:p>
@@ -882,30 +938,18 @@
           <w:p>
             <w:pPr>
               <w:rPr>
-                <w:rFonts w:cs="Arial"/>
-                <w:sz w:val="22"/>
+                <w:rFonts w:ascii="Times New Roman" w:hAnsi="Times New Roman" w:cs="Times New Roman"/>
+                <w:sz w:val="24"/>
+                <w:szCs w:val="24"/>
               </w:rPr>
             </w:pPr>
             <w:r>
               <w:rPr>
-                <w:rFonts w:cs="Arial"/>
-                <w:sz w:val="22"/>
+                <w:rFonts w:ascii="Times New Roman" w:hAnsi="Times New Roman" w:cs="Times New Roman"/>
+                <w:sz w:val="24"/>
+                <w:szCs w:val="24"/>
               </w:rPr>
-              <w:t>7</w:t>
-            </w:r>
-            <w:r>
-              <w:rPr>
-                <w:rFonts w:cs="Arial"/>
-                <w:sz w:val="22"/>
-              </w:rPr>
-              <w:t>.</w:t>
-            </w:r>
-            <w:r>
-              <w:rPr>
-                <w:rFonts w:cs="Arial"/>
-                <w:sz w:val="22"/>
-              </w:rPr>
-              <w:t xml:space="preserve"> Herramientas de software y equipos utilizados</w:t>
+              <w:t>7. Herramientas de software y equipos utilizados</w:t>
             </w:r>
           </w:p>
         </w:tc>
@@ -914,7 +958,19 @@
             <w:tcW w:w="626" w:type="dxa"/>
           </w:tcPr>
           <w:p>
+            <w:pPr>
+              <w:rPr>
+                <w:rFonts w:ascii="Times New Roman" w:hAnsi="Times New Roman" w:cs="Times New Roman"/>
+                <w:sz w:val="24"/>
+                <w:szCs w:val="24"/>
+              </w:rPr>
+            </w:pPr>
             <w:r>
+              <w:rPr>
+                <w:rFonts w:ascii="Times New Roman" w:hAnsi="Times New Roman" w:cs="Times New Roman"/>
+                <w:sz w:val="24"/>
+                <w:szCs w:val="24"/>
+              </w:rPr>
               <w:t>4</w:t>
             </w:r>
           </w:p>
@@ -928,23 +984,18 @@
           <w:p>
             <w:pPr>
               <w:rPr>
-                <w:rFonts w:cs="Arial"/>
-                <w:sz w:val="22"/>
+                <w:rFonts w:ascii="Times New Roman" w:hAnsi="Times New Roman" w:cs="Times New Roman"/>
+                <w:sz w:val="24"/>
+                <w:szCs w:val="24"/>
               </w:rPr>
             </w:pPr>
             <w:r>
               <w:rPr>
-                <w:rFonts w:cs="Arial"/>
-                <w:sz w:val="22"/>
+                <w:rFonts w:ascii="Times New Roman" w:hAnsi="Times New Roman" w:cs="Times New Roman"/>
+                <w:sz w:val="24"/>
+                <w:szCs w:val="24"/>
               </w:rPr>
-              <w:t>8. Resultados esperados</w:t>
-            </w:r>
-            <w:r>
-              <w:rPr>
-                <w:rFonts w:cs="Arial"/>
-                <w:sz w:val="22"/>
-              </w:rPr>
-              <w:t xml:space="preserve"> </w:t>
+              <w:t xml:space="preserve">8. Resultados esperados </w:t>
             </w:r>
           </w:p>
         </w:tc>
@@ -953,7 +1004,19 @@
             <w:tcW w:w="626" w:type="dxa"/>
           </w:tcPr>
           <w:p>
+            <w:pPr>
+              <w:rPr>
+                <w:rFonts w:ascii="Times New Roman" w:hAnsi="Times New Roman" w:cs="Times New Roman"/>
+                <w:sz w:val="24"/>
+                <w:szCs w:val="24"/>
+              </w:rPr>
+            </w:pPr>
             <w:r>
+              <w:rPr>
+                <w:rFonts w:ascii="Times New Roman" w:hAnsi="Times New Roman" w:cs="Times New Roman"/>
+                <w:sz w:val="24"/>
+                <w:szCs w:val="24"/>
+              </w:rPr>
               <w:t>4</w:t>
             </w:r>
           </w:p>
@@ -967,14 +1030,16 @@
           <w:p>
             <w:pPr>
               <w:rPr>
-                <w:rFonts w:cs="Arial"/>
-                <w:sz w:val="22"/>
+                <w:rFonts w:ascii="Times New Roman" w:hAnsi="Times New Roman" w:cs="Times New Roman"/>
+                <w:sz w:val="24"/>
+                <w:szCs w:val="24"/>
               </w:rPr>
             </w:pPr>
             <w:r>
               <w:rPr>
-                <w:rFonts w:cs="Arial"/>
-                <w:sz w:val="22"/>
+                <w:rFonts w:ascii="Times New Roman" w:hAnsi="Times New Roman" w:cs="Times New Roman"/>
+                <w:sz w:val="24"/>
+                <w:szCs w:val="24"/>
               </w:rPr>
               <w:t>9. Conclusión</w:t>
             </w:r>
@@ -985,7 +1050,19 @@
             <w:tcW w:w="626" w:type="dxa"/>
           </w:tcPr>
           <w:p>
+            <w:pPr>
+              <w:rPr>
+                <w:rFonts w:ascii="Times New Roman" w:hAnsi="Times New Roman" w:cs="Times New Roman"/>
+                <w:sz w:val="24"/>
+                <w:szCs w:val="24"/>
+              </w:rPr>
+            </w:pPr>
             <w:r>
+              <w:rPr>
+                <w:rFonts w:ascii="Times New Roman" w:hAnsi="Times New Roman" w:cs="Times New Roman"/>
+                <w:sz w:val="24"/>
+                <w:szCs w:val="24"/>
+              </w:rPr>
               <w:t>6</w:t>
             </w:r>
           </w:p>
@@ -999,30 +1076,18 @@
           <w:p>
             <w:pPr>
               <w:rPr>
-                <w:rFonts w:cs="Arial"/>
-                <w:sz w:val="22"/>
+                <w:rFonts w:ascii="Times New Roman" w:hAnsi="Times New Roman" w:cs="Times New Roman"/>
+                <w:sz w:val="24"/>
+                <w:szCs w:val="24"/>
               </w:rPr>
             </w:pPr>
             <w:r>
               <w:rPr>
-                <w:rFonts w:cs="Arial"/>
-                <w:sz w:val="22"/>
+                <w:rFonts w:ascii="Times New Roman" w:hAnsi="Times New Roman" w:cs="Times New Roman"/>
+                <w:sz w:val="24"/>
+                <w:szCs w:val="24"/>
               </w:rPr>
-              <w:t>10</w:t>
-            </w:r>
-            <w:r>
-              <w:rPr>
-                <w:rFonts w:cs="Arial"/>
-                <w:sz w:val="22"/>
-              </w:rPr>
-              <w:t xml:space="preserve">. </w:t>
-            </w:r>
-            <w:r>
-              <w:rPr>
-                <w:rFonts w:cs="Arial"/>
-                <w:sz w:val="22"/>
-              </w:rPr>
-              <w:t>Referencias</w:t>
+              <w:t>10. Referencias</w:t>
             </w:r>
           </w:p>
         </w:tc>
@@ -1031,7 +1096,19 @@
             <w:tcW w:w="626" w:type="dxa"/>
           </w:tcPr>
           <w:p>
+            <w:pPr>
+              <w:rPr>
+                <w:rFonts w:ascii="Times New Roman" w:hAnsi="Times New Roman" w:cs="Times New Roman"/>
+                <w:sz w:val="24"/>
+                <w:szCs w:val="24"/>
+              </w:rPr>
+            </w:pPr>
             <w:r>
+              <w:rPr>
+                <w:rFonts w:ascii="Times New Roman" w:hAnsi="Times New Roman" w:cs="Times New Roman"/>
+                <w:sz w:val="24"/>
+                <w:szCs w:val="24"/>
+              </w:rPr>
               <w:t>6</w:t>
             </w:r>
           </w:p>
@@ -1045,8 +1122,9 @@
           <w:p>
             <w:pPr>
               <w:rPr>
-                <w:rFonts w:cs="Arial"/>
-                <w:sz w:val="22"/>
+                <w:rFonts w:ascii="Times New Roman" w:hAnsi="Times New Roman" w:cs="Times New Roman"/>
+                <w:sz w:val="24"/>
+                <w:szCs w:val="24"/>
               </w:rPr>
             </w:pPr>
           </w:p>
@@ -1055,7 +1133,15 @@
           <w:tcPr>
             <w:tcW w:w="626" w:type="dxa"/>
           </w:tcPr>
-          <w:p/>
+          <w:p>
+            <w:pPr>
+              <w:rPr>
+                <w:rFonts w:ascii="Times New Roman" w:hAnsi="Times New Roman" w:cs="Times New Roman"/>
+                <w:sz w:val="24"/>
+                <w:szCs w:val="24"/>
+              </w:rPr>
+            </w:pPr>
+          </w:p>
         </w:tc>
       </w:tr>
       <w:tr>
@@ -1066,8 +1152,9 @@
           <w:p>
             <w:pPr>
               <w:rPr>
-                <w:rFonts w:cs="Arial"/>
-                <w:sz w:val="22"/>
+                <w:rFonts w:ascii="Times New Roman" w:hAnsi="Times New Roman" w:cs="Times New Roman"/>
+                <w:sz w:val="24"/>
+                <w:szCs w:val="24"/>
               </w:rPr>
             </w:pPr>
           </w:p>
@@ -1076,7 +1163,15 @@
           <w:tcPr>
             <w:tcW w:w="626" w:type="dxa"/>
           </w:tcPr>
-          <w:p/>
+          <w:p>
+            <w:pPr>
+              <w:rPr>
+                <w:rFonts w:ascii="Times New Roman" w:hAnsi="Times New Roman" w:cs="Times New Roman"/>
+                <w:sz w:val="24"/>
+                <w:szCs w:val="24"/>
+              </w:rPr>
+            </w:pPr>
+          </w:p>
         </w:tc>
       </w:tr>
       <w:tr>
@@ -1087,8 +1182,9 @@
           <w:p>
             <w:pPr>
               <w:rPr>
-                <w:rFonts w:cs="Arial"/>
-                <w:sz w:val="22"/>
+                <w:rFonts w:ascii="Times New Roman" w:hAnsi="Times New Roman" w:cs="Times New Roman"/>
+                <w:sz w:val="24"/>
+                <w:szCs w:val="24"/>
               </w:rPr>
             </w:pPr>
           </w:p>
@@ -1097,7 +1193,15 @@
           <w:tcPr>
             <w:tcW w:w="626" w:type="dxa"/>
           </w:tcPr>
-          <w:p/>
+          <w:p>
+            <w:pPr>
+              <w:rPr>
+                <w:rFonts w:ascii="Times New Roman" w:hAnsi="Times New Roman" w:cs="Times New Roman"/>
+                <w:sz w:val="24"/>
+                <w:szCs w:val="24"/>
+              </w:rPr>
+            </w:pPr>
+          </w:p>
         </w:tc>
       </w:tr>
       <w:tr>
@@ -1108,8 +1212,9 @@
           <w:p>
             <w:pPr>
               <w:rPr>
-                <w:rFonts w:cs="Arial"/>
-                <w:sz w:val="22"/>
+                <w:rFonts w:ascii="Times New Roman" w:hAnsi="Times New Roman" w:cs="Times New Roman"/>
+                <w:sz w:val="24"/>
+                <w:szCs w:val="24"/>
               </w:rPr>
             </w:pPr>
           </w:p>
@@ -1118,7 +1223,15 @@
           <w:tcPr>
             <w:tcW w:w="626" w:type="dxa"/>
           </w:tcPr>
-          <w:p/>
+          <w:p>
+            <w:pPr>
+              <w:rPr>
+                <w:rFonts w:ascii="Times New Roman" w:hAnsi="Times New Roman" w:cs="Times New Roman"/>
+                <w:sz w:val="24"/>
+                <w:szCs w:val="24"/>
+              </w:rPr>
+            </w:pPr>
+          </w:p>
         </w:tc>
       </w:tr>
       <w:tr>
@@ -1129,8 +1242,9 @@
           <w:p>
             <w:pPr>
               <w:rPr>
-                <w:rFonts w:cs="Arial"/>
-                <w:sz w:val="22"/>
+                <w:rFonts w:ascii="Times New Roman" w:hAnsi="Times New Roman" w:cs="Times New Roman"/>
+                <w:sz w:val="24"/>
+                <w:szCs w:val="24"/>
               </w:rPr>
             </w:pPr>
           </w:p>
@@ -1139,7 +1253,15 @@
           <w:tcPr>
             <w:tcW w:w="626" w:type="dxa"/>
           </w:tcPr>
-          <w:p/>
+          <w:p>
+            <w:pPr>
+              <w:rPr>
+                <w:rFonts w:ascii="Times New Roman" w:hAnsi="Times New Roman" w:cs="Times New Roman"/>
+                <w:sz w:val="24"/>
+                <w:szCs w:val="24"/>
+              </w:rPr>
+            </w:pPr>
+          </w:p>
         </w:tc>
       </w:tr>
       <w:tr>
@@ -1150,8 +1272,9 @@
           <w:p>
             <w:pPr>
               <w:rPr>
-                <w:rFonts w:cs="Arial"/>
-                <w:sz w:val="22"/>
+                <w:rFonts w:ascii="Times New Roman" w:hAnsi="Times New Roman" w:cs="Times New Roman"/>
+                <w:sz w:val="24"/>
+                <w:szCs w:val="24"/>
               </w:rPr>
             </w:pPr>
           </w:p>
@@ -1160,7 +1283,15 @@
           <w:tcPr>
             <w:tcW w:w="626" w:type="dxa"/>
           </w:tcPr>
-          <w:p/>
+          <w:p>
+            <w:pPr>
+              <w:rPr>
+                <w:rFonts w:ascii="Times New Roman" w:hAnsi="Times New Roman" w:cs="Times New Roman"/>
+                <w:sz w:val="24"/>
+                <w:szCs w:val="24"/>
+              </w:rPr>
+            </w:pPr>
+          </w:p>
         </w:tc>
       </w:tr>
       <w:tr>
@@ -1171,8 +1302,9 @@
           <w:p>
             <w:pPr>
               <w:rPr>
-                <w:rFonts w:cs="Arial"/>
-                <w:sz w:val="22"/>
+                <w:rFonts w:ascii="Times New Roman" w:hAnsi="Times New Roman" w:cs="Times New Roman"/>
+                <w:sz w:val="24"/>
+                <w:szCs w:val="24"/>
               </w:rPr>
             </w:pPr>
           </w:p>
@@ -1181,7 +1313,15 @@
           <w:tcPr>
             <w:tcW w:w="626" w:type="dxa"/>
           </w:tcPr>
-          <w:p/>
+          <w:p>
+            <w:pPr>
+              <w:rPr>
+                <w:rFonts w:ascii="Times New Roman" w:hAnsi="Times New Roman" w:cs="Times New Roman"/>
+                <w:sz w:val="24"/>
+                <w:szCs w:val="24"/>
+              </w:rPr>
+            </w:pPr>
+          </w:p>
         </w:tc>
       </w:tr>
       <w:tr>
@@ -1192,8 +1332,9 @@
           <w:p>
             <w:pPr>
               <w:rPr>
-                <w:rFonts w:cs="Arial"/>
-                <w:sz w:val="22"/>
+                <w:rFonts w:ascii="Times New Roman" w:hAnsi="Times New Roman" w:cs="Times New Roman"/>
+                <w:sz w:val="24"/>
+                <w:szCs w:val="24"/>
               </w:rPr>
             </w:pPr>
           </w:p>
@@ -1202,32 +1343,216 @@
           <w:tcPr>
             <w:tcW w:w="626" w:type="dxa"/>
           </w:tcPr>
-          <w:p/>
+          <w:p>
+            <w:pPr>
+              <w:rPr>
+                <w:rFonts w:ascii="Times New Roman" w:hAnsi="Times New Roman" w:cs="Times New Roman"/>
+                <w:sz w:val="24"/>
+                <w:szCs w:val="24"/>
+              </w:rPr>
+            </w:pPr>
+          </w:p>
         </w:tc>
       </w:tr>
     </w:tbl>
-    <w:p/>
-    <w:p/>
-    <w:p/>
-    <w:p/>
-    <w:p/>
-    <w:p/>
-    <w:p/>
-    <w:p/>
-    <w:p/>
-    <w:p/>
-    <w:p/>
-    <w:p/>
-    <w:p/>
-    <w:p/>
-    <w:p/>
-    <w:p/>
-    <w:p/>
-    <w:p/>
-    <w:p/>
-    <w:p/>
-    <w:p/>
-    <w:p/>
+    <w:p>
+      <w:pPr>
+        <w:rPr>
+          <w:rFonts w:ascii="Times New Roman" w:hAnsi="Times New Roman" w:cs="Times New Roman"/>
+          <w:sz w:val="24"/>
+          <w:szCs w:val="24"/>
+        </w:rPr>
+      </w:pPr>
+    </w:p>
+    <w:p>
+      <w:pPr>
+        <w:rPr>
+          <w:rFonts w:ascii="Times New Roman" w:hAnsi="Times New Roman" w:cs="Times New Roman"/>
+          <w:sz w:val="24"/>
+          <w:szCs w:val="24"/>
+        </w:rPr>
+      </w:pPr>
+    </w:p>
+    <w:p>
+      <w:pPr>
+        <w:rPr>
+          <w:rFonts w:ascii="Times New Roman" w:hAnsi="Times New Roman" w:cs="Times New Roman"/>
+          <w:sz w:val="24"/>
+          <w:szCs w:val="24"/>
+        </w:rPr>
+      </w:pPr>
+    </w:p>
+    <w:p>
+      <w:pPr>
+        <w:rPr>
+          <w:rFonts w:ascii="Times New Roman" w:hAnsi="Times New Roman" w:cs="Times New Roman"/>
+          <w:sz w:val="24"/>
+          <w:szCs w:val="24"/>
+        </w:rPr>
+      </w:pPr>
+    </w:p>
+    <w:p>
+      <w:pPr>
+        <w:rPr>
+          <w:rFonts w:ascii="Times New Roman" w:hAnsi="Times New Roman" w:cs="Times New Roman"/>
+          <w:sz w:val="24"/>
+          <w:szCs w:val="24"/>
+        </w:rPr>
+      </w:pPr>
+    </w:p>
+    <w:p>
+      <w:pPr>
+        <w:rPr>
+          <w:rFonts w:ascii="Times New Roman" w:hAnsi="Times New Roman" w:cs="Times New Roman"/>
+          <w:sz w:val="24"/>
+          <w:szCs w:val="24"/>
+        </w:rPr>
+      </w:pPr>
+    </w:p>
+    <w:p>
+      <w:pPr>
+        <w:rPr>
+          <w:rFonts w:ascii="Times New Roman" w:hAnsi="Times New Roman" w:cs="Times New Roman"/>
+          <w:sz w:val="24"/>
+          <w:szCs w:val="24"/>
+        </w:rPr>
+      </w:pPr>
+    </w:p>
+    <w:p>
+      <w:pPr>
+        <w:rPr>
+          <w:rFonts w:ascii="Times New Roman" w:hAnsi="Times New Roman" w:cs="Times New Roman"/>
+          <w:sz w:val="24"/>
+          <w:szCs w:val="24"/>
+        </w:rPr>
+      </w:pPr>
+    </w:p>
+    <w:p>
+      <w:pPr>
+        <w:rPr>
+          <w:rFonts w:ascii="Times New Roman" w:hAnsi="Times New Roman" w:cs="Times New Roman"/>
+          <w:sz w:val="24"/>
+          <w:szCs w:val="24"/>
+        </w:rPr>
+      </w:pPr>
+    </w:p>
+    <w:p>
+      <w:pPr>
+        <w:rPr>
+          <w:rFonts w:ascii="Times New Roman" w:hAnsi="Times New Roman" w:cs="Times New Roman"/>
+          <w:sz w:val="24"/>
+          <w:szCs w:val="24"/>
+        </w:rPr>
+      </w:pPr>
+    </w:p>
+    <w:p>
+      <w:pPr>
+        <w:rPr>
+          <w:rFonts w:ascii="Times New Roman" w:hAnsi="Times New Roman" w:cs="Times New Roman"/>
+          <w:sz w:val="24"/>
+          <w:szCs w:val="24"/>
+        </w:rPr>
+      </w:pPr>
+    </w:p>
+    <w:p>
+      <w:pPr>
+        <w:rPr>
+          <w:rFonts w:ascii="Times New Roman" w:hAnsi="Times New Roman" w:cs="Times New Roman"/>
+          <w:sz w:val="24"/>
+          <w:szCs w:val="24"/>
+        </w:rPr>
+      </w:pPr>
+    </w:p>
+    <w:p>
+      <w:pPr>
+        <w:rPr>
+          <w:rFonts w:ascii="Times New Roman" w:hAnsi="Times New Roman" w:cs="Times New Roman"/>
+          <w:sz w:val="24"/>
+          <w:szCs w:val="24"/>
+        </w:rPr>
+      </w:pPr>
+    </w:p>
+    <w:p>
+      <w:pPr>
+        <w:rPr>
+          <w:rFonts w:ascii="Times New Roman" w:hAnsi="Times New Roman" w:cs="Times New Roman"/>
+          <w:sz w:val="24"/>
+          <w:szCs w:val="24"/>
+        </w:rPr>
+      </w:pPr>
+    </w:p>
+    <w:p>
+      <w:pPr>
+        <w:rPr>
+          <w:rFonts w:ascii="Times New Roman" w:hAnsi="Times New Roman" w:cs="Times New Roman"/>
+          <w:sz w:val="24"/>
+          <w:szCs w:val="24"/>
+        </w:rPr>
+      </w:pPr>
+    </w:p>
+    <w:p>
+      <w:pPr>
+        <w:rPr>
+          <w:rFonts w:ascii="Times New Roman" w:hAnsi="Times New Roman" w:cs="Times New Roman"/>
+          <w:sz w:val="24"/>
+          <w:szCs w:val="24"/>
+        </w:rPr>
+      </w:pPr>
+    </w:p>
+    <w:p>
+      <w:pPr>
+        <w:rPr>
+          <w:rFonts w:ascii="Times New Roman" w:hAnsi="Times New Roman" w:cs="Times New Roman"/>
+          <w:sz w:val="24"/>
+          <w:szCs w:val="24"/>
+        </w:rPr>
+      </w:pPr>
+    </w:p>
+    <w:p>
+      <w:pPr>
+        <w:rPr>
+          <w:rFonts w:ascii="Times New Roman" w:hAnsi="Times New Roman" w:cs="Times New Roman"/>
+          <w:sz w:val="24"/>
+          <w:szCs w:val="24"/>
+        </w:rPr>
+      </w:pPr>
+    </w:p>
+    <w:p>
+      <w:pPr>
+        <w:rPr>
+          <w:rFonts w:ascii="Times New Roman" w:hAnsi="Times New Roman" w:cs="Times New Roman"/>
+          <w:sz w:val="24"/>
+          <w:szCs w:val="24"/>
+        </w:rPr>
+      </w:pPr>
+    </w:p>
+    <w:p>
+      <w:pPr>
+        <w:rPr>
+          <w:rFonts w:ascii="Times New Roman" w:hAnsi="Times New Roman" w:cs="Times New Roman"/>
+          <w:sz w:val="24"/>
+          <w:szCs w:val="24"/>
+        </w:rPr>
+      </w:pPr>
+    </w:p>
+    <w:p>
+      <w:pPr>
+        <w:rPr>
+          <w:rFonts w:ascii="Times New Roman" w:hAnsi="Times New Roman" w:cs="Times New Roman"/>
+          <w:sz w:val="24"/>
+          <w:szCs w:val="24"/>
+        </w:rPr>
+      </w:pPr>
+    </w:p>
+    <w:p>
+      <w:pPr>
+        <w:rPr>
+          <w:rFonts w:ascii="Times New Roman" w:hAnsi="Times New Roman" w:cs="Times New Roman"/>
+          <w:sz w:val="24"/>
+          <w:szCs w:val="24"/>
+        </w:rPr>
+      </w:pPr>
+    </w:p>
     <w:p>
       <w:pPr>
         <w:numPr>
@@ -1235,54 +1560,95 @@
           <w:numId w:val="39"/>
         </w:numPr>
         <w:rPr>
+          <w:rFonts w:ascii="Times New Roman" w:hAnsi="Times New Roman" w:cs="Times New Roman"/>
           <w:b/>
           <w:bCs/>
+          <w:sz w:val="24"/>
+          <w:szCs w:val="24"/>
           <w:lang w:val="en-US"/>
         </w:rPr>
       </w:pPr>
       <w:r>
         <w:rPr>
+          <w:rFonts w:ascii="Times New Roman" w:hAnsi="Times New Roman" w:cs="Times New Roman"/>
           <w:b/>
           <w:bCs/>
+          <w:sz w:val="24"/>
+          <w:szCs w:val="24"/>
           <w:lang w:val="en-US"/>
         </w:rPr>
-        <w:t>1</w:t>
-      </w:r>
-      <w:r>
-        <w:rPr>
+        <w:t xml:space="preserve">1. </w:t>
+      </w:r>
+      <w:proofErr w:type="spellStart"/>
+      <w:r>
+        <w:rPr>
+          <w:rFonts w:ascii="Times New Roman" w:hAnsi="Times New Roman" w:cs="Times New Roman"/>
           <w:b/>
           <w:bCs/>
+          <w:sz w:val="24"/>
+          <w:szCs w:val="24"/>
           <w:lang w:val="en-US"/>
         </w:rPr>
-        <w:t xml:space="preserve">. </w:t>
-      </w:r>
-      <w:proofErr w:type="spellStart"/>
-      <w:r>
-        <w:rPr>
+        <w:t>Introducción</w:t>
+      </w:r>
+      <w:proofErr w:type="spellEnd"/>
+    </w:p>
+    <w:p>
+      <w:pPr>
+        <w:ind w:left="360"/>
+        <w:rPr>
+          <w:rFonts w:ascii="Times New Roman" w:hAnsi="Times New Roman" w:cs="Times New Roman"/>
           <w:b/>
           <w:bCs/>
+          <w:sz w:val="24"/>
+          <w:szCs w:val="24"/>
           <w:lang w:val="en-US"/>
         </w:rPr>
-        <w:t>Introducción</w:t>
-      </w:r>
-      <w:proofErr w:type="spellEnd"/>
-    </w:p>
-    <w:p>
-      <w:pPr>
-        <w:ind w:left="360"/>
-        <w:rPr>
-          <w:b/>
-          <w:bCs/>
-          <w:lang w:val="en-US"/>
-        </w:rPr>
-      </w:pPr>
-    </w:p>
-    <w:p>
-      <w:r>
-        <w:t>En el presente informe trataremos el proyecto final de la materia “Procesamiento Embebido de Señales”, el cual se trato de “Controlador de brillo y audio a través de procesamiento de imágenes y símbolos”, en el cual nos basamos en gestos propios de la mano para traducir dichos gestos en la configuración de dos parámetros importantes de una computadora.</w:t>
-      </w:r>
-    </w:p>
-    <w:p/>
+      </w:pPr>
+    </w:p>
+    <w:p>
+      <w:pPr>
+        <w:spacing w:line="360" w:lineRule="auto"/>
+        <w:rPr>
+          <w:rFonts w:ascii="Times New Roman" w:hAnsi="Times New Roman" w:cs="Times New Roman"/>
+          <w:sz w:val="24"/>
+          <w:szCs w:val="24"/>
+        </w:rPr>
+      </w:pPr>
+      <w:r>
+        <w:rPr>
+          <w:rFonts w:ascii="Times New Roman" w:hAnsi="Times New Roman" w:cs="Times New Roman"/>
+          <w:sz w:val="24"/>
+          <w:szCs w:val="24"/>
+        </w:rPr>
+        <w:t xml:space="preserve">En el presente informe trataremos el proyecto final de la materia “Procesamiento Embebido de Señales”, el cual se </w:t>
+      </w:r>
+      <w:r>
+        <w:rPr>
+          <w:rFonts w:ascii="Times New Roman" w:hAnsi="Times New Roman" w:cs="Times New Roman"/>
+          <w:sz w:val="24"/>
+          <w:szCs w:val="24"/>
+        </w:rPr>
+        <w:t>trató</w:t>
+      </w:r>
+      <w:r>
+        <w:rPr>
+          <w:rFonts w:ascii="Times New Roman" w:hAnsi="Times New Roman" w:cs="Times New Roman"/>
+          <w:sz w:val="24"/>
+          <w:szCs w:val="24"/>
+        </w:rPr>
+        <w:t xml:space="preserve"> de “Controlador de brillo y audio a través de procesamiento de imágenes y símbolos”, en el cual nos basamos en gestos propios de la mano para traducir dichos gestos en la configuración de dos parámetros importantes de una computadora.</w:t>
+      </w:r>
+    </w:p>
+    <w:p>
+      <w:pPr>
+        <w:rPr>
+          <w:rFonts w:ascii="Times New Roman" w:hAnsi="Times New Roman" w:cs="Times New Roman"/>
+          <w:sz w:val="24"/>
+          <w:szCs w:val="24"/>
+        </w:rPr>
+      </w:pPr>
+    </w:p>
     <w:p>
       <w:pPr>
         <w:numPr>
@@ -1290,95 +1656,151 @@
           <w:numId w:val="39"/>
         </w:numPr>
         <w:rPr>
+          <w:rFonts w:ascii="Times New Roman" w:hAnsi="Times New Roman" w:cs="Times New Roman"/>
           <w:b/>
           <w:bCs/>
+          <w:sz w:val="24"/>
+          <w:szCs w:val="24"/>
           <w:lang w:val="en-US"/>
         </w:rPr>
       </w:pPr>
       <w:r>
         <w:rPr>
+          <w:rFonts w:ascii="Times New Roman" w:hAnsi="Times New Roman" w:cs="Times New Roman"/>
           <w:b/>
           <w:bCs/>
+          <w:sz w:val="24"/>
+          <w:szCs w:val="24"/>
           <w:lang w:val="en-US"/>
         </w:rPr>
-        <w:t>2</w:t>
-      </w:r>
-      <w:r>
-        <w:rPr>
+        <w:t xml:space="preserve">2. </w:t>
+      </w:r>
+      <w:proofErr w:type="spellStart"/>
+      <w:r>
+        <w:rPr>
+          <w:rFonts w:ascii="Times New Roman" w:hAnsi="Times New Roman" w:cs="Times New Roman"/>
           <w:b/>
           <w:bCs/>
+          <w:sz w:val="24"/>
+          <w:szCs w:val="24"/>
           <w:lang w:val="en-US"/>
         </w:rPr>
-        <w:t xml:space="preserve">. </w:t>
-      </w:r>
-      <w:proofErr w:type="spellStart"/>
-      <w:r>
-        <w:rPr>
+        <w:t>Planteamiento</w:t>
+      </w:r>
+      <w:proofErr w:type="spellEnd"/>
+      <w:r>
+        <w:rPr>
+          <w:rFonts w:ascii="Times New Roman" w:hAnsi="Times New Roman" w:cs="Times New Roman"/>
           <w:b/>
           <w:bCs/>
+          <w:sz w:val="24"/>
+          <w:szCs w:val="24"/>
           <w:lang w:val="en-US"/>
         </w:rPr>
-        <w:t>Planteamiento</w:t>
-      </w:r>
-      <w:proofErr w:type="spellEnd"/>
-      <w:r>
-        <w:rPr>
+        <w:t xml:space="preserve"> del </w:t>
+      </w:r>
+      <w:proofErr w:type="spellStart"/>
+      <w:r>
+        <w:rPr>
+          <w:rFonts w:ascii="Times New Roman" w:hAnsi="Times New Roman" w:cs="Times New Roman"/>
           <w:b/>
           <w:bCs/>
+          <w:sz w:val="24"/>
+          <w:szCs w:val="24"/>
           <w:lang w:val="en-US"/>
         </w:rPr>
-        <w:t xml:space="preserve"> del </w:t>
-      </w:r>
-      <w:proofErr w:type="spellStart"/>
-      <w:r>
-        <w:rPr>
+        <w:t>Problema</w:t>
+      </w:r>
+      <w:proofErr w:type="spellEnd"/>
+    </w:p>
+    <w:p>
+      <w:pPr>
+        <w:ind w:left="360"/>
+        <w:rPr>
+          <w:rFonts w:ascii="Times New Roman" w:hAnsi="Times New Roman" w:cs="Times New Roman"/>
           <w:b/>
           <w:bCs/>
+          <w:sz w:val="24"/>
+          <w:szCs w:val="24"/>
           <w:lang w:val="en-US"/>
         </w:rPr>
-        <w:t>Problema</w:t>
-      </w:r>
-      <w:proofErr w:type="spellEnd"/>
-    </w:p>
-    <w:p>
-      <w:pPr>
-        <w:ind w:left="360"/>
-        <w:rPr>
-          <w:b/>
-          <w:bCs/>
-          <w:lang w:val="en-US"/>
-        </w:rPr>
-      </w:pPr>
-    </w:p>
-    <w:p>
-      <w:r>
+      </w:pPr>
+    </w:p>
+    <w:p>
+      <w:pPr>
+        <w:rPr>
+          <w:rFonts w:ascii="Times New Roman" w:hAnsi="Times New Roman" w:cs="Times New Roman"/>
+          <w:sz w:val="24"/>
+          <w:szCs w:val="24"/>
+        </w:rPr>
+      </w:pPr>
+      <w:r>
+        <w:rPr>
+          <w:rFonts w:ascii="Times New Roman" w:hAnsi="Times New Roman" w:cs="Times New Roman"/>
+          <w:sz w:val="24"/>
+          <w:szCs w:val="24"/>
+        </w:rPr>
         <w:t>Los métodos tradicionales de ajuste de volumen y brillo requieren contacto físico</w:t>
       </w:r>
       <w:r>
+        <w:rPr>
+          <w:rFonts w:ascii="Times New Roman" w:hAnsi="Times New Roman" w:cs="Times New Roman"/>
+          <w:sz w:val="24"/>
+          <w:szCs w:val="24"/>
+        </w:rPr>
         <w:t xml:space="preserve"> con algún periférico de la computadora</w:t>
       </w:r>
       <w:r>
+        <w:rPr>
+          <w:rFonts w:ascii="Times New Roman" w:hAnsi="Times New Roman" w:cs="Times New Roman"/>
+          <w:sz w:val="24"/>
+          <w:szCs w:val="24"/>
+        </w:rPr>
         <w:t xml:space="preserve">, lo cual puede ser </w:t>
       </w:r>
       <w:r>
+        <w:rPr>
+          <w:rFonts w:ascii="Times New Roman" w:hAnsi="Times New Roman" w:cs="Times New Roman"/>
+          <w:sz w:val="24"/>
+          <w:szCs w:val="24"/>
+        </w:rPr>
         <w:t>poco práctico</w:t>
       </w:r>
       <w:r>
+        <w:rPr>
+          <w:rFonts w:ascii="Times New Roman" w:hAnsi="Times New Roman" w:cs="Times New Roman"/>
+          <w:sz w:val="24"/>
+          <w:szCs w:val="24"/>
+        </w:rPr>
         <w:t xml:space="preserve"> en determinadas situaciones o en equipos con controles físicos limitados.</w:t>
       </w:r>
     </w:p>
     <w:p>
-      <w:r>
-        <w:t xml:space="preserve">La implementación de un </w:t>
-      </w:r>
-      <w:r>
-        <w:t xml:space="preserve">sistema </w:t>
-      </w:r>
-      <w:r>
-        <w:t>de control gestual permitirá a los usuarios realizar estos ajustes de forma rápida y natural.</w:t>
-      </w:r>
-    </w:p>
-    <w:p/>
+      <w:pPr>
+        <w:rPr>
+          <w:rFonts w:ascii="Times New Roman" w:hAnsi="Times New Roman" w:cs="Times New Roman"/>
+          <w:sz w:val="24"/>
+          <w:szCs w:val="24"/>
+        </w:rPr>
+      </w:pPr>
+      <w:r>
+        <w:rPr>
+          <w:rFonts w:ascii="Times New Roman" w:hAnsi="Times New Roman" w:cs="Times New Roman"/>
+          <w:sz w:val="24"/>
+          <w:szCs w:val="24"/>
+        </w:rPr>
+        <w:t>La implementación de un sistema de control gestual permitirá a los usuarios realizar estos ajustes de forma rápida y natural.</w:t>
+      </w:r>
+    </w:p>
+    <w:p>
+      <w:pPr>
+        <w:rPr>
+          <w:rFonts w:ascii="Times New Roman" w:hAnsi="Times New Roman" w:cs="Times New Roman"/>
+          <w:sz w:val="24"/>
+          <w:szCs w:val="24"/>
+        </w:rPr>
+      </w:pPr>
+    </w:p>
     <w:p>
       <w:pPr>
         <w:numPr>
@@ -1386,32 +1808,33 @@
           <w:numId w:val="39"/>
         </w:numPr>
         <w:rPr>
+          <w:rFonts w:ascii="Times New Roman" w:hAnsi="Times New Roman" w:cs="Times New Roman"/>
           <w:b/>
           <w:bCs/>
+          <w:sz w:val="24"/>
+          <w:szCs w:val="24"/>
           <w:lang w:val="en-US"/>
         </w:rPr>
       </w:pPr>
       <w:r>
         <w:rPr>
+          <w:rFonts w:ascii="Times New Roman" w:hAnsi="Times New Roman" w:cs="Times New Roman"/>
           <w:b/>
           <w:bCs/>
+          <w:sz w:val="24"/>
+          <w:szCs w:val="24"/>
           <w:lang w:val="en-US"/>
         </w:rPr>
-        <w:t>3</w:t>
-      </w:r>
-      <w:r>
-        <w:rPr>
+        <w:t xml:space="preserve">3. </w:t>
+      </w:r>
+      <w:proofErr w:type="spellStart"/>
+      <w:r>
+        <w:rPr>
+          <w:rFonts w:ascii="Times New Roman" w:hAnsi="Times New Roman" w:cs="Times New Roman"/>
           <w:b/>
           <w:bCs/>
-          <w:lang w:val="en-US"/>
-        </w:rPr>
-        <w:t xml:space="preserve">. </w:t>
-      </w:r>
-      <w:proofErr w:type="spellStart"/>
-      <w:r>
-        <w:rPr>
-          <w:b/>
-          <w:bCs/>
+          <w:sz w:val="24"/>
+          <w:szCs w:val="24"/>
           <w:lang w:val="en-US"/>
         </w:rPr>
         <w:t>Objetivos</w:t>
@@ -1425,16 +1848,22 @@
           <w:numId w:val="39"/>
         </w:numPr>
         <w:rPr>
+          <w:rFonts w:ascii="Times New Roman" w:hAnsi="Times New Roman" w:cs="Times New Roman"/>
           <w:b/>
           <w:bCs/>
+          <w:sz w:val="24"/>
+          <w:szCs w:val="24"/>
           <w:lang w:val="en-US"/>
         </w:rPr>
       </w:pPr>
       <w:proofErr w:type="spellStart"/>
       <w:r>
         <w:rPr>
+          <w:rFonts w:ascii="Times New Roman" w:hAnsi="Times New Roman" w:cs="Times New Roman"/>
           <w:b/>
           <w:bCs/>
+          <w:sz w:val="24"/>
+          <w:szCs w:val="24"/>
           <w:lang w:val="en-US"/>
         </w:rPr>
         <w:t>Objetivo</w:t>
@@ -1442,8 +1871,11 @@
       <w:proofErr w:type="spellEnd"/>
       <w:r>
         <w:rPr>
+          <w:rFonts w:ascii="Times New Roman" w:hAnsi="Times New Roman" w:cs="Times New Roman"/>
           <w:b/>
           <w:bCs/>
+          <w:sz w:val="24"/>
+          <w:szCs w:val="24"/>
           <w:lang w:val="en-US"/>
         </w:rPr>
         <w:t xml:space="preserve"> General</w:t>
@@ -1453,21 +1885,49 @@
       <w:pPr>
         <w:ind w:left="720"/>
         <w:rPr>
+          <w:rFonts w:ascii="Times New Roman" w:hAnsi="Times New Roman" w:cs="Times New Roman"/>
           <w:b/>
           <w:bCs/>
+          <w:sz w:val="24"/>
+          <w:szCs w:val="24"/>
           <w:lang w:val="en-US"/>
         </w:rPr>
       </w:pPr>
     </w:p>
     <w:p>
-      <w:r>
+      <w:pPr>
+        <w:rPr>
+          <w:rFonts w:ascii="Times New Roman" w:hAnsi="Times New Roman" w:cs="Times New Roman"/>
+          <w:sz w:val="24"/>
+          <w:szCs w:val="24"/>
+        </w:rPr>
+      </w:pPr>
+      <w:r>
+        <w:rPr>
+          <w:rFonts w:ascii="Times New Roman" w:hAnsi="Times New Roman" w:cs="Times New Roman"/>
+          <w:sz w:val="24"/>
+          <w:szCs w:val="24"/>
+        </w:rPr>
         <w:t>El objetivo general fue d</w:t>
       </w:r>
       <w:r>
+        <w:rPr>
+          <w:rFonts w:ascii="Times New Roman" w:hAnsi="Times New Roman" w:cs="Times New Roman"/>
+          <w:sz w:val="24"/>
+          <w:szCs w:val="24"/>
+        </w:rPr>
         <w:t>esarrollar un sistema de control de volumen y brillo para una computadora utilizando gestos de manos detectados mediante visión por computadora.</w:t>
       </w:r>
     </w:p>
-    <w:p/>
+    <w:p>
+      <w:pPr>
+        <w:rPr>
+          <w:rFonts w:ascii="Times New Roman" w:hAnsi="Times New Roman" w:cs="Times New Roman"/>
+          <w:sz w:val="24"/>
+          <w:szCs w:val="24"/>
+        </w:rPr>
+      </w:pPr>
+    </w:p>
     <w:p>
       <w:pPr>
         <w:numPr>
@@ -1475,16 +1935,22 @@
           <w:numId w:val="39"/>
         </w:numPr>
         <w:rPr>
+          <w:rFonts w:ascii="Times New Roman" w:hAnsi="Times New Roman" w:cs="Times New Roman"/>
           <w:b/>
           <w:bCs/>
+          <w:sz w:val="24"/>
+          <w:szCs w:val="24"/>
           <w:lang w:val="en-US"/>
         </w:rPr>
       </w:pPr>
       <w:proofErr w:type="spellStart"/>
       <w:r>
         <w:rPr>
+          <w:rFonts w:ascii="Times New Roman" w:hAnsi="Times New Roman" w:cs="Times New Roman"/>
           <w:b/>
           <w:bCs/>
+          <w:sz w:val="24"/>
+          <w:szCs w:val="24"/>
           <w:lang w:val="en-US"/>
         </w:rPr>
         <w:t>Objetivos</w:t>
@@ -1492,8 +1958,11 @@
       <w:proofErr w:type="spellEnd"/>
       <w:r>
         <w:rPr>
+          <w:rFonts w:ascii="Times New Roman" w:hAnsi="Times New Roman" w:cs="Times New Roman"/>
           <w:b/>
           <w:bCs/>
+          <w:sz w:val="24"/>
+          <w:szCs w:val="24"/>
           <w:lang w:val="en-US"/>
         </w:rPr>
         <w:t xml:space="preserve"> </w:t>
@@ -1501,8 +1970,11 @@
       <w:proofErr w:type="spellStart"/>
       <w:r>
         <w:rPr>
+          <w:rFonts w:ascii="Times New Roman" w:hAnsi="Times New Roman" w:cs="Times New Roman"/>
           <w:b/>
           <w:bCs/>
+          <w:sz w:val="24"/>
+          <w:szCs w:val="24"/>
           <w:lang w:val="en-US"/>
         </w:rPr>
         <w:t>Específicos</w:t>
@@ -1515,24 +1987,54 @@
           <w:ilvl w:val="0"/>
           <w:numId w:val="39"/>
         </w:numPr>
-      </w:pPr>
-      <w:r>
+        <w:rPr>
+          <w:rFonts w:ascii="Times New Roman" w:hAnsi="Times New Roman" w:cs="Times New Roman"/>
+          <w:sz w:val="24"/>
+          <w:szCs w:val="24"/>
+        </w:rPr>
+      </w:pPr>
+      <w:r>
+        <w:rPr>
+          <w:rFonts w:ascii="Times New Roman" w:hAnsi="Times New Roman" w:cs="Times New Roman"/>
+          <w:sz w:val="24"/>
+          <w:szCs w:val="24"/>
+        </w:rPr>
         <w:t xml:space="preserve">Implementar un sistema de detección de manos y reconocimiento de dedos usando Python y librerías como </w:t>
       </w:r>
       <w:proofErr w:type="spellStart"/>
       <w:r>
+        <w:rPr>
+          <w:rFonts w:ascii="Times New Roman" w:hAnsi="Times New Roman" w:cs="Times New Roman"/>
+          <w:sz w:val="24"/>
+          <w:szCs w:val="24"/>
+        </w:rPr>
         <w:t>OpenCV</w:t>
       </w:r>
       <w:proofErr w:type="spellEnd"/>
       <w:r>
+        <w:rPr>
+          <w:rFonts w:ascii="Times New Roman" w:hAnsi="Times New Roman" w:cs="Times New Roman"/>
+          <w:sz w:val="24"/>
+          <w:szCs w:val="24"/>
+        </w:rPr>
         <w:t xml:space="preserve"> y </w:t>
       </w:r>
       <w:proofErr w:type="spellStart"/>
       <w:r>
+        <w:rPr>
+          <w:rFonts w:ascii="Times New Roman" w:hAnsi="Times New Roman" w:cs="Times New Roman"/>
+          <w:sz w:val="24"/>
+          <w:szCs w:val="24"/>
+        </w:rPr>
         <w:t>Mediapipe</w:t>
       </w:r>
       <w:proofErr w:type="spellEnd"/>
       <w:r>
+        <w:rPr>
+          <w:rFonts w:ascii="Times New Roman" w:hAnsi="Times New Roman" w:cs="Times New Roman"/>
+          <w:sz w:val="24"/>
+          <w:szCs w:val="24"/>
+        </w:rPr>
         <w:t>.</w:t>
       </w:r>
     </w:p>
@@ -1542,8 +2044,18 @@
           <w:ilvl w:val="0"/>
           <w:numId w:val="39"/>
         </w:numPr>
-      </w:pPr>
-      <w:r>
+        <w:rPr>
+          <w:rFonts w:ascii="Times New Roman" w:hAnsi="Times New Roman" w:cs="Times New Roman"/>
+          <w:sz w:val="24"/>
+          <w:szCs w:val="24"/>
+        </w:rPr>
+      </w:pPr>
+      <w:r>
+        <w:rPr>
+          <w:rFonts w:ascii="Times New Roman" w:hAnsi="Times New Roman" w:cs="Times New Roman"/>
+          <w:sz w:val="24"/>
+          <w:szCs w:val="24"/>
+        </w:rPr>
         <w:t>Asignar niveles de brillo y volumen en función de la cantidad de dedos levantados.</w:t>
       </w:r>
     </w:p>
@@ -1553,9 +2065,67 @@
           <w:ilvl w:val="0"/>
           <w:numId w:val="39"/>
         </w:numPr>
-      </w:pPr>
-      <w:r>
-        <w:t>Desarrollar una funcionalidad de cambio de modo (brillo o volumen) mediante el reconocimiento de mano derecha/izquierda o un gesto de "área mínima".</w:t>
+        <w:rPr>
+          <w:rFonts w:ascii="Times New Roman" w:hAnsi="Times New Roman" w:cs="Times New Roman"/>
+          <w:sz w:val="24"/>
+          <w:szCs w:val="24"/>
+        </w:rPr>
+      </w:pPr>
+      <w:r>
+        <w:rPr>
+          <w:rFonts w:ascii="Times New Roman" w:hAnsi="Times New Roman" w:cs="Times New Roman"/>
+          <w:sz w:val="24"/>
+          <w:szCs w:val="24"/>
+        </w:rPr>
+        <w:t>Desarrollar una funcionalidad de cambio de modo (brillo o volumen) mediante el reconocimiento de mano derecha/izquierda</w:t>
+      </w:r>
+      <w:r>
+        <w:rPr>
+          <w:rFonts w:ascii="Times New Roman" w:hAnsi="Times New Roman" w:cs="Times New Roman"/>
+          <w:sz w:val="24"/>
+          <w:szCs w:val="24"/>
+        </w:rPr>
+        <w:t xml:space="preserve"> y cantidad de dedos levantados para ajustar dichos niveles</w:t>
+      </w:r>
+      <w:r>
+        <w:rPr>
+          <w:rFonts w:ascii="Times New Roman" w:hAnsi="Times New Roman" w:cs="Times New Roman"/>
+          <w:sz w:val="24"/>
+          <w:szCs w:val="24"/>
+        </w:rPr>
+        <w:t xml:space="preserve"> o</w:t>
+      </w:r>
+      <w:r>
+        <w:rPr>
+          <w:rFonts w:ascii="Times New Roman" w:hAnsi="Times New Roman" w:cs="Times New Roman"/>
+          <w:sz w:val="24"/>
+          <w:szCs w:val="24"/>
+        </w:rPr>
+        <w:t xml:space="preserve"> a través de detección</w:t>
+      </w:r>
+      <w:r>
+        <w:rPr>
+          <w:rFonts w:ascii="Times New Roman" w:hAnsi="Times New Roman" w:cs="Times New Roman"/>
+          <w:sz w:val="24"/>
+          <w:szCs w:val="24"/>
+        </w:rPr>
+        <w:t xml:space="preserve"> de "área mínima"</w:t>
+      </w:r>
+      <w:r>
+        <w:rPr>
+          <w:rFonts w:ascii="Times New Roman" w:hAnsi="Times New Roman" w:cs="Times New Roman"/>
+          <w:sz w:val="24"/>
+          <w:szCs w:val="24"/>
+        </w:rPr>
+        <w:t xml:space="preserve"> de cada mano</w:t>
+      </w:r>
+      <w:r>
+        <w:rPr>
+          <w:rFonts w:ascii="Times New Roman" w:hAnsi="Times New Roman" w:cs="Times New Roman"/>
+          <w:sz w:val="24"/>
+          <w:szCs w:val="24"/>
+        </w:rPr>
+        <w:t>.</w:t>
       </w:r>
     </w:p>
     <w:p>
@@ -1564,14 +2134,29 @@
           <w:ilvl w:val="0"/>
           <w:numId w:val="39"/>
         </w:numPr>
-      </w:pPr>
-      <w:r>
+        <w:rPr>
+          <w:rFonts w:ascii="Times New Roman" w:hAnsi="Times New Roman" w:cs="Times New Roman"/>
+          <w:sz w:val="24"/>
+          <w:szCs w:val="24"/>
+        </w:rPr>
+      </w:pPr>
+      <w:r>
+        <w:rPr>
+          <w:rFonts w:ascii="Times New Roman" w:hAnsi="Times New Roman" w:cs="Times New Roman"/>
+          <w:sz w:val="24"/>
+          <w:szCs w:val="24"/>
+        </w:rPr>
         <w:t>Crear una interfaz visual simple que indique al usuario el modo actual y el nivel seleccionado.</w:t>
       </w:r>
     </w:p>
     <w:p>
       <w:pPr>
         <w:ind w:left="720"/>
+        <w:rPr>
+          <w:rFonts w:ascii="Times New Roman" w:hAnsi="Times New Roman" w:cs="Times New Roman"/>
+          <w:sz w:val="24"/>
+          <w:szCs w:val="24"/>
+        </w:rPr>
       </w:pPr>
     </w:p>
     <w:p>
@@ -1581,23 +2166,32 @@
           <w:numId w:val="39"/>
         </w:numPr>
         <w:rPr>
+          <w:rFonts w:ascii="Times New Roman" w:hAnsi="Times New Roman" w:cs="Times New Roman"/>
           <w:b/>
           <w:bCs/>
+          <w:sz w:val="24"/>
+          <w:szCs w:val="24"/>
           <w:lang w:val="en-US"/>
         </w:rPr>
       </w:pPr>
       <w:r>
         <w:rPr>
+          <w:rFonts w:ascii="Times New Roman" w:hAnsi="Times New Roman" w:cs="Times New Roman"/>
           <w:b/>
           <w:bCs/>
+          <w:sz w:val="24"/>
+          <w:szCs w:val="24"/>
           <w:lang w:val="en-US"/>
         </w:rPr>
         <w:t>4</w:t>
       </w:r>
       <w:r>
         <w:rPr>
+          <w:rFonts w:ascii="Times New Roman" w:hAnsi="Times New Roman" w:cs="Times New Roman"/>
           <w:b/>
           <w:bCs/>
+          <w:sz w:val="24"/>
+          <w:szCs w:val="24"/>
           <w:lang w:val="en-US"/>
         </w:rPr>
         <w:t xml:space="preserve">. </w:t>
@@ -1605,8 +2199,11 @@
       <w:proofErr w:type="spellStart"/>
       <w:r>
         <w:rPr>
+          <w:rFonts w:ascii="Times New Roman" w:hAnsi="Times New Roman" w:cs="Times New Roman"/>
           <w:b/>
           <w:bCs/>
+          <w:sz w:val="24"/>
+          <w:szCs w:val="24"/>
           <w:lang w:val="en-US"/>
         </w:rPr>
         <w:t>Justificación</w:t>
@@ -1614,17 +2211,56 @@
       <w:proofErr w:type="spellEnd"/>
     </w:p>
     <w:p>
-      <w:r>
-        <w:t xml:space="preserve">Este proyecto ofrece una alternativa eficiente al control de volumen y brillo mediante métodos tradicionales. El uso de gestos como interfaz de entrada ofrece una experiencia interactiva, especialmente útil para usuarios que buscan simplificar su interacción con la computadora. </w:t>
-      </w:r>
-      <w:r>
+      <w:pPr>
+        <w:rPr>
+          <w:rFonts w:ascii="Times New Roman" w:hAnsi="Times New Roman" w:cs="Times New Roman"/>
+          <w:sz w:val="24"/>
+          <w:szCs w:val="24"/>
+        </w:rPr>
+      </w:pPr>
+      <w:r>
+        <w:rPr>
+          <w:rFonts w:ascii="Times New Roman" w:hAnsi="Times New Roman" w:cs="Times New Roman"/>
+          <w:sz w:val="24"/>
+          <w:szCs w:val="24"/>
+        </w:rPr>
+        <w:t xml:space="preserve">Este proyecto ofrece una alternativa eficiente al control de volumen y brillo mediante métodos tradicionales. El uso de gestos como interfaz de entrada ofrece una experiencia interactiva, especialmente útil para usuarios que buscan simplificar su interacción con la </w:t>
+      </w:r>
+      <w:r>
+        <w:rPr>
+          <w:rFonts w:ascii="Times New Roman" w:hAnsi="Times New Roman" w:cs="Times New Roman"/>
+          <w:sz w:val="24"/>
+          <w:szCs w:val="24"/>
+        </w:rPr>
+        <w:lastRenderedPageBreak/>
+        <w:t xml:space="preserve">computadora. </w:t>
+      </w:r>
+      <w:r>
+        <w:rPr>
+          <w:rFonts w:ascii="Times New Roman" w:hAnsi="Times New Roman" w:cs="Times New Roman"/>
+          <w:sz w:val="24"/>
+          <w:szCs w:val="24"/>
+        </w:rPr>
         <w:t>A</w:t>
       </w:r>
       <w:r>
+        <w:rPr>
+          <w:rFonts w:ascii="Times New Roman" w:hAnsi="Times New Roman" w:cs="Times New Roman"/>
+          <w:sz w:val="24"/>
+          <w:szCs w:val="24"/>
+        </w:rPr>
         <w:t>demás de mejorar la accesibilidad, fomenta el uso de interfaces de usuario avanzadas y podría ser aplicada en otros sistemas de control en el futuro.</w:t>
       </w:r>
     </w:p>
-    <w:p/>
+    <w:p>
+      <w:pPr>
+        <w:rPr>
+          <w:rFonts w:ascii="Times New Roman" w:hAnsi="Times New Roman" w:cs="Times New Roman"/>
+          <w:sz w:val="24"/>
+          <w:szCs w:val="24"/>
+        </w:rPr>
+      </w:pPr>
+    </w:p>
     <w:p>
       <w:pPr>
         <w:numPr>
@@ -1632,23 +2268,32 @@
           <w:numId w:val="39"/>
         </w:numPr>
         <w:rPr>
+          <w:rFonts w:ascii="Times New Roman" w:hAnsi="Times New Roman" w:cs="Times New Roman"/>
           <w:b/>
           <w:bCs/>
+          <w:sz w:val="24"/>
+          <w:szCs w:val="24"/>
           <w:lang w:val="en-US"/>
         </w:rPr>
       </w:pPr>
       <w:r>
         <w:rPr>
+          <w:rFonts w:ascii="Times New Roman" w:hAnsi="Times New Roman" w:cs="Times New Roman"/>
           <w:b/>
           <w:bCs/>
+          <w:sz w:val="24"/>
+          <w:szCs w:val="24"/>
           <w:lang w:val="en-US"/>
         </w:rPr>
         <w:t>5</w:t>
       </w:r>
       <w:r>
         <w:rPr>
+          <w:rFonts w:ascii="Times New Roman" w:hAnsi="Times New Roman" w:cs="Times New Roman"/>
           <w:b/>
           <w:bCs/>
+          <w:sz w:val="24"/>
+          <w:szCs w:val="24"/>
           <w:lang w:val="en-US"/>
         </w:rPr>
         <w:t xml:space="preserve">. </w:t>
@@ -1656,8 +2301,11 @@
       <w:proofErr w:type="spellStart"/>
       <w:r>
         <w:rPr>
+          <w:rFonts w:ascii="Times New Roman" w:hAnsi="Times New Roman" w:cs="Times New Roman"/>
           <w:b/>
           <w:bCs/>
+          <w:sz w:val="24"/>
+          <w:szCs w:val="24"/>
           <w:lang w:val="en-US"/>
         </w:rPr>
         <w:t>Alcance</w:t>
@@ -1665,8 +2313,11 @@
       <w:proofErr w:type="spellEnd"/>
       <w:r>
         <w:rPr>
+          <w:rFonts w:ascii="Times New Roman" w:hAnsi="Times New Roman" w:cs="Times New Roman"/>
           <w:b/>
           <w:bCs/>
+          <w:sz w:val="24"/>
+          <w:szCs w:val="24"/>
           <w:lang w:val="en-US"/>
         </w:rPr>
         <w:t xml:space="preserve"> del Proyecto</w:t>
@@ -1676,16 +2327,22 @@
       <w:pPr>
         <w:ind w:left="720"/>
         <w:rPr>
+          <w:rFonts w:ascii="Times New Roman" w:hAnsi="Times New Roman" w:cs="Times New Roman"/>
           <w:b/>
           <w:bCs/>
+          <w:sz w:val="24"/>
+          <w:szCs w:val="24"/>
           <w:u w:val="single"/>
           <w:lang w:val="en-US"/>
         </w:rPr>
       </w:pPr>
       <w:r>
         <w:rPr>
+          <w:rFonts w:ascii="Times New Roman" w:hAnsi="Times New Roman" w:cs="Times New Roman"/>
           <w:b/>
           <w:bCs/>
+          <w:sz w:val="24"/>
+          <w:szCs w:val="24"/>
           <w:u w:val="single"/>
           <w:lang w:val="en-US"/>
         </w:rPr>
@@ -1698,15 +2355,28 @@
           <w:ilvl w:val="0"/>
           <w:numId w:val="40"/>
         </w:numPr>
-      </w:pPr>
-      <w:r>
-        <w:rPr>
+        <w:rPr>
+          <w:rFonts w:ascii="Times New Roman" w:hAnsi="Times New Roman" w:cs="Times New Roman"/>
+          <w:sz w:val="24"/>
+          <w:szCs w:val="24"/>
+        </w:rPr>
+      </w:pPr>
+      <w:r>
+        <w:rPr>
+          <w:rFonts w:ascii="Times New Roman" w:hAnsi="Times New Roman" w:cs="Times New Roman"/>
           <w:b/>
           <w:bCs/>
+          <w:sz w:val="24"/>
+          <w:szCs w:val="24"/>
         </w:rPr>
         <w:t>Detección de manos y reconocimiento de dedos</w:t>
       </w:r>
       <w:r>
+        <w:rPr>
+          <w:rFonts w:ascii="Times New Roman" w:hAnsi="Times New Roman" w:cs="Times New Roman"/>
+          <w:sz w:val="24"/>
+          <w:szCs w:val="24"/>
+        </w:rPr>
         <w:t>: Implementación de un modelo de detección que reconozca la cantidad de dedos levantados para asignar los niveles de volumen o brillo.</w:t>
       </w:r>
     </w:p>
@@ -1716,29 +2386,48 @@
           <w:ilvl w:val="0"/>
           <w:numId w:val="40"/>
         </w:numPr>
-      </w:pPr>
-      <w:r>
-        <w:rPr>
+        <w:rPr>
+          <w:rFonts w:ascii="Times New Roman" w:hAnsi="Times New Roman" w:cs="Times New Roman"/>
+          <w:sz w:val="24"/>
+          <w:szCs w:val="24"/>
+        </w:rPr>
+      </w:pPr>
+      <w:r>
+        <w:rPr>
+          <w:rFonts w:ascii="Times New Roman" w:hAnsi="Times New Roman" w:cs="Times New Roman"/>
           <w:b/>
           <w:bCs/>
+          <w:sz w:val="24"/>
+          <w:szCs w:val="24"/>
         </w:rPr>
         <w:t>Control de volumen y</w:t>
       </w:r>
       <w:r>
         <w:rPr>
+          <w:rFonts w:ascii="Times New Roman" w:hAnsi="Times New Roman" w:cs="Times New Roman"/>
           <w:b/>
           <w:bCs/>
+          <w:sz w:val="24"/>
+          <w:szCs w:val="24"/>
         </w:rPr>
         <w:t>/o</w:t>
       </w:r>
       <w:r>
         <w:rPr>
+          <w:rFonts w:ascii="Times New Roman" w:hAnsi="Times New Roman" w:cs="Times New Roman"/>
           <w:b/>
           <w:bCs/>
+          <w:sz w:val="24"/>
+          <w:szCs w:val="24"/>
         </w:rPr>
         <w:t xml:space="preserve"> brillo</w:t>
       </w:r>
       <w:r>
+        <w:rPr>
+          <w:rFonts w:ascii="Times New Roman" w:hAnsi="Times New Roman" w:cs="Times New Roman"/>
+          <w:sz w:val="24"/>
+          <w:szCs w:val="24"/>
+        </w:rPr>
         <w:t>: Ajuste de estos parámetros en cinco niveles según la cantidad de dedos detectados (1-5).</w:t>
       </w:r>
     </w:p>
@@ -1748,15 +2437,28 @@
           <w:ilvl w:val="0"/>
           <w:numId w:val="40"/>
         </w:numPr>
-      </w:pPr>
-      <w:r>
-        <w:rPr>
+        <w:rPr>
+          <w:rFonts w:ascii="Times New Roman" w:hAnsi="Times New Roman" w:cs="Times New Roman"/>
+          <w:sz w:val="24"/>
+          <w:szCs w:val="24"/>
+        </w:rPr>
+      </w:pPr>
+      <w:r>
+        <w:rPr>
+          <w:rFonts w:ascii="Times New Roman" w:hAnsi="Times New Roman" w:cs="Times New Roman"/>
           <w:b/>
           <w:bCs/>
+          <w:sz w:val="24"/>
+          <w:szCs w:val="24"/>
         </w:rPr>
         <w:t>Alternancia entre modos (volumen o brillo)</w:t>
       </w:r>
       <w:r>
+        <w:rPr>
+          <w:rFonts w:ascii="Times New Roman" w:hAnsi="Times New Roman" w:cs="Times New Roman"/>
+          <w:sz w:val="24"/>
+          <w:szCs w:val="24"/>
+        </w:rPr>
         <w:t>: Implementación de uno de los dos métodos de distinción (mano izquierda/derecha o gesto de "área mínima").</w:t>
       </w:r>
     </w:p>
@@ -1764,19 +2466,28 @@
       <w:pPr>
         <w:ind w:left="708"/>
         <w:rPr>
+          <w:rFonts w:ascii="Times New Roman" w:hAnsi="Times New Roman" w:cs="Times New Roman"/>
+          <w:sz w:val="24"/>
+          <w:szCs w:val="24"/>
           <w:u w:val="single"/>
         </w:rPr>
       </w:pPr>
       <w:r>
         <w:rPr>
+          <w:rFonts w:ascii="Times New Roman" w:hAnsi="Times New Roman" w:cs="Times New Roman"/>
           <w:b/>
           <w:bCs/>
+          <w:sz w:val="24"/>
+          <w:szCs w:val="24"/>
           <w:u w:val="single"/>
         </w:rPr>
         <w:t>Etapa 2</w:t>
       </w:r>
       <w:r>
         <w:rPr>
+          <w:rFonts w:ascii="Times New Roman" w:hAnsi="Times New Roman" w:cs="Times New Roman"/>
+          <w:sz w:val="24"/>
+          <w:szCs w:val="24"/>
           <w:u w:val="single"/>
         </w:rPr>
         <w:t>:</w:t>
@@ -1788,15 +2499,28 @@
           <w:ilvl w:val="0"/>
           <w:numId w:val="40"/>
         </w:numPr>
-      </w:pPr>
-      <w:r>
-        <w:rPr>
+        <w:rPr>
+          <w:rFonts w:ascii="Times New Roman" w:hAnsi="Times New Roman" w:cs="Times New Roman"/>
+          <w:sz w:val="24"/>
+          <w:szCs w:val="24"/>
+        </w:rPr>
+      </w:pPr>
+      <w:r>
+        <w:rPr>
+          <w:rFonts w:ascii="Times New Roman" w:hAnsi="Times New Roman" w:cs="Times New Roman"/>
           <w:b/>
           <w:bCs/>
+          <w:sz w:val="24"/>
+          <w:szCs w:val="24"/>
         </w:rPr>
         <w:t>Interfaz gráfica</w:t>
       </w:r>
       <w:r>
+        <w:rPr>
+          <w:rFonts w:ascii="Times New Roman" w:hAnsi="Times New Roman" w:cs="Times New Roman"/>
+          <w:sz w:val="24"/>
+          <w:szCs w:val="24"/>
+        </w:rPr>
         <w:t xml:space="preserve"> (opcional): Visualización en tiempo real del nivel de ajuste y del modo activo en la computadora.</w:t>
       </w:r>
     </w:p>
@@ -1807,20 +2531,46 @@
           <w:numId w:val="40"/>
         </w:numPr>
         <w:rPr>
+          <w:rFonts w:ascii="Times New Roman" w:hAnsi="Times New Roman" w:cs="Times New Roman"/>
           <w:b/>
           <w:bCs/>
-        </w:rPr>
-      </w:pPr>
-      <w:r>
-        <w:rPr>
+          <w:sz w:val="24"/>
+          <w:szCs w:val="24"/>
+        </w:rPr>
+      </w:pPr>
+      <w:r>
+        <w:rPr>
+          <w:rFonts w:ascii="Times New Roman" w:hAnsi="Times New Roman" w:cs="Times New Roman"/>
           <w:b/>
           <w:bCs/>
-        </w:rPr>
-        <w:lastRenderedPageBreak/>
+          <w:sz w:val="24"/>
+          <w:szCs w:val="24"/>
+        </w:rPr>
         <w:t xml:space="preserve">Control de brillo y volumen: </w:t>
       </w:r>
       <w:r>
-        <w:t>Ajuste de ambos parámetros en cinco niveles según la cantidad de dedos detectados (1-5).</w:t>
+        <w:rPr>
+          <w:rFonts w:ascii="Times New Roman" w:hAnsi="Times New Roman" w:cs="Times New Roman"/>
+          <w:sz w:val="24"/>
+          <w:szCs w:val="24"/>
+        </w:rPr>
+        <w:t>Ajuste de ambos parámetros en cinco niveles según la cantidad de dedos detectados (1-5)</w:t>
+      </w:r>
+      <w:r>
+        <w:rPr>
+          <w:rFonts w:ascii="Times New Roman" w:hAnsi="Times New Roman" w:cs="Times New Roman"/>
+          <w:sz w:val="24"/>
+          <w:szCs w:val="24"/>
+        </w:rPr>
+        <w:t>, mostrando en texto la cantidad de dedos detectados</w:t>
+      </w:r>
+      <w:r>
+        <w:rPr>
+          <w:rFonts w:ascii="Times New Roman" w:hAnsi="Times New Roman" w:cs="Times New Roman"/>
+          <w:sz w:val="24"/>
+          <w:szCs w:val="24"/>
+        </w:rPr>
+        <w:t>.</w:t>
       </w:r>
     </w:p>
     <w:p>
@@ -1829,42 +2579,152 @@
           <w:ilvl w:val="0"/>
           <w:numId w:val="40"/>
         </w:numPr>
-      </w:pPr>
-      <w:r>
-        <w:rPr>
+        <w:rPr>
+          <w:rFonts w:ascii="Times New Roman" w:hAnsi="Times New Roman" w:cs="Times New Roman"/>
           <w:b/>
           <w:bCs/>
-        </w:rPr>
-        <w:t>Modularidad del código</w:t>
-      </w:r>
-      <w:r>
-        <w:t>: Estructura del código en módulos separados para facilitar futuras mejoras y actualizaciones.</w:t>
-      </w:r>
-    </w:p>
-    <w:p>
-      <w:pPr>
-        <w:ind w:left="720"/>
-        <w:rPr>
+          <w:sz w:val="24"/>
+          <w:szCs w:val="24"/>
+        </w:rPr>
+      </w:pPr>
+      <w:r>
+        <w:rPr>
+          <w:rFonts w:ascii="Times New Roman" w:hAnsi="Times New Roman" w:cs="Times New Roman"/>
           <w:b/>
           <w:bCs/>
-        </w:rPr>
-      </w:pPr>
-    </w:p>
-    <w:p>
-      <w:pPr>
-        <w:ind w:left="720"/>
-        <w:rPr>
+          <w:sz w:val="24"/>
+          <w:szCs w:val="24"/>
+        </w:rPr>
+        <w:t xml:space="preserve">Barras de nivel de ajuste: </w:t>
+      </w:r>
+      <w:r>
+        <w:rPr>
+          <w:rFonts w:ascii="Times New Roman" w:hAnsi="Times New Roman" w:cs="Times New Roman"/>
+          <w:sz w:val="24"/>
+          <w:szCs w:val="24"/>
+        </w:rPr>
+        <w:t>Muestra el valor ajustado tanto para nivel de volumen como intensidad de brillo.</w:t>
+      </w:r>
+    </w:p>
+    <w:p>
+      <w:pPr>
+        <w:numPr>
+          <w:ilvl w:val="0"/>
+          <w:numId w:val="40"/>
+        </w:numPr>
+        <w:rPr>
+          <w:rFonts w:ascii="Times New Roman" w:hAnsi="Times New Roman" w:cs="Times New Roman"/>
           <w:b/>
           <w:bCs/>
-        </w:rPr>
-      </w:pPr>
-    </w:p>
-    <w:p>
-      <w:pPr>
-        <w:ind w:left="720"/>
-        <w:rPr>
+          <w:sz w:val="24"/>
+          <w:szCs w:val="24"/>
+        </w:rPr>
+      </w:pPr>
+      <w:r>
+        <w:rPr>
+          <w:rFonts w:ascii="Times New Roman" w:hAnsi="Times New Roman" w:cs="Times New Roman"/>
           <w:b/>
           <w:bCs/>
+          <w:sz w:val="24"/>
+          <w:szCs w:val="24"/>
+        </w:rPr>
+        <w:t xml:space="preserve">Dos </w:t>
+      </w:r>
+      <w:proofErr w:type="spellStart"/>
+      <w:r>
+        <w:rPr>
+          <w:rFonts w:ascii="Times New Roman" w:hAnsi="Times New Roman" w:cs="Times New Roman"/>
+          <w:b/>
+          <w:bCs/>
+          <w:sz w:val="24"/>
+          <w:szCs w:val="24"/>
+        </w:rPr>
+        <w:t>Checbox</w:t>
+      </w:r>
+      <w:proofErr w:type="spellEnd"/>
+      <w:r>
+        <w:rPr>
+          <w:rFonts w:ascii="Times New Roman" w:hAnsi="Times New Roman" w:cs="Times New Roman"/>
+          <w:b/>
+          <w:bCs/>
+          <w:sz w:val="24"/>
+          <w:szCs w:val="24"/>
+        </w:rPr>
+        <w:t xml:space="preserve"> o casillas de verificación: </w:t>
+      </w:r>
+      <w:r>
+        <w:rPr>
+          <w:rFonts w:ascii="Times New Roman" w:hAnsi="Times New Roman" w:cs="Times New Roman"/>
+          <w:sz w:val="24"/>
+          <w:szCs w:val="24"/>
+        </w:rPr>
+        <w:t>Una para seleccionar si se ve o no el video, y otra para optar por fondo negro en la cámara.</w:t>
+      </w:r>
+    </w:p>
+    <w:p>
+      <w:pPr>
+        <w:numPr>
+          <w:ilvl w:val="0"/>
+          <w:numId w:val="40"/>
+        </w:numPr>
+        <w:rPr>
+          <w:rFonts w:ascii="Times New Roman" w:hAnsi="Times New Roman" w:cs="Times New Roman"/>
+          <w:sz w:val="24"/>
+          <w:szCs w:val="24"/>
+        </w:rPr>
+      </w:pPr>
+      <w:r>
+        <w:rPr>
+          <w:rFonts w:ascii="Times New Roman" w:hAnsi="Times New Roman" w:cs="Times New Roman"/>
+          <w:b/>
+          <w:bCs/>
+          <w:sz w:val="24"/>
+          <w:szCs w:val="24"/>
+        </w:rPr>
+        <w:t>Modularidad del código</w:t>
+      </w:r>
+      <w:r>
+        <w:rPr>
+          <w:rFonts w:ascii="Times New Roman" w:hAnsi="Times New Roman" w:cs="Times New Roman"/>
+          <w:sz w:val="24"/>
+          <w:szCs w:val="24"/>
+        </w:rPr>
+        <w:t>: Estructura del código en módulos separados para facilitar futuras mejoras y actualizaciones.</w:t>
+      </w:r>
+    </w:p>
+    <w:p>
+      <w:pPr>
+        <w:ind w:left="720"/>
+        <w:rPr>
+          <w:rFonts w:ascii="Times New Roman" w:hAnsi="Times New Roman" w:cs="Times New Roman"/>
+          <w:b/>
+          <w:bCs/>
+          <w:sz w:val="24"/>
+          <w:szCs w:val="24"/>
+        </w:rPr>
+      </w:pPr>
+    </w:p>
+    <w:p>
+      <w:pPr>
+        <w:ind w:left="720"/>
+        <w:rPr>
+          <w:rFonts w:ascii="Times New Roman" w:hAnsi="Times New Roman" w:cs="Times New Roman"/>
+          <w:b/>
+          <w:bCs/>
+          <w:sz w:val="24"/>
+          <w:szCs w:val="24"/>
+        </w:rPr>
+      </w:pPr>
+    </w:p>
+    <w:p>
+      <w:pPr>
+        <w:ind w:left="720"/>
+        <w:rPr>
+          <w:rFonts w:ascii="Times New Roman" w:hAnsi="Times New Roman" w:cs="Times New Roman"/>
+          <w:b/>
+          <w:bCs/>
+          <w:sz w:val="24"/>
+          <w:szCs w:val="24"/>
         </w:rPr>
       </w:pPr>
     </w:p>
@@ -1875,31 +2735,43 @@
           <w:numId w:val="39"/>
         </w:numPr>
         <w:rPr>
+          <w:rFonts w:ascii="Times New Roman" w:hAnsi="Times New Roman" w:cs="Times New Roman"/>
           <w:b/>
           <w:bCs/>
+          <w:sz w:val="24"/>
+          <w:szCs w:val="24"/>
           <w:lang w:val="en-US"/>
         </w:rPr>
       </w:pPr>
       <w:r>
         <w:rPr>
+          <w:rFonts w:ascii="Times New Roman" w:hAnsi="Times New Roman" w:cs="Times New Roman"/>
           <w:b/>
           <w:bCs/>
+          <w:sz w:val="24"/>
+          <w:szCs w:val="24"/>
           <w:lang w:val="en-US"/>
         </w:rPr>
         <w:t>6</w:t>
       </w:r>
       <w:r>
         <w:rPr>
+          <w:rFonts w:ascii="Times New Roman" w:hAnsi="Times New Roman" w:cs="Times New Roman"/>
           <w:b/>
           <w:bCs/>
+          <w:sz w:val="24"/>
+          <w:szCs w:val="24"/>
           <w:lang w:val="en-US"/>
         </w:rPr>
         <w:t>.</w:t>
       </w:r>
       <w:r>
         <w:rPr>
+          <w:rFonts w:ascii="Times New Roman" w:hAnsi="Times New Roman" w:cs="Times New Roman"/>
           <w:b/>
           <w:bCs/>
+          <w:sz w:val="24"/>
+          <w:szCs w:val="24"/>
           <w:lang w:val="en-US"/>
         </w:rPr>
         <w:t xml:space="preserve"> </w:t>
@@ -1907,8 +2779,11 @@
       <w:proofErr w:type="spellStart"/>
       <w:r>
         <w:rPr>
+          <w:rFonts w:ascii="Times New Roman" w:hAnsi="Times New Roman" w:cs="Times New Roman"/>
           <w:b/>
           <w:bCs/>
+          <w:sz w:val="24"/>
+          <w:szCs w:val="24"/>
           <w:lang w:val="en-US"/>
         </w:rPr>
         <w:t>Etapas</w:t>
@@ -1916,8 +2791,11 @@
       <w:proofErr w:type="spellEnd"/>
       <w:r>
         <w:rPr>
+          <w:rFonts w:ascii="Times New Roman" w:hAnsi="Times New Roman" w:cs="Times New Roman"/>
           <w:b/>
           <w:bCs/>
+          <w:sz w:val="24"/>
+          <w:szCs w:val="24"/>
           <w:lang w:val="en-US"/>
         </w:rPr>
         <w:t xml:space="preserve"> de Desarrollo</w:t>
@@ -1927,8 +2805,11 @@
       <w:pPr>
         <w:ind w:left="720"/>
         <w:rPr>
+          <w:rFonts w:ascii="Times New Roman" w:hAnsi="Times New Roman" w:cs="Times New Roman"/>
           <w:b/>
           <w:bCs/>
+          <w:sz w:val="24"/>
+          <w:szCs w:val="24"/>
           <w:lang w:val="en-US"/>
         </w:rPr>
       </w:pPr>
@@ -1936,97 +2817,206 @@
     <w:p>
       <w:pPr>
         <w:ind w:left="720"/>
-      </w:pPr>
-      <w:r>
-        <w:rPr>
+        <w:rPr>
+          <w:rFonts w:ascii="Times New Roman" w:hAnsi="Times New Roman" w:cs="Times New Roman"/>
+          <w:sz w:val="24"/>
+          <w:szCs w:val="24"/>
+        </w:rPr>
+      </w:pPr>
+      <w:r>
+        <w:rPr>
+          <w:rFonts w:ascii="Times New Roman" w:hAnsi="Times New Roman" w:cs="Times New Roman"/>
           <w:b/>
           <w:bCs/>
+          <w:sz w:val="24"/>
+          <w:szCs w:val="24"/>
         </w:rPr>
         <w:t>6</w:t>
       </w:r>
       <w:r>
         <w:rPr>
+          <w:rFonts w:ascii="Times New Roman" w:hAnsi="Times New Roman" w:cs="Times New Roman"/>
           <w:b/>
           <w:bCs/>
+          <w:sz w:val="24"/>
+          <w:szCs w:val="24"/>
         </w:rPr>
         <w:t xml:space="preserve">.1 </w:t>
       </w:r>
       <w:r>
         <w:rPr>
+          <w:rFonts w:ascii="Times New Roman" w:hAnsi="Times New Roman" w:cs="Times New Roman"/>
           <w:b/>
           <w:bCs/>
+          <w:sz w:val="24"/>
+          <w:szCs w:val="24"/>
         </w:rPr>
         <w:t>Investigación y Análisis</w:t>
       </w:r>
       <w:r>
+        <w:rPr>
+          <w:rFonts w:ascii="Times New Roman" w:hAnsi="Times New Roman" w:cs="Times New Roman"/>
+          <w:sz w:val="24"/>
+          <w:szCs w:val="24"/>
+        </w:rPr>
         <w:t xml:space="preserve">: </w:t>
       </w:r>
     </w:p>
     <w:p>
       <w:pPr>
         <w:ind w:left="720" w:firstLine="696"/>
-      </w:pPr>
-      <w:r>
+        <w:rPr>
+          <w:rFonts w:ascii="Times New Roman" w:hAnsi="Times New Roman" w:cs="Times New Roman"/>
+          <w:sz w:val="24"/>
+          <w:szCs w:val="24"/>
+        </w:rPr>
+      </w:pPr>
+      <w:r>
+        <w:rPr>
+          <w:rFonts w:ascii="Times New Roman" w:hAnsi="Times New Roman" w:cs="Times New Roman"/>
+          <w:sz w:val="24"/>
+          <w:szCs w:val="24"/>
+        </w:rPr>
         <w:t xml:space="preserve">En primera instancia se </w:t>
       </w:r>
       <w:r>
+        <w:rPr>
+          <w:rFonts w:ascii="Times New Roman" w:hAnsi="Times New Roman" w:cs="Times New Roman"/>
+          <w:sz w:val="24"/>
+          <w:szCs w:val="24"/>
+        </w:rPr>
         <w:t>estudió</w:t>
       </w:r>
       <w:r>
+        <w:rPr>
+          <w:rFonts w:ascii="Times New Roman" w:hAnsi="Times New Roman" w:cs="Times New Roman"/>
+          <w:sz w:val="24"/>
+          <w:szCs w:val="24"/>
+        </w:rPr>
         <w:t xml:space="preserve"> las posibilidades de </w:t>
       </w:r>
       <w:r>
+        <w:rPr>
+          <w:rFonts w:ascii="Times New Roman" w:hAnsi="Times New Roman" w:cs="Times New Roman"/>
+          <w:sz w:val="24"/>
+          <w:szCs w:val="24"/>
+        </w:rPr>
         <w:t>cómo</w:t>
       </w:r>
       <w:r>
+        <w:rPr>
+          <w:rFonts w:ascii="Times New Roman" w:hAnsi="Times New Roman" w:cs="Times New Roman"/>
+          <w:sz w:val="24"/>
+          <w:szCs w:val="24"/>
+        </w:rPr>
         <w:t xml:space="preserve"> aprovechar correctamente la cámara de una notebook para captar imágenes. Nos encontramos ante la problemática que el entorno de desarrollo elegido no funcionaba, el cual era Google </w:t>
       </w:r>
       <w:proofErr w:type="spellStart"/>
       <w:r>
+        <w:rPr>
+          <w:rFonts w:ascii="Times New Roman" w:hAnsi="Times New Roman" w:cs="Times New Roman"/>
+          <w:sz w:val="24"/>
+          <w:szCs w:val="24"/>
+        </w:rPr>
         <w:t>colab</w:t>
       </w:r>
       <w:proofErr w:type="spellEnd"/>
       <w:r>
+        <w:rPr>
+          <w:rFonts w:ascii="Times New Roman" w:hAnsi="Times New Roman" w:cs="Times New Roman"/>
+          <w:sz w:val="24"/>
+          <w:szCs w:val="24"/>
+        </w:rPr>
         <w:t xml:space="preserve">, debido a esto emigramos a </w:t>
       </w:r>
       <w:proofErr w:type="spellStart"/>
       <w:r>
+        <w:rPr>
+          <w:rFonts w:ascii="Times New Roman" w:hAnsi="Times New Roman" w:cs="Times New Roman"/>
+          <w:sz w:val="24"/>
+          <w:szCs w:val="24"/>
+        </w:rPr>
         <w:t>jupyter</w:t>
       </w:r>
       <w:proofErr w:type="spellEnd"/>
       <w:r>
+        <w:rPr>
+          <w:rFonts w:ascii="Times New Roman" w:hAnsi="Times New Roman" w:cs="Times New Roman"/>
+          <w:sz w:val="24"/>
+          <w:szCs w:val="24"/>
+        </w:rPr>
         <w:t xml:space="preserve"> notebooks.</w:t>
       </w:r>
     </w:p>
     <w:p>
       <w:pPr>
         <w:ind w:left="720"/>
-      </w:pPr>
-      <w:r>
+        <w:rPr>
+          <w:rFonts w:ascii="Times New Roman" w:hAnsi="Times New Roman" w:cs="Times New Roman"/>
+          <w:sz w:val="24"/>
+          <w:szCs w:val="24"/>
+        </w:rPr>
+      </w:pPr>
+      <w:r>
+        <w:rPr>
+          <w:rFonts w:ascii="Times New Roman" w:hAnsi="Times New Roman" w:cs="Times New Roman"/>
+          <w:sz w:val="24"/>
+          <w:szCs w:val="24"/>
+        </w:rPr>
         <w:t>Luego de poder captar video la siguiente rama de investigación fue la detección de la mano humana con alta fidelidad, la primera opción estudiada fue el uso de “</w:t>
       </w:r>
       <w:proofErr w:type="spellStart"/>
       <w:r>
+        <w:rPr>
+          <w:rFonts w:ascii="Times New Roman" w:hAnsi="Times New Roman" w:cs="Times New Roman"/>
+          <w:sz w:val="24"/>
+          <w:szCs w:val="24"/>
+        </w:rPr>
         <w:t>OpenCV</w:t>
       </w:r>
       <w:proofErr w:type="spellEnd"/>
       <w:r>
+        <w:rPr>
+          <w:rFonts w:ascii="Times New Roman" w:hAnsi="Times New Roman" w:cs="Times New Roman"/>
+          <w:sz w:val="24"/>
+          <w:szCs w:val="24"/>
+        </w:rPr>
         <w:t>”, una fuente de código abierto utilizada en procesamiento de señales e imágenes, sin embargo, los resultados obtenidos no fueron los mejores debido a que esta librería utiliza dos métodos para detección de manos:</w:t>
       </w:r>
     </w:p>
     <w:p>
       <w:pPr>
         <w:ind w:left="720"/>
-      </w:pPr>
-      <w:r>
+        <w:rPr>
+          <w:rFonts w:ascii="Times New Roman" w:hAnsi="Times New Roman" w:cs="Times New Roman"/>
+          <w:sz w:val="24"/>
+          <w:szCs w:val="24"/>
+        </w:rPr>
+      </w:pPr>
+      <w:r>
+        <w:rPr>
+          <w:rFonts w:ascii="Times New Roman" w:hAnsi="Times New Roman" w:cs="Times New Roman"/>
+          <w:sz w:val="24"/>
+          <w:szCs w:val="24"/>
+        </w:rPr>
         <w:t>-Detección por forma:</w:t>
       </w:r>
     </w:p>
     <w:p>
       <w:pPr>
         <w:ind w:left="720"/>
-      </w:pPr>
-      <w:r>
+        <w:rPr>
+          <w:rFonts w:ascii="Times New Roman" w:hAnsi="Times New Roman" w:cs="Times New Roman"/>
+          <w:sz w:val="24"/>
+          <w:szCs w:val="24"/>
+        </w:rPr>
+      </w:pPr>
+      <w:r>
+        <w:rPr>
+          <w:rFonts w:ascii="Times New Roman" w:hAnsi="Times New Roman" w:cs="Times New Roman"/>
+          <w:sz w:val="24"/>
+          <w:szCs w:val="24"/>
+        </w:rPr>
         <w:tab/>
         <w:t>Esta forma de detección no fue exitosa debido a la imprecisión con la que adoptaba la forma de la mano, en varias pruebas realizadas jamás se lograron buenos resultados.</w:t>
       </w:r>
@@ -2034,114 +3024,295 @@
     <w:p>
       <w:pPr>
         <w:ind w:left="720"/>
-      </w:pPr>
-      <w:r>
-        <w:t>-Detección por tonalidad de piel: Este otro método funciono mejor que el anterior, pero posee un gran defecto, al ser dependiente de los colores detectados tiene un gran margen de error. En varias pruebas realizadas el método fallo puesto que los colores madera (como un mueble que se encontraba en el fonde de la imagen durante las pruebas) posee un espectro de color que se asemeja mucho al de la piel. Además de este gran defecto, cabe aclarar, que el cuello de una persona también la detectaba como una posible mano, puesto que cumple las condiciones de detección por color.</w:t>
+        <w:rPr>
+          <w:rFonts w:ascii="Times New Roman" w:hAnsi="Times New Roman" w:cs="Times New Roman"/>
+          <w:sz w:val="24"/>
+          <w:szCs w:val="24"/>
+        </w:rPr>
+      </w:pPr>
+      <w:r>
+        <w:rPr>
+          <w:rFonts w:ascii="Times New Roman" w:hAnsi="Times New Roman" w:cs="Times New Roman"/>
+          <w:sz w:val="24"/>
+          <w:szCs w:val="24"/>
+        </w:rPr>
+        <w:t xml:space="preserve">-Detección por tonalidad de piel: Este otro método funciono mejor que el anterior, pero posee un gran defecto, al ser dependiente de los colores detectados tiene un </w:t>
+      </w:r>
+      <w:r>
+        <w:rPr>
+          <w:rFonts w:ascii="Times New Roman" w:hAnsi="Times New Roman" w:cs="Times New Roman"/>
+          <w:sz w:val="24"/>
+          <w:szCs w:val="24"/>
+        </w:rPr>
+        <w:lastRenderedPageBreak/>
+        <w:t>gran margen de error. En varias pruebas realizadas el método fallo puesto que los colores madera (como un mueble que se encontraba en el fonde de la imagen durante las pruebas) posee un espectro de color que se asemeja mucho al de la piel. Además de este gran defecto, cabe aclarar, que el cuello de una persona también la detectaba como una posible mano, puesto que cumple las condiciones de detección por color.</w:t>
       </w:r>
     </w:p>
     <w:p>
       <w:pPr>
         <w:ind w:left="720"/>
-      </w:pPr>
-      <w:r>
-        <w:t>Ante estas problemáticas se intento combinar ambos métodos, pero no se consiguieron resultados positivos.</w:t>
+        <w:rPr>
+          <w:rFonts w:ascii="Times New Roman" w:hAnsi="Times New Roman" w:cs="Times New Roman"/>
+          <w:sz w:val="24"/>
+          <w:szCs w:val="24"/>
+        </w:rPr>
+      </w:pPr>
+      <w:r>
+        <w:rPr>
+          <w:rFonts w:ascii="Times New Roman" w:hAnsi="Times New Roman" w:cs="Times New Roman"/>
+          <w:sz w:val="24"/>
+          <w:szCs w:val="24"/>
+        </w:rPr>
+        <w:t xml:space="preserve">Ante estas problemáticas se </w:t>
+      </w:r>
+      <w:r>
+        <w:rPr>
+          <w:rFonts w:ascii="Times New Roman" w:hAnsi="Times New Roman" w:cs="Times New Roman"/>
+          <w:sz w:val="24"/>
+          <w:szCs w:val="24"/>
+        </w:rPr>
+        <w:t>intentó</w:t>
+      </w:r>
+      <w:r>
+        <w:rPr>
+          <w:rFonts w:ascii="Times New Roman" w:hAnsi="Times New Roman" w:cs="Times New Roman"/>
+          <w:sz w:val="24"/>
+          <w:szCs w:val="24"/>
+        </w:rPr>
+        <w:t xml:space="preserve"> combinar ambos métodos, pero no se consiguieron resultados positivos.</w:t>
       </w:r>
     </w:p>
     <w:p>
       <w:pPr>
         <w:ind w:left="720"/>
-      </w:pPr>
-      <w:r>
+        <w:rPr>
+          <w:rFonts w:ascii="Times New Roman" w:hAnsi="Times New Roman" w:cs="Times New Roman"/>
+          <w:sz w:val="24"/>
+          <w:szCs w:val="24"/>
+        </w:rPr>
+      </w:pPr>
+      <w:r>
+        <w:rPr>
+          <w:rFonts w:ascii="Times New Roman" w:hAnsi="Times New Roman" w:cs="Times New Roman"/>
+          <w:sz w:val="24"/>
+          <w:szCs w:val="24"/>
+        </w:rPr>
         <w:t>Luego de continuar investigando se optó por los métodos existentes en “</w:t>
       </w:r>
       <w:proofErr w:type="spellStart"/>
       <w:r>
+        <w:rPr>
+          <w:rFonts w:ascii="Times New Roman" w:hAnsi="Times New Roman" w:cs="Times New Roman"/>
+          <w:sz w:val="24"/>
+          <w:szCs w:val="24"/>
+        </w:rPr>
         <w:t>MediaPipe</w:t>
       </w:r>
       <w:proofErr w:type="spellEnd"/>
       <w:r>
+        <w:rPr>
+          <w:rFonts w:ascii="Times New Roman" w:hAnsi="Times New Roman" w:cs="Times New Roman"/>
+          <w:sz w:val="24"/>
+          <w:szCs w:val="24"/>
+        </w:rPr>
         <w:t>”, otra fuente de código abierto enfocada en la detección de imágenes, la cual ya posee métodos muy precisos de detección de manos, los cuales constan de trazar una matriz de puntos y líneas para detectar la forma natural de una mano humana con un alto valor de fidelidad.</w:t>
       </w:r>
     </w:p>
     <w:p>
       <w:pPr>
         <w:ind w:left="720"/>
-      </w:pPr>
-      <w:r>
-        <w:t>El ultimo tramo de la investigación consto en como controlar el brillo y el audio de la computadora con Python, lo cual se resolvió con las librerías “</w:t>
+        <w:rPr>
+          <w:rFonts w:ascii="Times New Roman" w:hAnsi="Times New Roman" w:cs="Times New Roman"/>
+          <w:sz w:val="24"/>
+          <w:szCs w:val="24"/>
+        </w:rPr>
+      </w:pPr>
+      <w:r>
+        <w:rPr>
+          <w:rFonts w:ascii="Times New Roman" w:hAnsi="Times New Roman" w:cs="Times New Roman"/>
+          <w:sz w:val="24"/>
+          <w:szCs w:val="24"/>
+        </w:rPr>
+        <w:t xml:space="preserve">El </w:t>
+      </w:r>
+      <w:r>
+        <w:rPr>
+          <w:rFonts w:ascii="Times New Roman" w:hAnsi="Times New Roman" w:cs="Times New Roman"/>
+          <w:sz w:val="24"/>
+          <w:szCs w:val="24"/>
+        </w:rPr>
+        <w:t>último</w:t>
+      </w:r>
+      <w:r>
+        <w:rPr>
+          <w:rFonts w:ascii="Times New Roman" w:hAnsi="Times New Roman" w:cs="Times New Roman"/>
+          <w:sz w:val="24"/>
+          <w:szCs w:val="24"/>
+        </w:rPr>
+        <w:t xml:space="preserve"> tramo de la investigación consto en </w:t>
+      </w:r>
+      <w:r>
+        <w:rPr>
+          <w:rFonts w:ascii="Times New Roman" w:hAnsi="Times New Roman" w:cs="Times New Roman"/>
+          <w:sz w:val="24"/>
+          <w:szCs w:val="24"/>
+        </w:rPr>
+        <w:t>cómo</w:t>
+      </w:r>
+      <w:r>
+        <w:rPr>
+          <w:rFonts w:ascii="Times New Roman" w:hAnsi="Times New Roman" w:cs="Times New Roman"/>
+          <w:sz w:val="24"/>
+          <w:szCs w:val="24"/>
+        </w:rPr>
+        <w:t xml:space="preserve"> controlar el brillo y el audio de la computadora con Python, lo cual se resolvió con las librerías “</w:t>
       </w:r>
       <w:proofErr w:type="spellStart"/>
       <w:r>
+        <w:rPr>
+          <w:rFonts w:ascii="Times New Roman" w:hAnsi="Times New Roman" w:cs="Times New Roman"/>
+          <w:sz w:val="24"/>
+          <w:szCs w:val="24"/>
+        </w:rPr>
         <w:t>screen_brightness_control</w:t>
       </w:r>
       <w:proofErr w:type="spellEnd"/>
       <w:r>
+        <w:rPr>
+          <w:rFonts w:ascii="Times New Roman" w:hAnsi="Times New Roman" w:cs="Times New Roman"/>
+          <w:sz w:val="24"/>
+          <w:szCs w:val="24"/>
+        </w:rPr>
         <w:t>” para el control del brillo y “</w:t>
       </w:r>
       <w:proofErr w:type="spellStart"/>
       <w:r>
+        <w:rPr>
+          <w:rFonts w:ascii="Times New Roman" w:hAnsi="Times New Roman" w:cs="Times New Roman"/>
+          <w:sz w:val="24"/>
+          <w:szCs w:val="24"/>
+        </w:rPr>
         <w:t>pycaw</w:t>
       </w:r>
       <w:proofErr w:type="spellEnd"/>
       <w:r>
+        <w:rPr>
+          <w:rFonts w:ascii="Times New Roman" w:hAnsi="Times New Roman" w:cs="Times New Roman"/>
+          <w:sz w:val="24"/>
+          <w:szCs w:val="24"/>
+        </w:rPr>
         <w:t>” para el control del audio.</w:t>
       </w:r>
     </w:p>
     <w:p>
       <w:pPr>
         <w:ind w:left="720"/>
-      </w:pPr>
-      <w:r>
+        <w:rPr>
+          <w:rFonts w:ascii="Times New Roman" w:hAnsi="Times New Roman" w:cs="Times New Roman"/>
+          <w:sz w:val="24"/>
+          <w:szCs w:val="24"/>
+        </w:rPr>
+      </w:pPr>
+      <w:r>
+        <w:rPr>
+          <w:rFonts w:ascii="Times New Roman" w:hAnsi="Times New Roman" w:cs="Times New Roman"/>
+          <w:sz w:val="24"/>
+          <w:szCs w:val="24"/>
+        </w:rPr>
         <w:t>Se agrego un bloque extra de investigación el cual consistió en buscar como implementar una pequeña interfaz para el proyecto, la cual culmino con el ensayo e implementación de la librería “</w:t>
       </w:r>
       <w:proofErr w:type="spellStart"/>
       <w:r>
+        <w:rPr>
+          <w:rFonts w:ascii="Times New Roman" w:hAnsi="Times New Roman" w:cs="Times New Roman"/>
+          <w:sz w:val="24"/>
+          <w:szCs w:val="24"/>
+        </w:rPr>
         <w:t>tkinter</w:t>
       </w:r>
       <w:proofErr w:type="spellEnd"/>
       <w:r>
+        <w:rPr>
+          <w:rFonts w:ascii="Times New Roman" w:hAnsi="Times New Roman" w:cs="Times New Roman"/>
+          <w:sz w:val="24"/>
+          <w:szCs w:val="24"/>
+        </w:rPr>
         <w:t>” y “</w:t>
       </w:r>
       <w:proofErr w:type="spellStart"/>
       <w:r>
+        <w:rPr>
+          <w:rFonts w:ascii="Times New Roman" w:hAnsi="Times New Roman" w:cs="Times New Roman"/>
+          <w:sz w:val="24"/>
+          <w:szCs w:val="24"/>
+        </w:rPr>
         <w:t>threading</w:t>
       </w:r>
       <w:proofErr w:type="spellEnd"/>
       <w:r>
+        <w:rPr>
+          <w:rFonts w:ascii="Times New Roman" w:hAnsi="Times New Roman" w:cs="Times New Roman"/>
+          <w:sz w:val="24"/>
+          <w:szCs w:val="24"/>
+        </w:rPr>
         <w:t>”, las cuales sirvieron para realizar la interfaz y darle una funcionalidad de hilos de ejecución a la aplicación.</w:t>
       </w:r>
     </w:p>
     <w:p>
       <w:pPr>
         <w:ind w:left="720"/>
+        <w:rPr>
+          <w:rFonts w:ascii="Times New Roman" w:hAnsi="Times New Roman" w:cs="Times New Roman"/>
+          <w:sz w:val="24"/>
+          <w:szCs w:val="24"/>
+        </w:rPr>
       </w:pPr>
     </w:p>
     <w:p>
       <w:pPr>
         <w:ind w:left="720"/>
-      </w:pPr>
-      <w:r>
-        <w:rPr>
+        <w:rPr>
+          <w:rFonts w:ascii="Times New Roman" w:hAnsi="Times New Roman" w:cs="Times New Roman"/>
+          <w:sz w:val="24"/>
+          <w:szCs w:val="24"/>
+        </w:rPr>
+      </w:pPr>
+      <w:r>
+        <w:rPr>
+          <w:rFonts w:ascii="Times New Roman" w:hAnsi="Times New Roman" w:cs="Times New Roman"/>
           <w:b/>
           <w:bCs/>
+          <w:sz w:val="24"/>
+          <w:szCs w:val="24"/>
         </w:rPr>
         <w:t>6</w:t>
       </w:r>
       <w:r>
         <w:rPr>
+          <w:rFonts w:ascii="Times New Roman" w:hAnsi="Times New Roman" w:cs="Times New Roman"/>
           <w:b/>
           <w:bCs/>
+          <w:sz w:val="24"/>
+          <w:szCs w:val="24"/>
         </w:rPr>
         <w:t xml:space="preserve">.2 </w:t>
       </w:r>
       <w:r>
         <w:rPr>
+          <w:rFonts w:ascii="Times New Roman" w:hAnsi="Times New Roman" w:cs="Times New Roman"/>
           <w:b/>
           <w:bCs/>
+          <w:sz w:val="24"/>
+          <w:szCs w:val="24"/>
         </w:rPr>
         <w:t>Desarrollo del Sistema de Detección</w:t>
       </w:r>
       <w:r>
+        <w:rPr>
+          <w:rFonts w:ascii="Times New Roman" w:hAnsi="Times New Roman" w:cs="Times New Roman"/>
+          <w:sz w:val="24"/>
+          <w:szCs w:val="24"/>
+        </w:rPr>
         <w:t xml:space="preserve">: </w:t>
       </w:r>
     </w:p>
@@ -2149,86 +3320,160 @@
       <w:pPr>
         <w:ind w:left="720"/>
         <w:rPr>
-          <w:rFonts w:cs="Arial"/>
-        </w:rPr>
-      </w:pPr>
-      <w:r>
-        <w:rPr>
-          <w:rFonts w:cs="Arial"/>
-        </w:rPr>
-        <w:t>Como se menciono anteriormente utilizamos “</w:t>
+          <w:rFonts w:ascii="Times New Roman" w:hAnsi="Times New Roman" w:cs="Times New Roman"/>
+          <w:sz w:val="24"/>
+          <w:szCs w:val="24"/>
+        </w:rPr>
+      </w:pPr>
+      <w:r>
+        <w:rPr>
+          <w:rFonts w:ascii="Times New Roman" w:hAnsi="Times New Roman" w:cs="Times New Roman"/>
+          <w:sz w:val="24"/>
+          <w:szCs w:val="24"/>
+        </w:rPr>
+        <w:t xml:space="preserve">Como se </w:t>
+      </w:r>
+      <w:r>
+        <w:rPr>
+          <w:rFonts w:ascii="Times New Roman" w:hAnsi="Times New Roman" w:cs="Times New Roman"/>
+          <w:sz w:val="24"/>
+          <w:szCs w:val="24"/>
+        </w:rPr>
+        <w:t>mencionó</w:t>
+      </w:r>
+      <w:r>
+        <w:rPr>
+          <w:rFonts w:ascii="Times New Roman" w:hAnsi="Times New Roman" w:cs="Times New Roman"/>
+          <w:sz w:val="24"/>
+          <w:szCs w:val="24"/>
+        </w:rPr>
+        <w:t xml:space="preserve"> anteriormente utilizamos “</w:t>
       </w:r>
       <w:proofErr w:type="spellStart"/>
       <w:r>
         <w:rPr>
-          <w:rFonts w:cs="Arial"/>
+          <w:rFonts w:ascii="Times New Roman" w:hAnsi="Times New Roman" w:cs="Times New Roman"/>
+          <w:sz w:val="24"/>
+          <w:szCs w:val="24"/>
         </w:rPr>
         <w:t>MediaPipe</w:t>
       </w:r>
       <w:proofErr w:type="spellEnd"/>
       <w:r>
         <w:rPr>
-          <w:rFonts w:cs="Arial"/>
-        </w:rPr>
-        <w:t>” para implementar esta sección del proyecto. Detallando mas el proceso utilizamos el método “</w:t>
+          <w:rFonts w:ascii="Times New Roman" w:hAnsi="Times New Roman" w:cs="Times New Roman"/>
+          <w:sz w:val="24"/>
+          <w:szCs w:val="24"/>
+        </w:rPr>
+        <w:t xml:space="preserve">” para implementar esta sección del proyecto. Detallando </w:t>
+      </w:r>
+      <w:r>
+        <w:rPr>
+          <w:rFonts w:ascii="Times New Roman" w:hAnsi="Times New Roman" w:cs="Times New Roman"/>
+          <w:sz w:val="24"/>
+          <w:szCs w:val="24"/>
+        </w:rPr>
+        <w:t>más</w:t>
+      </w:r>
+      <w:r>
+        <w:rPr>
+          <w:rFonts w:ascii="Times New Roman" w:hAnsi="Times New Roman" w:cs="Times New Roman"/>
+          <w:sz w:val="24"/>
+          <w:szCs w:val="24"/>
+        </w:rPr>
+        <w:t xml:space="preserve"> el proceso utilizamos el método “</w:t>
       </w:r>
       <w:proofErr w:type="spellStart"/>
       <w:proofErr w:type="gramStart"/>
       <w:r>
         <w:rPr>
-          <w:rFonts w:cs="Arial"/>
+          <w:rFonts w:ascii="Times New Roman" w:hAnsi="Times New Roman" w:cs="Times New Roman"/>
+          <w:sz w:val="24"/>
+          <w:szCs w:val="24"/>
         </w:rPr>
         <w:t>mp.solutions</w:t>
       </w:r>
       <w:proofErr w:type="gramEnd"/>
       <w:r>
         <w:rPr>
-          <w:rFonts w:cs="Arial"/>
+          <w:rFonts w:ascii="Times New Roman" w:hAnsi="Times New Roman" w:cs="Times New Roman"/>
+          <w:sz w:val="24"/>
+          <w:szCs w:val="24"/>
         </w:rPr>
         <w:t>.hands</w:t>
       </w:r>
       <w:proofErr w:type="spellEnd"/>
       <w:r>
         <w:rPr>
-          <w:rFonts w:cs="Arial"/>
+          <w:rFonts w:ascii="Times New Roman" w:hAnsi="Times New Roman" w:cs="Times New Roman"/>
+          <w:sz w:val="24"/>
+          <w:szCs w:val="24"/>
         </w:rPr>
         <w:t xml:space="preserve">” para el modelado de la mano y con </w:t>
       </w:r>
       <w:proofErr w:type="spellStart"/>
       <w:r>
         <w:rPr>
-          <w:rFonts w:cs="Arial"/>
+          <w:rFonts w:ascii="Times New Roman" w:hAnsi="Times New Roman" w:cs="Times New Roman"/>
+          <w:sz w:val="24"/>
+          <w:szCs w:val="24"/>
         </w:rPr>
         <w:t>openCV</w:t>
       </w:r>
       <w:proofErr w:type="spellEnd"/>
       <w:r>
         <w:rPr>
-          <w:rFonts w:cs="Arial"/>
+          <w:rFonts w:ascii="Times New Roman" w:hAnsi="Times New Roman" w:cs="Times New Roman"/>
+          <w:sz w:val="24"/>
+          <w:szCs w:val="24"/>
         </w:rPr>
         <w:t xml:space="preserve"> detectamos el video </w:t>
       </w:r>
       <w:r>
         <w:rPr>
-          <w:rFonts w:cs="Arial"/>
+          <w:rFonts w:ascii="Times New Roman" w:hAnsi="Times New Roman" w:cs="Times New Roman"/>
+          <w:sz w:val="24"/>
+          <w:szCs w:val="24"/>
         </w:rPr>
         <w:t>sobre</w:t>
       </w:r>
       <w:r>
         <w:rPr>
-          <w:rFonts w:cs="Arial"/>
-        </w:rPr>
-        <w:t xml:space="preserve"> el cual se analizo la presencia de una mano. Esta librería traza una </w:t>
-      </w:r>
-      <w:r>
-        <w:rPr>
-          <w:rFonts w:cs="Arial"/>
+          <w:rFonts w:ascii="Times New Roman" w:hAnsi="Times New Roman" w:cs="Times New Roman"/>
+          <w:sz w:val="24"/>
+          <w:szCs w:val="24"/>
+        </w:rPr>
+        <w:t xml:space="preserve"> el cual se </w:t>
+      </w:r>
+      <w:r>
+        <w:rPr>
+          <w:rFonts w:ascii="Times New Roman" w:hAnsi="Times New Roman" w:cs="Times New Roman"/>
+          <w:sz w:val="24"/>
+          <w:szCs w:val="24"/>
+        </w:rPr>
+        <w:t>analizó</w:t>
+      </w:r>
+      <w:r>
+        <w:rPr>
+          <w:rFonts w:ascii="Times New Roman" w:hAnsi="Times New Roman" w:cs="Times New Roman"/>
+          <w:sz w:val="24"/>
+          <w:szCs w:val="24"/>
+        </w:rPr>
+        <w:t xml:space="preserve"> la presencia de una mano. Esta librería traza una </w:t>
+      </w:r>
+      <w:r>
+        <w:rPr>
+          <w:rFonts w:ascii="Times New Roman" w:hAnsi="Times New Roman" w:cs="Times New Roman"/>
+          <w:sz w:val="24"/>
+          <w:szCs w:val="24"/>
         </w:rPr>
         <w:t>matriz</w:t>
       </w:r>
       <w:r>
         <w:rPr>
-          <w:rFonts w:cs="Arial"/>
+          <w:rFonts w:ascii="Times New Roman" w:hAnsi="Times New Roman" w:cs="Times New Roman"/>
+          <w:sz w:val="24"/>
+          <w:szCs w:val="24"/>
         </w:rPr>
         <w:t xml:space="preserve"> de 21 puntos con el objetivo de definir la mano humana. Cada uno de estos puntos posee coordenadas x y z en la imagen.</w:t>
       </w:r>
@@ -2237,12 +3482,16 @@
       <w:pPr>
         <w:ind w:left="720"/>
         <w:rPr>
-          <w:rFonts w:cs="Arial"/>
-        </w:rPr>
-      </w:pPr>
-      <w:r>
-        <w:rPr>
-          <w:rFonts w:cs="Arial"/>
+          <w:rFonts w:ascii="Times New Roman" w:hAnsi="Times New Roman" w:cs="Times New Roman"/>
+          <w:sz w:val="24"/>
+          <w:szCs w:val="24"/>
+        </w:rPr>
+      </w:pPr>
+      <w:r>
+        <w:rPr>
+          <w:rFonts w:ascii="Times New Roman" w:hAnsi="Times New Roman" w:cs="Times New Roman"/>
+          <w:sz w:val="24"/>
+          <w:szCs w:val="24"/>
         </w:rPr>
         <w:t>Con “</w:t>
       </w:r>
@@ -2250,7 +3499,9 @@
       <w:proofErr w:type="gramStart"/>
       <w:r>
         <w:rPr>
-          <w:rFonts w:cs="Arial"/>
+          <w:rFonts w:ascii="Times New Roman" w:hAnsi="Times New Roman" w:cs="Times New Roman"/>
+          <w:sz w:val="24"/>
+          <w:szCs w:val="24"/>
         </w:rPr>
         <w:t>hands.process</w:t>
       </w:r>
@@ -2258,56 +3509,91 @@
       <w:proofErr w:type="gramEnd"/>
       <w:r>
         <w:rPr>
-          <w:rFonts w:cs="Arial"/>
-        </w:rPr>
-        <w:t xml:space="preserve">()” logramos diferenciar entra la mano izquierda y derecha, sin embargo se estudio el caso de detectar la mano de frente o el dorso de la mano, porque es </w:t>
-      </w:r>
-      <w:r>
-        <w:rPr>
-          <w:rFonts w:cs="Arial"/>
+          <w:rFonts w:ascii="Times New Roman" w:hAnsi="Times New Roman" w:cs="Times New Roman"/>
+          <w:sz w:val="24"/>
+          <w:szCs w:val="24"/>
+        </w:rPr>
+        <w:t xml:space="preserve">()” logramos diferenciar entra la mano izquierda y derecha, sin embargo se </w:t>
+      </w:r>
+      <w:r>
+        <w:rPr>
+          <w:rFonts w:ascii="Times New Roman" w:hAnsi="Times New Roman" w:cs="Times New Roman"/>
+          <w:sz w:val="24"/>
+          <w:szCs w:val="24"/>
+        </w:rPr>
+        <w:t>estudió</w:t>
+      </w:r>
+      <w:r>
+        <w:rPr>
+          <w:rFonts w:ascii="Times New Roman" w:hAnsi="Times New Roman" w:cs="Times New Roman"/>
+          <w:sz w:val="24"/>
+          <w:szCs w:val="24"/>
+        </w:rPr>
+        <w:t xml:space="preserve"> el caso de detectar la mano de frente o el dorso de la mano, porque es </w:t>
+      </w:r>
+      <w:r>
+        <w:rPr>
+          <w:rFonts w:ascii="Times New Roman" w:hAnsi="Times New Roman" w:cs="Times New Roman"/>
+          <w:sz w:val="24"/>
+          <w:szCs w:val="24"/>
         </w:rPr>
         <w:t>válido</w:t>
       </w:r>
       <w:r>
         <w:rPr>
-          <w:rFonts w:cs="Arial"/>
-        </w:rPr>
-        <w:t xml:space="preserve"> pensar que a un usuario se le puedo ocurrir utilizar la aplicación así. Con una </w:t>
-      </w:r>
-      <w:r>
-        <w:rPr>
-          <w:rFonts w:cs="Arial"/>
+          <w:rFonts w:ascii="Times New Roman" w:hAnsi="Times New Roman" w:cs="Times New Roman"/>
+          <w:sz w:val="24"/>
+          <w:szCs w:val="24"/>
+        </w:rPr>
+        <w:t xml:space="preserve"> pensar que a un usuario se le puedo ocurrir utilizar la aplicación así. Con una serie de condicionales se </w:t>
+      </w:r>
+      <w:r>
+        <w:rPr>
+          <w:rFonts w:ascii="Times New Roman" w:hAnsi="Times New Roman" w:cs="Times New Roman"/>
+          <w:sz w:val="24"/>
+          <w:szCs w:val="24"/>
+        </w:rPr>
+        <w:t>solucionó</w:t>
+      </w:r>
+      <w:r>
+        <w:rPr>
+          <w:rFonts w:ascii="Times New Roman" w:hAnsi="Times New Roman" w:cs="Times New Roman"/>
+          <w:sz w:val="24"/>
+          <w:szCs w:val="24"/>
+        </w:rPr>
+        <w:t xml:space="preserve"> esta </w:t>
+      </w:r>
+      <w:r>
+        <w:rPr>
+          <w:rFonts w:ascii="Times New Roman" w:hAnsi="Times New Roman" w:cs="Times New Roman"/>
+          <w:sz w:val="24"/>
+          <w:szCs w:val="24"/>
+        </w:rPr>
+        <w:t>problemática</w:t>
+      </w:r>
+      <w:r>
+        <w:rPr>
+          <w:rFonts w:ascii="Times New Roman" w:hAnsi="Times New Roman" w:cs="Times New Roman"/>
+          <w:sz w:val="24"/>
+          <w:szCs w:val="24"/>
+        </w:rPr>
+        <w:t xml:space="preserve"> consultando </w:t>
+      </w:r>
+      <w:r>
+        <w:rPr>
+          <w:rFonts w:ascii="Times New Roman" w:hAnsi="Times New Roman" w:cs="Times New Roman"/>
+          <w:sz w:val="24"/>
+          <w:szCs w:val="24"/>
         </w:rPr>
         <w:lastRenderedPageBreak/>
-        <w:t xml:space="preserve">serie de condicionales se </w:t>
-      </w:r>
-      <w:r>
-        <w:rPr>
-          <w:rFonts w:cs="Arial"/>
-        </w:rPr>
-        <w:t>solucionó</w:t>
-      </w:r>
-      <w:r>
-        <w:rPr>
-          <w:rFonts w:cs="Arial"/>
-        </w:rPr>
-        <w:t xml:space="preserve"> esta </w:t>
-      </w:r>
-      <w:r>
-        <w:rPr>
-          <w:rFonts w:cs="Arial"/>
-        </w:rPr>
-        <w:t>problemática</w:t>
-      </w:r>
-      <w:r>
-        <w:rPr>
-          <w:rFonts w:cs="Arial"/>
-        </w:rPr>
-        <w:t xml:space="preserve"> consultando por la posición de los </w:t>
-      </w:r>
-      <w:r>
-        <w:rPr>
-          <w:rFonts w:cs="Arial"/>
+        <w:t xml:space="preserve">por la posición de los </w:t>
+      </w:r>
+      <w:r>
+        <w:rPr>
+          <w:rFonts w:ascii="Times New Roman" w:hAnsi="Times New Roman" w:cs="Times New Roman"/>
+          <w:noProof/>
+          <w:sz w:val="24"/>
+          <w:szCs w:val="24"/>
         </w:rPr>
         <w:drawing>
           <wp:anchor distT="0" distB="0" distL="114300" distR="114300" simplePos="0" relativeHeight="251658240" behindDoc="1" locked="0" layoutInCell="1" allowOverlap="1" wp14:anchorId="645A5F27" wp14:editId="71551F17">
@@ -2375,19 +3661,25 @@
       </w:r>
       <w:r>
         <w:rPr>
-          <w:rFonts w:cs="Arial"/>
+          <w:rFonts w:ascii="Times New Roman" w:hAnsi="Times New Roman" w:cs="Times New Roman"/>
+          <w:sz w:val="24"/>
+          <w:szCs w:val="24"/>
         </w:rPr>
         <w:t xml:space="preserve">puntos situados entre el pulgar y el meñique, para clarificar lo mencionado </w:t>
       </w:r>
       <w:r>
         <w:rPr>
-          <w:rFonts w:cs="Arial"/>
+          <w:rFonts w:ascii="Times New Roman" w:hAnsi="Times New Roman" w:cs="Times New Roman"/>
+          <w:sz w:val="24"/>
+          <w:szCs w:val="24"/>
         </w:rPr>
         <w:t>colocamos</w:t>
       </w:r>
       <w:r>
         <w:rPr>
-          <w:rFonts w:cs="Arial"/>
+          <w:rFonts w:ascii="Times New Roman" w:hAnsi="Times New Roman" w:cs="Times New Roman"/>
+          <w:sz w:val="24"/>
+          <w:szCs w:val="24"/>
         </w:rPr>
         <w:t xml:space="preserve"> la siguiente imagen:</w:t>
       </w:r>
@@ -2396,7 +3688,9 @@
       <w:pPr>
         <w:ind w:left="720"/>
         <w:rPr>
-          <w:rFonts w:cs="Arial"/>
+          <w:rFonts w:ascii="Times New Roman" w:hAnsi="Times New Roman" w:cs="Times New Roman"/>
+          <w:sz w:val="24"/>
+          <w:szCs w:val="24"/>
         </w:rPr>
       </w:pPr>
     </w:p>
@@ -2404,7 +3698,9 @@
       <w:pPr>
         <w:ind w:left="720"/>
         <w:rPr>
-          <w:rFonts w:cs="Arial"/>
+          <w:rFonts w:ascii="Times New Roman" w:hAnsi="Times New Roman" w:cs="Times New Roman"/>
+          <w:sz w:val="24"/>
+          <w:szCs w:val="24"/>
         </w:rPr>
       </w:pPr>
     </w:p>
@@ -2412,7 +3708,9 @@
       <w:pPr>
         <w:ind w:left="720"/>
         <w:rPr>
-          <w:rFonts w:cs="Arial"/>
+          <w:rFonts w:ascii="Times New Roman" w:hAnsi="Times New Roman" w:cs="Times New Roman"/>
+          <w:sz w:val="24"/>
+          <w:szCs w:val="24"/>
         </w:rPr>
       </w:pPr>
     </w:p>
@@ -2420,7 +3718,9 @@
       <w:pPr>
         <w:ind w:left="720"/>
         <w:rPr>
-          <w:rFonts w:cs="Arial"/>
+          <w:rFonts w:ascii="Times New Roman" w:hAnsi="Times New Roman" w:cs="Times New Roman"/>
+          <w:sz w:val="24"/>
+          <w:szCs w:val="24"/>
         </w:rPr>
       </w:pPr>
     </w:p>
@@ -2428,7 +3728,9 @@
       <w:pPr>
         <w:ind w:left="720"/>
         <w:rPr>
-          <w:rFonts w:cs="Arial"/>
+          <w:rFonts w:ascii="Times New Roman" w:hAnsi="Times New Roman" w:cs="Times New Roman"/>
+          <w:sz w:val="24"/>
+          <w:szCs w:val="24"/>
         </w:rPr>
       </w:pPr>
     </w:p>
@@ -2436,7 +3738,9 @@
       <w:pPr>
         <w:ind w:left="720"/>
         <w:rPr>
-          <w:rFonts w:cs="Arial"/>
+          <w:rFonts w:ascii="Times New Roman" w:hAnsi="Times New Roman" w:cs="Times New Roman"/>
+          <w:sz w:val="24"/>
+          <w:szCs w:val="24"/>
         </w:rPr>
       </w:pPr>
     </w:p>
@@ -2444,7 +3748,9 @@
       <w:pPr>
         <w:ind w:left="720"/>
         <w:rPr>
-          <w:rFonts w:cs="Arial"/>
+          <w:rFonts w:ascii="Times New Roman" w:hAnsi="Times New Roman" w:cs="Times New Roman"/>
+          <w:sz w:val="24"/>
+          <w:szCs w:val="24"/>
         </w:rPr>
       </w:pPr>
     </w:p>
@@ -2452,7 +3758,9 @@
       <w:pPr>
         <w:ind w:left="720"/>
         <w:rPr>
-          <w:rFonts w:cs="Arial"/>
+          <w:rFonts w:ascii="Times New Roman" w:hAnsi="Times New Roman" w:cs="Times New Roman"/>
+          <w:sz w:val="24"/>
+          <w:szCs w:val="24"/>
         </w:rPr>
       </w:pPr>
     </w:p>
@@ -2460,7 +3768,9 @@
       <w:pPr>
         <w:ind w:left="720"/>
         <w:rPr>
-          <w:rFonts w:cs="Arial"/>
+          <w:rFonts w:ascii="Times New Roman" w:hAnsi="Times New Roman" w:cs="Times New Roman"/>
+          <w:sz w:val="24"/>
+          <w:szCs w:val="24"/>
         </w:rPr>
       </w:pPr>
     </w:p>
@@ -2468,7 +3778,9 @@
       <w:pPr>
         <w:ind w:left="720"/>
         <w:rPr>
-          <w:rFonts w:cs="Arial"/>
+          <w:rFonts w:ascii="Times New Roman" w:hAnsi="Times New Roman" w:cs="Times New Roman"/>
+          <w:sz w:val="24"/>
+          <w:szCs w:val="24"/>
         </w:rPr>
       </w:pPr>
     </w:p>
@@ -2476,7 +3788,9 @@
       <w:pPr>
         <w:ind w:left="720"/>
         <w:rPr>
-          <w:rFonts w:cs="Arial"/>
+          <w:rFonts w:ascii="Times New Roman" w:hAnsi="Times New Roman" w:cs="Times New Roman"/>
+          <w:sz w:val="24"/>
+          <w:szCs w:val="24"/>
         </w:rPr>
       </w:pPr>
     </w:p>
@@ -2484,7 +3798,9 @@
       <w:pPr>
         <w:ind w:left="720"/>
         <w:rPr>
-          <w:rFonts w:cs="Arial"/>
+          <w:rFonts w:ascii="Times New Roman" w:hAnsi="Times New Roman" w:cs="Times New Roman"/>
+          <w:sz w:val="24"/>
+          <w:szCs w:val="24"/>
         </w:rPr>
       </w:pPr>
     </w:p>
@@ -2492,7 +3808,9 @@
       <w:pPr>
         <w:ind w:left="720"/>
         <w:rPr>
-          <w:rFonts w:cs="Arial"/>
+          <w:rFonts w:ascii="Times New Roman" w:hAnsi="Times New Roman" w:cs="Times New Roman"/>
+          <w:sz w:val="24"/>
+          <w:szCs w:val="24"/>
         </w:rPr>
       </w:pPr>
     </w:p>
@@ -2500,7 +3818,9 @@
       <w:pPr>
         <w:ind w:left="720"/>
         <w:rPr>
-          <w:rFonts w:cs="Arial"/>
+          <w:rFonts w:ascii="Times New Roman" w:hAnsi="Times New Roman" w:cs="Times New Roman"/>
+          <w:sz w:val="24"/>
+          <w:szCs w:val="24"/>
         </w:rPr>
       </w:pPr>
     </w:p>
@@ -2508,7 +3828,9 @@
       <w:pPr>
         <w:ind w:left="720"/>
         <w:rPr>
-          <w:rFonts w:cs="Arial"/>
+          <w:rFonts w:ascii="Times New Roman" w:hAnsi="Times New Roman" w:cs="Times New Roman"/>
+          <w:sz w:val="24"/>
+          <w:szCs w:val="24"/>
         </w:rPr>
       </w:pPr>
     </w:p>
@@ -2516,7 +3838,9 @@
       <w:pPr>
         <w:ind w:left="720"/>
         <w:rPr>
-          <w:rFonts w:cs="Arial"/>
+          <w:rFonts w:ascii="Times New Roman" w:hAnsi="Times New Roman" w:cs="Times New Roman"/>
+          <w:sz w:val="24"/>
+          <w:szCs w:val="24"/>
         </w:rPr>
       </w:pPr>
     </w:p>
@@ -2524,7 +3848,9 @@
       <w:pPr>
         <w:ind w:left="720"/>
         <w:rPr>
-          <w:rFonts w:cs="Arial"/>
+          <w:rFonts w:ascii="Times New Roman" w:hAnsi="Times New Roman" w:cs="Times New Roman"/>
+          <w:sz w:val="24"/>
+          <w:szCs w:val="24"/>
         </w:rPr>
       </w:pPr>
     </w:p>
@@ -2532,7 +3858,9 @@
       <w:pPr>
         <w:ind w:left="720"/>
         <w:rPr>
-          <w:rFonts w:cs="Arial"/>
+          <w:rFonts w:ascii="Times New Roman" w:hAnsi="Times New Roman" w:cs="Times New Roman"/>
+          <w:sz w:val="24"/>
+          <w:szCs w:val="24"/>
         </w:rPr>
       </w:pPr>
     </w:p>
@@ -2540,7 +3868,9 @@
       <w:pPr>
         <w:ind w:left="720"/>
         <w:rPr>
-          <w:rFonts w:cs="Arial"/>
+          <w:rFonts w:ascii="Times New Roman" w:hAnsi="Times New Roman" w:cs="Times New Roman"/>
+          <w:sz w:val="24"/>
+          <w:szCs w:val="24"/>
         </w:rPr>
       </w:pPr>
     </w:p>
@@ -2548,7 +3878,9 @@
       <w:pPr>
         <w:ind w:left="720"/>
         <w:rPr>
-          <w:rFonts w:cs="Arial"/>
+          <w:rFonts w:ascii="Times New Roman" w:hAnsi="Times New Roman" w:cs="Times New Roman"/>
+          <w:sz w:val="24"/>
+          <w:szCs w:val="24"/>
         </w:rPr>
       </w:pPr>
     </w:p>
@@ -2556,7 +3888,9 @@
       <w:pPr>
         <w:ind w:left="720"/>
         <w:rPr>
-          <w:rFonts w:cs="Arial"/>
+          <w:rFonts w:ascii="Times New Roman" w:hAnsi="Times New Roman" w:cs="Times New Roman"/>
+          <w:sz w:val="24"/>
+          <w:szCs w:val="24"/>
         </w:rPr>
       </w:pPr>
     </w:p>
@@ -2564,32 +3898,90 @@
       <w:pPr>
         <w:ind w:left="720"/>
         <w:rPr>
-          <w:rFonts w:cs="Arial"/>
-        </w:rPr>
-      </w:pPr>
-      <w:r>
-        <w:rPr>
-          <w:rFonts w:cs="Arial"/>
-        </w:rPr>
-        <w:t xml:space="preserve">En la cual se comparo la coordenada del punto numero 1 y el numero 17 para diferenciar entre frente y torso una vez detectada de que mano se trata. </w:t>
+          <w:rFonts w:ascii="Times New Roman" w:hAnsi="Times New Roman" w:cs="Times New Roman"/>
+          <w:sz w:val="24"/>
+          <w:szCs w:val="24"/>
+        </w:rPr>
+      </w:pPr>
+      <w:r>
+        <w:rPr>
+          <w:rFonts w:ascii="Times New Roman" w:hAnsi="Times New Roman" w:cs="Times New Roman"/>
+          <w:sz w:val="24"/>
+          <w:szCs w:val="24"/>
+        </w:rPr>
+        <w:t xml:space="preserve">En la cual se </w:t>
+      </w:r>
+      <w:r>
+        <w:rPr>
+          <w:rFonts w:ascii="Times New Roman" w:hAnsi="Times New Roman" w:cs="Times New Roman"/>
+          <w:sz w:val="24"/>
+          <w:szCs w:val="24"/>
+        </w:rPr>
+        <w:t>comparó</w:t>
+      </w:r>
+      <w:r>
+        <w:rPr>
+          <w:rFonts w:ascii="Times New Roman" w:hAnsi="Times New Roman" w:cs="Times New Roman"/>
+          <w:sz w:val="24"/>
+          <w:szCs w:val="24"/>
+        </w:rPr>
+        <w:t xml:space="preserve"> la coordenada del punto </w:t>
+      </w:r>
+      <w:r>
+        <w:rPr>
+          <w:rFonts w:ascii="Times New Roman" w:hAnsi="Times New Roman" w:cs="Times New Roman"/>
+          <w:sz w:val="24"/>
+          <w:szCs w:val="24"/>
+        </w:rPr>
+        <w:t>número</w:t>
+      </w:r>
+      <w:r>
+        <w:rPr>
+          <w:rFonts w:ascii="Times New Roman" w:hAnsi="Times New Roman" w:cs="Times New Roman"/>
+          <w:sz w:val="24"/>
+          <w:szCs w:val="24"/>
+        </w:rPr>
+        <w:t xml:space="preserve"> 1 y el numero 17 para diferenciar entre frente y torso una vez detectada de que mano se trata. </w:t>
       </w:r>
     </w:p>
     <w:p>
       <w:pPr>
         <w:ind w:left="720"/>
         <w:rPr>
-          <w:rFonts w:cs="Arial"/>
-        </w:rPr>
-      </w:pPr>
-      <w:r>
-        <w:rPr>
-          <w:rFonts w:cs="Arial"/>
-        </w:rPr>
-        <w:t xml:space="preserve">Luego con comparaciones de coordenadas x o y (según corresponda) se contaron el numero de dedos extendidos, el cual se traduce en </w:t>
-      </w:r>
-      <w:r>
-        <w:rPr>
-          <w:rFonts w:cs="Arial"/>
+          <w:rFonts w:ascii="Times New Roman" w:hAnsi="Times New Roman" w:cs="Times New Roman"/>
+          <w:sz w:val="24"/>
+          <w:szCs w:val="24"/>
+        </w:rPr>
+      </w:pPr>
+      <w:r>
+        <w:rPr>
+          <w:rFonts w:ascii="Times New Roman" w:hAnsi="Times New Roman" w:cs="Times New Roman"/>
+          <w:sz w:val="24"/>
+          <w:szCs w:val="24"/>
+        </w:rPr>
+        <w:t xml:space="preserve">Luego con comparaciones de coordenadas x o y (según corresponda) se contaron el </w:t>
+      </w:r>
+      <w:r>
+        <w:rPr>
+          <w:rFonts w:ascii="Times New Roman" w:hAnsi="Times New Roman" w:cs="Times New Roman"/>
+          <w:sz w:val="24"/>
+          <w:szCs w:val="24"/>
+        </w:rPr>
+        <w:t>número</w:t>
+      </w:r>
+      <w:r>
+        <w:rPr>
+          <w:rFonts w:ascii="Times New Roman" w:hAnsi="Times New Roman" w:cs="Times New Roman"/>
+          <w:sz w:val="24"/>
+          <w:szCs w:val="24"/>
+        </w:rPr>
+        <w:t xml:space="preserve"> de dedos extendidos, el cual se traduce en </w:t>
+      </w:r>
+      <w:r>
+        <w:rPr>
+          <w:rFonts w:ascii="Times New Roman" w:hAnsi="Times New Roman" w:cs="Times New Roman"/>
+          <w:sz w:val="24"/>
+          <w:szCs w:val="24"/>
         </w:rPr>
         <w:t>la intensidad de brillo y volumen deseado.</w:t>
       </w:r>
@@ -2598,173 +3990,513 @@
       <w:pPr>
         <w:ind w:left="720"/>
         <w:rPr>
-          <w:rFonts w:cs="Arial"/>
+          <w:rFonts w:ascii="Times New Roman" w:hAnsi="Times New Roman" w:cs="Times New Roman"/>
+          <w:sz w:val="24"/>
+          <w:szCs w:val="24"/>
         </w:rPr>
       </w:pPr>
     </w:p>
     <w:p>
       <w:pPr>
         <w:ind w:left="708"/>
-      </w:pPr>
-      <w:r>
-        <w:rPr>
+        <w:rPr>
+          <w:rFonts w:ascii="Times New Roman" w:hAnsi="Times New Roman" w:cs="Times New Roman"/>
+          <w:sz w:val="24"/>
+          <w:szCs w:val="24"/>
+        </w:rPr>
+      </w:pPr>
+      <w:r>
+        <w:rPr>
+          <w:rFonts w:ascii="Times New Roman" w:hAnsi="Times New Roman" w:cs="Times New Roman"/>
           <w:b/>
           <w:bCs/>
+          <w:sz w:val="24"/>
+          <w:szCs w:val="24"/>
         </w:rPr>
         <w:t>6</w:t>
       </w:r>
       <w:r>
         <w:rPr>
+          <w:rFonts w:ascii="Times New Roman" w:hAnsi="Times New Roman" w:cs="Times New Roman"/>
           <w:b/>
           <w:bCs/>
+          <w:sz w:val="24"/>
+          <w:szCs w:val="24"/>
         </w:rPr>
         <w:t xml:space="preserve">.3 </w:t>
       </w:r>
       <w:r>
         <w:rPr>
+          <w:rFonts w:ascii="Times New Roman" w:hAnsi="Times New Roman" w:cs="Times New Roman"/>
           <w:b/>
           <w:bCs/>
+          <w:sz w:val="24"/>
+          <w:szCs w:val="24"/>
         </w:rPr>
         <w:t>Implementación del Control de Volumen y Brillo</w:t>
       </w:r>
       <w:r>
+        <w:rPr>
+          <w:rFonts w:ascii="Times New Roman" w:hAnsi="Times New Roman" w:cs="Times New Roman"/>
+          <w:sz w:val="24"/>
+          <w:szCs w:val="24"/>
+        </w:rPr>
         <w:t xml:space="preserve">: </w:t>
       </w:r>
     </w:p>
     <w:p>
       <w:pPr>
         <w:ind w:left="708"/>
-      </w:pPr>
-      <w:r>
+        <w:rPr>
+          <w:rFonts w:ascii="Times New Roman" w:hAnsi="Times New Roman" w:cs="Times New Roman"/>
+          <w:sz w:val="24"/>
+          <w:szCs w:val="24"/>
+        </w:rPr>
+      </w:pPr>
+      <w:r>
+        <w:rPr>
+          <w:rFonts w:ascii="Times New Roman" w:hAnsi="Times New Roman" w:cs="Times New Roman"/>
+          <w:sz w:val="24"/>
+          <w:szCs w:val="24"/>
+        </w:rPr>
         <w:t>Con las librerías mencionadas previamente fue muy sencillo el control de estos parámetros. La librería “</w:t>
       </w:r>
       <w:proofErr w:type="spellStart"/>
       <w:r>
+        <w:rPr>
+          <w:rFonts w:ascii="Times New Roman" w:hAnsi="Times New Roman" w:cs="Times New Roman"/>
+          <w:sz w:val="24"/>
+          <w:szCs w:val="24"/>
+        </w:rPr>
         <w:t>screen_brightness_control</w:t>
       </w:r>
       <w:proofErr w:type="spellEnd"/>
       <w:r>
+        <w:rPr>
+          <w:rFonts w:ascii="Times New Roman" w:hAnsi="Times New Roman" w:cs="Times New Roman"/>
+          <w:sz w:val="24"/>
+          <w:szCs w:val="24"/>
+        </w:rPr>
         <w:t xml:space="preserve">” posee un método directo para </w:t>
       </w:r>
       <w:proofErr w:type="spellStart"/>
       <w:r>
+        <w:rPr>
+          <w:rFonts w:ascii="Times New Roman" w:hAnsi="Times New Roman" w:cs="Times New Roman"/>
+          <w:sz w:val="24"/>
+          <w:szCs w:val="24"/>
+        </w:rPr>
         <w:t>setear</w:t>
       </w:r>
       <w:proofErr w:type="spellEnd"/>
       <w:r>
+        <w:rPr>
+          <w:rFonts w:ascii="Times New Roman" w:hAnsi="Times New Roman" w:cs="Times New Roman"/>
+          <w:sz w:val="24"/>
+          <w:szCs w:val="24"/>
+        </w:rPr>
         <w:t xml:space="preserve"> el brillo, el cual es “</w:t>
       </w:r>
       <w:proofErr w:type="spellStart"/>
       <w:r>
+        <w:rPr>
+          <w:rFonts w:ascii="Times New Roman" w:hAnsi="Times New Roman" w:cs="Times New Roman"/>
+          <w:sz w:val="24"/>
+          <w:szCs w:val="24"/>
+        </w:rPr>
         <w:t>sbc.set_</w:t>
       </w:r>
       <w:proofErr w:type="gramStart"/>
       <w:r>
+        <w:rPr>
+          <w:rFonts w:ascii="Times New Roman" w:hAnsi="Times New Roman" w:cs="Times New Roman"/>
+          <w:sz w:val="24"/>
+          <w:szCs w:val="24"/>
+        </w:rPr>
         <w:t>brightness</w:t>
       </w:r>
       <w:proofErr w:type="spellEnd"/>
       <w:r>
+        <w:rPr>
+          <w:rFonts w:ascii="Times New Roman" w:hAnsi="Times New Roman" w:cs="Times New Roman"/>
+          <w:sz w:val="24"/>
+          <w:szCs w:val="24"/>
+        </w:rPr>
         <w:t>(</w:t>
       </w:r>
       <w:proofErr w:type="gramEnd"/>
       <w:r>
+        <w:rPr>
+          <w:rFonts w:ascii="Times New Roman" w:hAnsi="Times New Roman" w:cs="Times New Roman"/>
+          <w:sz w:val="24"/>
+          <w:szCs w:val="24"/>
+        </w:rPr>
         <w:t>)”.</w:t>
       </w:r>
     </w:p>
     <w:p>
       <w:pPr>
         <w:ind w:left="708"/>
-      </w:pPr>
-      <w:r>
+        <w:rPr>
+          <w:rFonts w:ascii="Times New Roman" w:hAnsi="Times New Roman" w:cs="Times New Roman"/>
+          <w:sz w:val="24"/>
+          <w:szCs w:val="24"/>
+        </w:rPr>
+      </w:pPr>
+      <w:r>
+        <w:rPr>
+          <w:rFonts w:ascii="Times New Roman" w:hAnsi="Times New Roman" w:cs="Times New Roman"/>
+          <w:sz w:val="24"/>
+          <w:szCs w:val="24"/>
+        </w:rPr>
         <w:t xml:space="preserve">En el caso del audio se confecciono una pequeña función que trata del </w:t>
       </w:r>
       <w:proofErr w:type="spellStart"/>
       <w:r>
+        <w:rPr>
+          <w:rFonts w:ascii="Times New Roman" w:hAnsi="Times New Roman" w:cs="Times New Roman"/>
+          <w:sz w:val="24"/>
+          <w:szCs w:val="24"/>
+        </w:rPr>
         <w:t>seteo</w:t>
       </w:r>
       <w:proofErr w:type="spellEnd"/>
       <w:r>
+        <w:rPr>
+          <w:rFonts w:ascii="Times New Roman" w:hAnsi="Times New Roman" w:cs="Times New Roman"/>
+          <w:sz w:val="24"/>
+          <w:szCs w:val="24"/>
+        </w:rPr>
         <w:t xml:space="preserve"> del master de audio de la computadora, puesto que podríamos modificar alguna de las varias posibles sesiones de audio presentes, la función de llamo “</w:t>
       </w:r>
       <w:proofErr w:type="spellStart"/>
       <w:r>
+        <w:rPr>
+          <w:rFonts w:ascii="Times New Roman" w:hAnsi="Times New Roman" w:cs="Times New Roman"/>
+          <w:sz w:val="24"/>
+          <w:szCs w:val="24"/>
+        </w:rPr>
         <w:t>set_</w:t>
       </w:r>
       <w:proofErr w:type="gramStart"/>
       <w:r>
+        <w:rPr>
+          <w:rFonts w:ascii="Times New Roman" w:hAnsi="Times New Roman" w:cs="Times New Roman"/>
+          <w:sz w:val="24"/>
+          <w:szCs w:val="24"/>
+        </w:rPr>
         <w:t>volume</w:t>
       </w:r>
       <w:proofErr w:type="spellEnd"/>
       <w:r>
+        <w:rPr>
+          <w:rFonts w:ascii="Times New Roman" w:hAnsi="Times New Roman" w:cs="Times New Roman"/>
+          <w:sz w:val="24"/>
+          <w:szCs w:val="24"/>
+        </w:rPr>
         <w:t>(</w:t>
       </w:r>
       <w:proofErr w:type="gramEnd"/>
       <w:r>
+        <w:rPr>
+          <w:rFonts w:ascii="Times New Roman" w:hAnsi="Times New Roman" w:cs="Times New Roman"/>
+          <w:sz w:val="24"/>
+          <w:szCs w:val="24"/>
+        </w:rPr>
         <w:t>)”.</w:t>
       </w:r>
     </w:p>
     <w:p>
       <w:pPr>
         <w:ind w:left="708"/>
-      </w:pPr>
-      <w:r>
-        <w:t>En ambos casos se tomo el contador de dedos correspondiente y se lo multiplico por 20, debido a que, al contar con un máximo de 5 dedos por mano el salto elegido fue de a 20%.</w:t>
-      </w:r>
-    </w:p>
-    <w:p/>
+        <w:rPr>
+          <w:rFonts w:ascii="Times New Roman" w:hAnsi="Times New Roman" w:cs="Times New Roman"/>
+          <w:sz w:val="24"/>
+          <w:szCs w:val="24"/>
+        </w:rPr>
+      </w:pPr>
+      <w:r>
+        <w:rPr>
+          <w:rFonts w:ascii="Times New Roman" w:hAnsi="Times New Roman" w:cs="Times New Roman"/>
+          <w:sz w:val="24"/>
+          <w:szCs w:val="24"/>
+        </w:rPr>
+        <w:t xml:space="preserve">En ambos casos se </w:t>
+      </w:r>
+      <w:r>
+        <w:rPr>
+          <w:rFonts w:ascii="Times New Roman" w:hAnsi="Times New Roman" w:cs="Times New Roman"/>
+          <w:sz w:val="24"/>
+          <w:szCs w:val="24"/>
+        </w:rPr>
+        <w:t>tomó</w:t>
+      </w:r>
+      <w:r>
+        <w:rPr>
+          <w:rFonts w:ascii="Times New Roman" w:hAnsi="Times New Roman" w:cs="Times New Roman"/>
+          <w:sz w:val="24"/>
+          <w:szCs w:val="24"/>
+        </w:rPr>
+        <w:t xml:space="preserve"> el contador de dedos correspondiente y se lo multiplico por 20, debido a que, al contar con un máximo de 5 dedos por mano el salto elegido fue de a 20%.</w:t>
+      </w:r>
+    </w:p>
+    <w:p>
+      <w:pPr>
+        <w:rPr>
+          <w:rFonts w:ascii="Times New Roman" w:hAnsi="Times New Roman" w:cs="Times New Roman"/>
+          <w:sz w:val="24"/>
+          <w:szCs w:val="24"/>
+        </w:rPr>
+      </w:pPr>
+    </w:p>
     <w:p>
       <w:pPr>
         <w:ind w:firstLine="708"/>
-      </w:pPr>
-      <w:r>
+        <w:rPr>
+          <w:rFonts w:ascii="Times New Roman" w:hAnsi="Times New Roman" w:cs="Times New Roman"/>
+          <w:sz w:val="24"/>
+          <w:szCs w:val="24"/>
+        </w:rPr>
+      </w:pPr>
+      <w:r>
+        <w:rPr>
+          <w:rFonts w:ascii="Times New Roman" w:hAnsi="Times New Roman" w:cs="Times New Roman"/>
+          <w:sz w:val="24"/>
+          <w:szCs w:val="24"/>
+        </w:rPr>
         <w:t>6</w:t>
       </w:r>
       <w:r>
+        <w:rPr>
+          <w:rFonts w:ascii="Times New Roman" w:hAnsi="Times New Roman" w:cs="Times New Roman"/>
+          <w:sz w:val="24"/>
+          <w:szCs w:val="24"/>
+        </w:rPr>
         <w:t xml:space="preserve">.4 </w:t>
       </w:r>
       <w:r>
         <w:rPr>
+          <w:rFonts w:ascii="Times New Roman" w:hAnsi="Times New Roman" w:cs="Times New Roman"/>
           <w:b/>
           <w:bCs/>
+          <w:sz w:val="24"/>
+          <w:szCs w:val="24"/>
         </w:rPr>
         <w:t>Implementación del Cambio de Modo</w:t>
       </w:r>
       <w:r>
+        <w:rPr>
+          <w:rFonts w:ascii="Times New Roman" w:hAnsi="Times New Roman" w:cs="Times New Roman"/>
+          <w:sz w:val="24"/>
+          <w:szCs w:val="24"/>
+        </w:rPr>
         <w:t>:</w:t>
       </w:r>
     </w:p>
     <w:p>
       <w:pPr>
         <w:ind w:left="708"/>
-      </w:pPr>
-      <w:r>
+        <w:rPr>
+          <w:rFonts w:ascii="Times New Roman" w:hAnsi="Times New Roman" w:cs="Times New Roman"/>
+          <w:sz w:val="24"/>
+          <w:szCs w:val="24"/>
+        </w:rPr>
+      </w:pPr>
+      <w:r>
+        <w:rPr>
+          <w:rFonts w:ascii="Times New Roman" w:hAnsi="Times New Roman" w:cs="Times New Roman"/>
+          <w:sz w:val="24"/>
+          <w:szCs w:val="24"/>
+        </w:rPr>
         <w:t>Se estudio la comparativa entre ambos métodos mencionados:</w:t>
       </w:r>
     </w:p>
     <w:p>
       <w:pPr>
         <w:ind w:left="708"/>
-      </w:pPr>
-      <w:r>
-        <w:t>-El primer método consistió en la simple separación de un control por mano. Con la mano izquierda se controlo el brillo y con la mano derecha se controlo el audio. Debido a una limitación que no se encontró el motivo (no pudimos conseguir que le sistema funcione con los dos controles en simultaneo), se limitó la aplicación a que detecte una mano a la vez.</w:t>
+        <w:rPr>
+          <w:rFonts w:ascii="Times New Roman" w:hAnsi="Times New Roman" w:cs="Times New Roman"/>
+          <w:sz w:val="24"/>
+          <w:szCs w:val="24"/>
+        </w:rPr>
+      </w:pPr>
+      <w:r>
+        <w:rPr>
+          <w:rFonts w:ascii="Times New Roman" w:hAnsi="Times New Roman" w:cs="Times New Roman"/>
+          <w:sz w:val="24"/>
+          <w:szCs w:val="24"/>
+        </w:rPr>
+        <w:lastRenderedPageBreak/>
+        <w:t xml:space="preserve">-El primer método consistió en la simple separación de un control por mano. Con la mano izquierda se </w:t>
+      </w:r>
+      <w:r>
+        <w:rPr>
+          <w:rFonts w:ascii="Times New Roman" w:hAnsi="Times New Roman" w:cs="Times New Roman"/>
+          <w:sz w:val="24"/>
+          <w:szCs w:val="24"/>
+        </w:rPr>
+        <w:t>controló</w:t>
+      </w:r>
+      <w:r>
+        <w:rPr>
+          <w:rFonts w:ascii="Times New Roman" w:hAnsi="Times New Roman" w:cs="Times New Roman"/>
+          <w:sz w:val="24"/>
+          <w:szCs w:val="24"/>
+        </w:rPr>
+        <w:t xml:space="preserve"> el brillo y con la mano derecha se </w:t>
+      </w:r>
+      <w:r>
+        <w:rPr>
+          <w:rFonts w:ascii="Times New Roman" w:hAnsi="Times New Roman" w:cs="Times New Roman"/>
+          <w:sz w:val="24"/>
+          <w:szCs w:val="24"/>
+        </w:rPr>
+        <w:t>controló</w:t>
+      </w:r>
+      <w:r>
+        <w:rPr>
+          <w:rFonts w:ascii="Times New Roman" w:hAnsi="Times New Roman" w:cs="Times New Roman"/>
+          <w:sz w:val="24"/>
+          <w:szCs w:val="24"/>
+        </w:rPr>
+        <w:t xml:space="preserve"> el audio. Debido a una limitación que no se encontró el motivo (no pudimos conseguir que le sistema funcione con los dos controles en simultaneo), se limitó la aplicación a que detecte una mano a la vez.</w:t>
       </w:r>
     </w:p>
     <w:p>
       <w:pPr>
         <w:ind w:left="708"/>
-      </w:pPr>
-      <w:r>
+        <w:rPr>
+          <w:rFonts w:ascii="Times New Roman" w:hAnsi="Times New Roman" w:cs="Times New Roman"/>
+          <w:sz w:val="24"/>
+          <w:szCs w:val="24"/>
+        </w:rPr>
+      </w:pPr>
+    </w:p>
+    <w:p>
+      <w:pPr>
+        <w:ind w:left="708"/>
+        <w:rPr>
+          <w:rFonts w:ascii="Times New Roman" w:hAnsi="Times New Roman" w:cs="Times New Roman"/>
+          <w:sz w:val="24"/>
+          <w:szCs w:val="24"/>
+        </w:rPr>
+      </w:pPr>
+      <w:r>
+        <w:rPr>
+          <w:rFonts w:ascii="Times New Roman" w:hAnsi="Times New Roman" w:cs="Times New Roman"/>
+          <w:sz w:val="24"/>
+          <w:szCs w:val="24"/>
+        </w:rPr>
         <w:t>-</w:t>
       </w:r>
+      <w:r>
+        <w:rPr>
+          <w:rFonts w:ascii="Times New Roman" w:hAnsi="Times New Roman" w:cs="Times New Roman"/>
+          <w:sz w:val="24"/>
+          <w:szCs w:val="24"/>
+        </w:rPr>
+        <w:t>El segundo método</w:t>
+      </w:r>
+      <w:r>
+        <w:rPr>
+          <w:rFonts w:ascii="Times New Roman" w:hAnsi="Times New Roman" w:cs="Times New Roman"/>
+          <w:sz w:val="24"/>
+          <w:szCs w:val="24"/>
+        </w:rPr>
+        <w:t>, que hemos</w:t>
+      </w:r>
+      <w:r>
+        <w:rPr>
+          <w:rFonts w:ascii="Times New Roman" w:hAnsi="Times New Roman" w:cs="Times New Roman"/>
+          <w:sz w:val="24"/>
+          <w:szCs w:val="24"/>
+        </w:rPr>
+        <w:t xml:space="preserve"> finalmente</w:t>
+      </w:r>
+      <w:r>
+        <w:rPr>
+          <w:rFonts w:ascii="Times New Roman" w:hAnsi="Times New Roman" w:cs="Times New Roman"/>
+          <w:sz w:val="24"/>
+          <w:szCs w:val="24"/>
+        </w:rPr>
+        <w:t xml:space="preserve"> descartado,</w:t>
+      </w:r>
+      <w:r>
+        <w:rPr>
+          <w:rFonts w:ascii="Times New Roman" w:hAnsi="Times New Roman" w:cs="Times New Roman"/>
+          <w:sz w:val="24"/>
+          <w:szCs w:val="24"/>
+        </w:rPr>
+        <w:t xml:space="preserve"> consistió en utilizar una sola mano para controlar ambos niveles de ajuste, y utilizando como alternancia entre ambos, la detección de “</w:t>
+      </w:r>
+      <w:r>
+        <w:rPr>
+          <w:rFonts w:ascii="Times New Roman" w:hAnsi="Times New Roman" w:cs="Times New Roman"/>
+          <w:sz w:val="24"/>
+          <w:szCs w:val="24"/>
+        </w:rPr>
+        <w:t>Á</w:t>
+      </w:r>
+      <w:r>
+        <w:rPr>
+          <w:rFonts w:ascii="Times New Roman" w:hAnsi="Times New Roman" w:cs="Times New Roman"/>
+          <w:sz w:val="24"/>
+          <w:szCs w:val="24"/>
+        </w:rPr>
+        <w:t>rea mínima” colocando la mano de perfil. Este método no resultó ser preciso en la detección ya que también dependía de la distancia entre la cámara y la mano. Se agregó como</w:t>
+      </w:r>
+      <w:r>
+        <w:rPr>
+          <w:rFonts w:ascii="Times New Roman" w:hAnsi="Times New Roman" w:cs="Times New Roman"/>
+          <w:sz w:val="24"/>
+          <w:szCs w:val="24"/>
+        </w:rPr>
+        <w:t xml:space="preserve"> adicional en la detección de alternancia, que el pulgar este en línea con el meñique cuando se coloca la mano de perfil, y se agregó un </w:t>
+      </w:r>
+      <w:proofErr w:type="spellStart"/>
+      <w:r>
+        <w:rPr>
+          <w:rFonts w:ascii="Times New Roman" w:hAnsi="Times New Roman" w:cs="Times New Roman"/>
+          <w:sz w:val="24"/>
+          <w:szCs w:val="24"/>
+        </w:rPr>
+        <w:t>delay</w:t>
+      </w:r>
+      <w:proofErr w:type="spellEnd"/>
+      <w:r>
+        <w:rPr>
+          <w:rFonts w:ascii="Times New Roman" w:hAnsi="Times New Roman" w:cs="Times New Roman"/>
+          <w:sz w:val="24"/>
+          <w:szCs w:val="24"/>
+        </w:rPr>
+        <w:t xml:space="preserve"> de tiempo una vez que detecta estas condiciones, para evitar cambios bruscos en el cambio de controles. El código resulta </w:t>
+      </w:r>
+      <w:r>
+        <w:rPr>
+          <w:rFonts w:ascii="Times New Roman" w:hAnsi="Times New Roman" w:cs="Times New Roman"/>
+          <w:sz w:val="24"/>
+          <w:szCs w:val="24"/>
+        </w:rPr>
+        <w:t>más</w:t>
+      </w:r>
+      <w:r>
+        <w:rPr>
+          <w:rFonts w:ascii="Times New Roman" w:hAnsi="Times New Roman" w:cs="Times New Roman"/>
+          <w:sz w:val="24"/>
+          <w:szCs w:val="24"/>
+        </w:rPr>
+        <w:t xml:space="preserve"> complejo en comparación a la detección de ambas manos.</w:t>
+      </w:r>
     </w:p>
     <w:p>
       <w:pPr>
         <w:ind w:left="708"/>
         <w:rPr>
-          <w:rFonts w:cs="Arial"/>
+          <w:rFonts w:ascii="Times New Roman" w:hAnsi="Times New Roman" w:cs="Times New Roman"/>
           <w:b/>
           <w:bCs/>
-          <w:szCs w:val="20"/>
+          <w:sz w:val="24"/>
+          <w:szCs w:val="24"/>
         </w:rPr>
       </w:pPr>
     </w:p>
@@ -2772,41 +4504,46 @@
       <w:pPr>
         <w:ind w:left="708"/>
         <w:rPr>
-          <w:rFonts w:cs="Arial"/>
-          <w:szCs w:val="20"/>
-        </w:rPr>
-      </w:pPr>
-      <w:r>
-        <w:rPr>
-          <w:rFonts w:cs="Arial"/>
+          <w:rFonts w:ascii="Times New Roman" w:hAnsi="Times New Roman" w:cs="Times New Roman"/>
+          <w:sz w:val="24"/>
+          <w:szCs w:val="24"/>
+        </w:rPr>
+      </w:pPr>
+      <w:r>
+        <w:rPr>
+          <w:rFonts w:ascii="Times New Roman" w:hAnsi="Times New Roman" w:cs="Times New Roman"/>
           <w:b/>
           <w:bCs/>
-          <w:szCs w:val="20"/>
+          <w:sz w:val="24"/>
+          <w:szCs w:val="24"/>
         </w:rPr>
         <w:t>6</w:t>
       </w:r>
       <w:r>
         <w:rPr>
-          <w:rFonts w:cs="Arial"/>
+          <w:rFonts w:ascii="Times New Roman" w:hAnsi="Times New Roman" w:cs="Times New Roman"/>
           <w:b/>
           <w:bCs/>
-          <w:szCs w:val="20"/>
+          <w:sz w:val="24"/>
+          <w:szCs w:val="24"/>
         </w:rPr>
         <w:t xml:space="preserve">.5 </w:t>
       </w:r>
       <w:r>
         <w:rPr>
-          <w:rFonts w:cs="Arial"/>
+          <w:rFonts w:ascii="Times New Roman" w:hAnsi="Times New Roman" w:cs="Times New Roman"/>
           <w:b/>
           <w:bCs/>
-          <w:szCs w:val="20"/>
+          <w:sz w:val="24"/>
+          <w:szCs w:val="24"/>
         </w:rPr>
         <w:t>Pruebas y Validación</w:t>
       </w:r>
       <w:r>
         <w:rPr>
-          <w:rFonts w:cs="Arial"/>
-          <w:szCs w:val="20"/>
+          <w:rFonts w:ascii="Times New Roman" w:hAnsi="Times New Roman" w:cs="Times New Roman"/>
+          <w:sz w:val="24"/>
+          <w:szCs w:val="24"/>
         </w:rPr>
         <w:t xml:space="preserve">: </w:t>
       </w:r>
@@ -2815,20 +4552,53 @@
       <w:pPr>
         <w:ind w:left="708"/>
         <w:rPr>
-          <w:rFonts w:cs="Arial"/>
-          <w:szCs w:val="20"/>
-        </w:rPr>
-      </w:pPr>
-      <w:r>
-        <w:rPr>
-          <w:rFonts w:cs="Arial"/>
-          <w:szCs w:val="20"/>
-        </w:rPr>
-        <w:lastRenderedPageBreak/>
-        <w:t>Se realizaron pruebas a lo largo de todo el proyecto, por lo que está probada la aplicación en su totalidad. La interfaz realizada cuenta con un botón de inicio de detección, un botón de finalización de la detección y una tilde que define si el usuario quiere ver o no el video.</w:t>
-      </w:r>
-    </w:p>
-    <w:p/>
+          <w:rFonts w:ascii="Times New Roman" w:hAnsi="Times New Roman" w:cs="Times New Roman"/>
+          <w:sz w:val="24"/>
+          <w:szCs w:val="24"/>
+        </w:rPr>
+      </w:pPr>
+      <w:r>
+        <w:rPr>
+          <w:rFonts w:ascii="Times New Roman" w:hAnsi="Times New Roman" w:cs="Times New Roman"/>
+          <w:sz w:val="24"/>
+          <w:szCs w:val="24"/>
+        </w:rPr>
+        <w:t>Se realizaron pruebas a lo largo de todo el proyecto, por lo que está probada la aplicación en su totalidad. La interfaz realizada cuenta con un botón de inicio de detección, un botón de finalización de la detección</w:t>
+      </w:r>
+      <w:r>
+        <w:rPr>
+          <w:rFonts w:ascii="Times New Roman" w:hAnsi="Times New Roman" w:cs="Times New Roman"/>
+          <w:sz w:val="24"/>
+          <w:szCs w:val="24"/>
+        </w:rPr>
+        <w:t>,</w:t>
+      </w:r>
+      <w:r>
+        <w:rPr>
+          <w:rFonts w:ascii="Times New Roman" w:hAnsi="Times New Roman" w:cs="Times New Roman"/>
+          <w:sz w:val="24"/>
+          <w:szCs w:val="24"/>
+        </w:rPr>
+        <w:t xml:space="preserve"> una tilde que define si el usuario quiere ver o no el video</w:t>
+      </w:r>
+      <w:r>
+        <w:rPr>
+          <w:rFonts w:ascii="Times New Roman" w:hAnsi="Times New Roman" w:cs="Times New Roman"/>
+          <w:sz w:val="24"/>
+          <w:szCs w:val="24"/>
+        </w:rPr>
+        <w:t>, dos barras que indican el nivel ajustado para el volumen y el brillo, y una tilde donde se puede seleccionar si se desea visualizar los valores presentados y los textos con un fondo negro en la pantalla de la cámara.</w:t>
+      </w:r>
+    </w:p>
+    <w:p>
+      <w:pPr>
+        <w:rPr>
+          <w:rFonts w:ascii="Times New Roman" w:hAnsi="Times New Roman" w:cs="Times New Roman"/>
+          <w:sz w:val="24"/>
+          <w:szCs w:val="24"/>
+        </w:rPr>
+      </w:pPr>
+    </w:p>
     <w:p>
       <w:pPr>
         <w:pStyle w:val="Prrafodelista"/>
@@ -2837,40 +4607,28 @@
           <w:numId w:val="57"/>
         </w:numPr>
         <w:rPr>
-          <w:rFonts w:ascii="Arial" w:hAnsi="Arial" w:cs="Arial"/>
           <w:b/>
           <w:bCs/>
-          <w:sz w:val="20"/>
-          <w:szCs w:val="20"/>
-        </w:rPr>
-      </w:pPr>
-      <w:r>
-        <w:rPr>
-          <w:rFonts w:ascii="Arial" w:hAnsi="Arial" w:cs="Arial"/>
+        </w:rPr>
+      </w:pPr>
+      <w:r>
+        <w:rPr>
           <w:b/>
           <w:bCs/>
-          <w:sz w:val="20"/>
-          <w:szCs w:val="20"/>
         </w:rPr>
         <w:t>7</w:t>
       </w:r>
       <w:r>
         <w:rPr>
-          <w:rFonts w:ascii="Arial" w:hAnsi="Arial" w:cs="Arial"/>
           <w:b/>
           <w:bCs/>
-          <w:sz w:val="20"/>
-          <w:szCs w:val="20"/>
         </w:rPr>
         <w:t xml:space="preserve">. </w:t>
       </w:r>
       <w:r>
         <w:rPr>
-          <w:rFonts w:ascii="Arial" w:hAnsi="Arial" w:cs="Arial"/>
           <w:b/>
           <w:bCs/>
-          <w:sz w:val="20"/>
-          <w:szCs w:val="20"/>
         </w:rPr>
         <w:t>Herramienta de software y equipos utilizados:</w:t>
       </w:r>
@@ -2878,8 +4636,11 @@
     <w:p>
       <w:pPr>
         <w:rPr>
+          <w:rFonts w:ascii="Times New Roman" w:hAnsi="Times New Roman" w:cs="Times New Roman"/>
           <w:b/>
           <w:bCs/>
+          <w:sz w:val="24"/>
+          <w:szCs w:val="24"/>
         </w:rPr>
       </w:pPr>
     </w:p>
@@ -2892,15 +4653,28 @@
         <w:tabs>
           <w:tab w:val="num" w:pos="720"/>
         </w:tabs>
-      </w:pPr>
-      <w:r>
-        <w:rPr>
+        <w:rPr>
+          <w:rFonts w:ascii="Times New Roman" w:hAnsi="Times New Roman" w:cs="Times New Roman"/>
+          <w:sz w:val="24"/>
+          <w:szCs w:val="24"/>
+        </w:rPr>
+      </w:pPr>
+      <w:r>
+        <w:rPr>
+          <w:rFonts w:ascii="Times New Roman" w:hAnsi="Times New Roman" w:cs="Times New Roman"/>
           <w:b/>
           <w:bCs/>
+          <w:sz w:val="24"/>
+          <w:szCs w:val="24"/>
         </w:rPr>
         <w:t>Python 3</w:t>
       </w:r>
       <w:r>
+        <w:rPr>
+          <w:rFonts w:ascii="Times New Roman" w:hAnsi="Times New Roman" w:cs="Times New Roman"/>
+          <w:sz w:val="24"/>
+          <w:szCs w:val="24"/>
+        </w:rPr>
         <w:t>: Lenguaje principal para el desarrollo del software.</w:t>
       </w:r>
     </w:p>
@@ -2913,63 +4687,136 @@
         <w:tabs>
           <w:tab w:val="num" w:pos="720"/>
         </w:tabs>
-      </w:pPr>
-      <w:r>
-        <w:rPr>
+        <w:rPr>
+          <w:rFonts w:ascii="Times New Roman" w:hAnsi="Times New Roman" w:cs="Times New Roman"/>
+          <w:sz w:val="24"/>
+          <w:szCs w:val="24"/>
+        </w:rPr>
+      </w:pPr>
+      <w:r>
+        <w:rPr>
+          <w:rFonts w:ascii="Times New Roman" w:hAnsi="Times New Roman" w:cs="Times New Roman"/>
           <w:b/>
           <w:bCs/>
+          <w:sz w:val="24"/>
+          <w:szCs w:val="24"/>
         </w:rPr>
         <w:t>Librerías de Python</w:t>
       </w:r>
       <w:r>
+        <w:rPr>
+          <w:rFonts w:ascii="Times New Roman" w:hAnsi="Times New Roman" w:cs="Times New Roman"/>
+          <w:sz w:val="24"/>
+          <w:szCs w:val="24"/>
+        </w:rPr>
         <w:t xml:space="preserve">: </w:t>
       </w:r>
       <w:proofErr w:type="spellStart"/>
       <w:r>
+        <w:rPr>
+          <w:rFonts w:ascii="Times New Roman" w:hAnsi="Times New Roman" w:cs="Times New Roman"/>
+          <w:sz w:val="24"/>
+          <w:szCs w:val="24"/>
+        </w:rPr>
         <w:t>OpenCV</w:t>
       </w:r>
       <w:proofErr w:type="spellEnd"/>
       <w:r>
+        <w:rPr>
+          <w:rFonts w:ascii="Times New Roman" w:hAnsi="Times New Roman" w:cs="Times New Roman"/>
+          <w:sz w:val="24"/>
+          <w:szCs w:val="24"/>
+        </w:rPr>
         <w:t xml:space="preserve">, </w:t>
       </w:r>
       <w:proofErr w:type="spellStart"/>
       <w:r>
+        <w:rPr>
+          <w:rFonts w:ascii="Times New Roman" w:hAnsi="Times New Roman" w:cs="Times New Roman"/>
+          <w:sz w:val="24"/>
+          <w:szCs w:val="24"/>
+        </w:rPr>
         <w:t>Mediapipe</w:t>
       </w:r>
       <w:proofErr w:type="spellEnd"/>
       <w:r>
+        <w:rPr>
+          <w:rFonts w:ascii="Times New Roman" w:hAnsi="Times New Roman" w:cs="Times New Roman"/>
+          <w:sz w:val="24"/>
+          <w:szCs w:val="24"/>
+        </w:rPr>
         <w:t xml:space="preserve">, </w:t>
       </w:r>
       <w:proofErr w:type="spellStart"/>
       <w:r>
+        <w:rPr>
+          <w:rFonts w:ascii="Times New Roman" w:hAnsi="Times New Roman" w:cs="Times New Roman"/>
+          <w:sz w:val="24"/>
+          <w:szCs w:val="24"/>
+        </w:rPr>
         <w:t>pycaw</w:t>
       </w:r>
       <w:proofErr w:type="spellEnd"/>
       <w:r>
+        <w:rPr>
+          <w:rFonts w:ascii="Times New Roman" w:hAnsi="Times New Roman" w:cs="Times New Roman"/>
+          <w:sz w:val="24"/>
+          <w:szCs w:val="24"/>
+        </w:rPr>
         <w:t xml:space="preserve">, </w:t>
       </w:r>
       <w:proofErr w:type="spellStart"/>
       <w:r>
+        <w:rPr>
+          <w:rFonts w:ascii="Times New Roman" w:hAnsi="Times New Roman" w:cs="Times New Roman"/>
+          <w:sz w:val="24"/>
+          <w:szCs w:val="24"/>
+        </w:rPr>
         <w:t>screen</w:t>
       </w:r>
       <w:proofErr w:type="spellEnd"/>
       <w:r>
+        <w:rPr>
+          <w:rFonts w:ascii="Times New Roman" w:hAnsi="Times New Roman" w:cs="Times New Roman"/>
+          <w:sz w:val="24"/>
+          <w:szCs w:val="24"/>
+        </w:rPr>
         <w:t>-</w:t>
       </w:r>
       <w:proofErr w:type="spellStart"/>
       <w:r>
+        <w:rPr>
+          <w:rFonts w:ascii="Times New Roman" w:hAnsi="Times New Roman" w:cs="Times New Roman"/>
+          <w:sz w:val="24"/>
+          <w:szCs w:val="24"/>
+        </w:rPr>
         <w:t>brightness</w:t>
       </w:r>
       <w:proofErr w:type="spellEnd"/>
       <w:r>
+        <w:rPr>
+          <w:rFonts w:ascii="Times New Roman" w:hAnsi="Times New Roman" w:cs="Times New Roman"/>
+          <w:sz w:val="24"/>
+          <w:szCs w:val="24"/>
+        </w:rPr>
         <w:t xml:space="preserve">-control, </w:t>
       </w:r>
       <w:proofErr w:type="spellStart"/>
       <w:r>
+        <w:rPr>
+          <w:rFonts w:ascii="Times New Roman" w:hAnsi="Times New Roman" w:cs="Times New Roman"/>
+          <w:sz w:val="24"/>
+          <w:szCs w:val="24"/>
+        </w:rPr>
         <w:t>Tkinter</w:t>
       </w:r>
       <w:proofErr w:type="spellEnd"/>
       <w:r>
+        <w:rPr>
+          <w:rFonts w:ascii="Times New Roman" w:hAnsi="Times New Roman" w:cs="Times New Roman"/>
+          <w:sz w:val="24"/>
+          <w:szCs w:val="24"/>
+        </w:rPr>
         <w:t>.</w:t>
       </w:r>
     </w:p>
@@ -2982,19 +4829,40 @@
         <w:tabs>
           <w:tab w:val="num" w:pos="720"/>
         </w:tabs>
-      </w:pPr>
-      <w:r>
-        <w:rPr>
+        <w:rPr>
+          <w:rFonts w:ascii="Times New Roman" w:hAnsi="Times New Roman" w:cs="Times New Roman"/>
+          <w:sz w:val="24"/>
+          <w:szCs w:val="24"/>
+        </w:rPr>
+      </w:pPr>
+      <w:r>
+        <w:rPr>
+          <w:rFonts w:ascii="Times New Roman" w:hAnsi="Times New Roman" w:cs="Times New Roman"/>
           <w:b/>
           <w:bCs/>
+          <w:sz w:val="24"/>
+          <w:szCs w:val="24"/>
         </w:rPr>
         <w:t>Computadora con cámara</w:t>
       </w:r>
       <w:r>
+        <w:rPr>
+          <w:rFonts w:ascii="Times New Roman" w:hAnsi="Times New Roman" w:cs="Times New Roman"/>
+          <w:sz w:val="24"/>
+          <w:szCs w:val="24"/>
+        </w:rPr>
         <w:t>: Para ejecutar y probar el sistema de control de volumen y brillo mediante gestos.</w:t>
       </w:r>
     </w:p>
-    <w:p/>
+    <w:p>
+      <w:pPr>
+        <w:rPr>
+          <w:rFonts w:ascii="Times New Roman" w:hAnsi="Times New Roman" w:cs="Times New Roman"/>
+          <w:sz w:val="24"/>
+          <w:szCs w:val="24"/>
+        </w:rPr>
+      </w:pPr>
+    </w:p>
     <w:p>
       <w:pPr>
         <w:pStyle w:val="Prrafodelista"/>
@@ -3003,43 +4871,31 @@
           <w:numId w:val="57"/>
         </w:numPr>
         <w:rPr>
-          <w:rFonts w:ascii="Arial" w:hAnsi="Arial" w:cs="Arial"/>
           <w:b/>
           <w:bCs/>
-          <w:sz w:val="20"/>
-          <w:szCs w:val="20"/>
           <w:lang w:val="en-US"/>
         </w:rPr>
       </w:pPr>
       <w:r>
         <w:rPr>
-          <w:rFonts w:ascii="Arial" w:hAnsi="Arial" w:cs="Arial"/>
           <w:b/>
           <w:bCs/>
-          <w:sz w:val="20"/>
-          <w:szCs w:val="20"/>
           <w:lang w:val="en-US"/>
         </w:rPr>
         <w:t>8</w:t>
       </w:r>
       <w:r>
         <w:rPr>
-          <w:rFonts w:ascii="Arial" w:hAnsi="Arial" w:cs="Arial"/>
           <w:b/>
           <w:bCs/>
-          <w:sz w:val="20"/>
-          <w:szCs w:val="20"/>
           <w:lang w:val="en-US"/>
         </w:rPr>
         <w:t>.</w:t>
       </w:r>
       <w:r>
         <w:rPr>
-          <w:rFonts w:ascii="Arial" w:hAnsi="Arial" w:cs="Arial"/>
           <w:b/>
           <w:bCs/>
-          <w:sz w:val="20"/>
-          <w:szCs w:val="20"/>
           <w:lang w:val="en-US"/>
         </w:rPr>
         <w:t xml:space="preserve"> </w:t>
@@ -3047,11 +4903,8 @@
       <w:proofErr w:type="spellStart"/>
       <w:r>
         <w:rPr>
-          <w:rFonts w:ascii="Arial" w:hAnsi="Arial" w:cs="Arial"/>
           <w:b/>
           <w:bCs/>
-          <w:sz w:val="20"/>
-          <w:szCs w:val="20"/>
           <w:lang w:val="en-US"/>
         </w:rPr>
         <w:t>Resultados</w:t>
@@ -3066,22 +4919,16 @@
           <w:numId w:val="63"/>
         </w:numPr>
         <w:rPr>
-          <w:rFonts w:ascii="Arial" w:hAnsi="Arial" w:cs="Arial"/>
           <w:b/>
           <w:bCs/>
-          <w:sz w:val="20"/>
-          <w:szCs w:val="20"/>
           <w:lang w:val="en-US"/>
         </w:rPr>
       </w:pPr>
       <w:proofErr w:type="spellStart"/>
       <w:r>
         <w:rPr>
-          <w:rFonts w:ascii="Arial" w:hAnsi="Arial" w:cs="Arial"/>
           <w:b/>
           <w:bCs/>
-          <w:sz w:val="20"/>
-          <w:szCs w:val="20"/>
           <w:lang w:val="en-US"/>
         </w:rPr>
         <w:t>Resultados</w:t>
@@ -3089,11 +4936,8 @@
       <w:proofErr w:type="spellEnd"/>
       <w:r>
         <w:rPr>
-          <w:rFonts w:ascii="Arial" w:hAnsi="Arial" w:cs="Arial"/>
           <w:b/>
           <w:bCs/>
-          <w:sz w:val="20"/>
-          <w:szCs w:val="20"/>
           <w:lang w:val="en-US"/>
         </w:rPr>
         <w:t xml:space="preserve"> </w:t>
@@ -3101,11 +4945,8 @@
       <w:proofErr w:type="spellStart"/>
       <w:r>
         <w:rPr>
-          <w:rFonts w:ascii="Arial" w:hAnsi="Arial" w:cs="Arial"/>
           <w:b/>
           <w:bCs/>
-          <w:sz w:val="20"/>
-          <w:szCs w:val="20"/>
           <w:lang w:val="en-US"/>
         </w:rPr>
         <w:t>Esperados</w:t>
@@ -3121,8 +4962,18 @@
         <w:tabs>
           <w:tab w:val="num" w:pos="720"/>
         </w:tabs>
-      </w:pPr>
-      <w:r>
+        <w:rPr>
+          <w:rFonts w:ascii="Times New Roman" w:hAnsi="Times New Roman" w:cs="Times New Roman"/>
+          <w:sz w:val="24"/>
+          <w:szCs w:val="24"/>
+        </w:rPr>
+      </w:pPr>
+      <w:r>
+        <w:rPr>
+          <w:rFonts w:ascii="Times New Roman" w:hAnsi="Times New Roman" w:cs="Times New Roman"/>
+          <w:sz w:val="24"/>
+          <w:szCs w:val="24"/>
+        </w:rPr>
         <w:t>Implementación de un sistema que ajuste el volumen y el brillo de la computadora de manera intuitiva, según los gestos detectados.</w:t>
       </w:r>
     </w:p>
@@ -3135,8 +4986,18 @@
         <w:tabs>
           <w:tab w:val="num" w:pos="720"/>
         </w:tabs>
-      </w:pPr>
-      <w:r>
+        <w:rPr>
+          <w:rFonts w:ascii="Times New Roman" w:hAnsi="Times New Roman" w:cs="Times New Roman"/>
+          <w:sz w:val="24"/>
+          <w:szCs w:val="24"/>
+        </w:rPr>
+      </w:pPr>
+      <w:r>
+        <w:rPr>
+          <w:rFonts w:ascii="Times New Roman" w:hAnsi="Times New Roman" w:cs="Times New Roman"/>
+          <w:sz w:val="24"/>
+          <w:szCs w:val="24"/>
+        </w:rPr>
         <w:t>Eficiencia y precisión en la detección de gestos de manos y ajuste de los niveles.</w:t>
       </w:r>
     </w:p>
@@ -3149,8 +5010,18 @@
         <w:tabs>
           <w:tab w:val="num" w:pos="720"/>
         </w:tabs>
-      </w:pPr>
-      <w:r>
+        <w:rPr>
+          <w:rFonts w:ascii="Times New Roman" w:hAnsi="Times New Roman" w:cs="Times New Roman"/>
+          <w:sz w:val="24"/>
+          <w:szCs w:val="24"/>
+        </w:rPr>
+      </w:pPr>
+      <w:r>
+        <w:rPr>
+          <w:rFonts w:ascii="Times New Roman" w:hAnsi="Times New Roman" w:cs="Times New Roman"/>
+          <w:sz w:val="24"/>
+          <w:szCs w:val="24"/>
+        </w:rPr>
         <w:t>Prototipo funcional listo para pruebas y mejorable con extensiones para otros controles.</w:t>
       </w:r>
     </w:p>
@@ -3158,47 +5029,40 @@
       <w:pPr>
         <w:ind w:left="708"/>
         <w:rPr>
+          <w:rFonts w:ascii="Times New Roman" w:hAnsi="Times New Roman" w:cs="Times New Roman"/>
           <w:b/>
           <w:bCs/>
-        </w:rPr>
-      </w:pPr>
-      <w:r>
-        <w:rPr>
+          <w:sz w:val="24"/>
+          <w:szCs w:val="24"/>
+        </w:rPr>
+      </w:pPr>
+      <w:r>
+        <w:rPr>
+          <w:rFonts w:ascii="Times New Roman" w:hAnsi="Times New Roman" w:cs="Times New Roman"/>
           <w:b/>
           <w:bCs/>
-        </w:rPr>
-        <w:t>8.</w:t>
-      </w:r>
-      <w:r>
-        <w:rPr>
+          <w:sz w:val="24"/>
+          <w:szCs w:val="24"/>
+        </w:rPr>
+        <w:t>8.2.</w:t>
+      </w:r>
+      <w:r>
+        <w:rPr>
+          <w:rFonts w:ascii="Times New Roman" w:hAnsi="Times New Roman" w:cs="Times New Roman"/>
+          <w:sz w:val="24"/>
+          <w:szCs w:val="24"/>
+        </w:rPr>
+        <w:t xml:space="preserve"> </w:t>
+      </w:r>
+      <w:r>
+        <w:rPr>
+          <w:rFonts w:ascii="Times New Roman" w:hAnsi="Times New Roman" w:cs="Times New Roman"/>
           <w:b/>
           <w:bCs/>
-        </w:rPr>
-        <w:t>2</w:t>
-      </w:r>
-      <w:r>
-        <w:rPr>
-          <w:b/>
-          <w:bCs/>
-        </w:rPr>
-        <w:t>.</w:t>
-      </w:r>
-      <w:r>
-        <w:t xml:space="preserve"> </w:t>
-      </w:r>
-      <w:r>
-        <w:rPr>
-          <w:b/>
-          <w:bCs/>
-        </w:rPr>
-        <w:t xml:space="preserve">Resultados </w:t>
-      </w:r>
-      <w:r>
-        <w:rPr>
-          <w:b/>
-          <w:bCs/>
-        </w:rPr>
-        <w:t>obtenidos</w:t>
+          <w:sz w:val="24"/>
+          <w:szCs w:val="24"/>
+        </w:rPr>
+        <w:t>Resultados obtenidos</w:t>
       </w:r>
     </w:p>
     <w:p>
@@ -3222,7 +5086,13 @@
       </w:r>
       <w:proofErr w:type="spellEnd"/>
       <w:r>
-        <w:t xml:space="preserve"> el nivel de brillo/volumen correspondiente al numero de dedos extendidos multiplicado por un 20%.</w:t>
+        <w:t xml:space="preserve"> el nivel de brillo/volumen correspondiente al </w:t>
+      </w:r>
+      <w:r>
+        <w:t>número</w:t>
+      </w:r>
+      <w:r>
+        <w:t xml:space="preserve"> de dedos extendidos multiplicado por un 20%.</w:t>
       </w:r>
     </w:p>
     <w:p>
@@ -3238,7 +5108,11 @@
         </w:rPr>
       </w:pPr>
       <w:r>
-        <w:t xml:space="preserve">Sistema con interfaz para mayor entendimiento del usuario y con la posibilidad de visualizar o no el video </w:t>
+        <w:lastRenderedPageBreak/>
+        <w:t>Sistema con interfaz para mayor entendimiento del usuario y con la posibilidad de visualizar o no el video</w:t>
+      </w:r>
+      <w:r>
+        <w:t>, o presentar el video con fondo negro, visualizando solo la información relevante.</w:t>
       </w:r>
     </w:p>
     <w:p>
@@ -3274,23 +5148,32 @@
           <w:numId w:val="39"/>
         </w:numPr>
         <w:rPr>
+          <w:rFonts w:ascii="Times New Roman" w:hAnsi="Times New Roman" w:cs="Times New Roman"/>
           <w:b/>
           <w:bCs/>
+          <w:sz w:val="24"/>
+          <w:szCs w:val="24"/>
           <w:lang w:val="en-US"/>
         </w:rPr>
       </w:pPr>
       <w:r>
         <w:rPr>
+          <w:rFonts w:ascii="Times New Roman" w:hAnsi="Times New Roman" w:cs="Times New Roman"/>
           <w:b/>
           <w:bCs/>
+          <w:sz w:val="24"/>
+          <w:szCs w:val="24"/>
           <w:lang w:val="en-US"/>
         </w:rPr>
         <w:t>9</w:t>
       </w:r>
       <w:r>
         <w:rPr>
+          <w:rFonts w:ascii="Times New Roman" w:hAnsi="Times New Roman" w:cs="Times New Roman"/>
           <w:b/>
           <w:bCs/>
+          <w:sz w:val="24"/>
+          <w:szCs w:val="24"/>
           <w:lang w:val="en-US"/>
         </w:rPr>
         <w:t xml:space="preserve">. </w:t>
@@ -3298,8 +5181,11 @@
       <w:proofErr w:type="spellStart"/>
       <w:r>
         <w:rPr>
+          <w:rFonts w:ascii="Times New Roman" w:hAnsi="Times New Roman" w:cs="Times New Roman"/>
           <w:b/>
           <w:bCs/>
+          <w:sz w:val="24"/>
+          <w:szCs w:val="24"/>
           <w:lang w:val="en-US"/>
         </w:rPr>
         <w:t>Conclusión</w:t>
@@ -3307,38 +5193,117 @@
       <w:proofErr w:type="spellEnd"/>
     </w:p>
     <w:p>
-      <w:r>
+      <w:pPr>
+        <w:rPr>
+          <w:rFonts w:ascii="Times New Roman" w:hAnsi="Times New Roman" w:cs="Times New Roman"/>
+          <w:sz w:val="24"/>
+          <w:szCs w:val="24"/>
+        </w:rPr>
+      </w:pPr>
+      <w:r>
+        <w:rPr>
+          <w:rFonts w:ascii="Times New Roman" w:hAnsi="Times New Roman" w:cs="Times New Roman"/>
+          <w:sz w:val="24"/>
+          <w:szCs w:val="24"/>
+        </w:rPr>
         <w:t xml:space="preserve">La principal conclusión que nos llevamos de este proyecto es la experiencia de haber conseguido realizar un sistema de </w:t>
       </w:r>
       <w:proofErr w:type="spellStart"/>
       <w:r>
+        <w:rPr>
+          <w:rFonts w:ascii="Times New Roman" w:hAnsi="Times New Roman" w:cs="Times New Roman"/>
+          <w:sz w:val="24"/>
+          <w:szCs w:val="24"/>
+        </w:rPr>
         <w:t>seteo</w:t>
       </w:r>
       <w:proofErr w:type="spellEnd"/>
       <w:r>
-        <w:t xml:space="preserve"> de parámetros con detección y procesamiento de una imagen. También es valido aclarar que nos vimos forzados a </w:t>
-      </w:r>
-      <w:r>
+        <w:rPr>
+          <w:rFonts w:ascii="Times New Roman" w:hAnsi="Times New Roman" w:cs="Times New Roman"/>
+          <w:sz w:val="24"/>
+          <w:szCs w:val="24"/>
+        </w:rPr>
+        <w:t xml:space="preserve"> de parámetros con detección y procesamiento de una imagen. También es </w:t>
+      </w:r>
+      <w:r>
+        <w:rPr>
+          <w:rFonts w:ascii="Times New Roman" w:hAnsi="Times New Roman" w:cs="Times New Roman"/>
+          <w:sz w:val="24"/>
+          <w:szCs w:val="24"/>
+        </w:rPr>
+        <w:t>válido</w:t>
+      </w:r>
+      <w:r>
+        <w:rPr>
+          <w:rFonts w:ascii="Times New Roman" w:hAnsi="Times New Roman" w:cs="Times New Roman"/>
+          <w:sz w:val="24"/>
+          <w:szCs w:val="24"/>
+        </w:rPr>
+        <w:t xml:space="preserve"> aclarar que nos vimos forzados a </w:t>
+      </w:r>
+      <w:r>
+        <w:rPr>
+          <w:rFonts w:ascii="Times New Roman" w:hAnsi="Times New Roman" w:cs="Times New Roman"/>
+          <w:sz w:val="24"/>
+          <w:szCs w:val="24"/>
+        </w:rPr>
         <w:t xml:space="preserve">utilizar </w:t>
       </w:r>
       <w:proofErr w:type="spellStart"/>
       <w:r>
+        <w:rPr>
+          <w:rFonts w:ascii="Times New Roman" w:hAnsi="Times New Roman" w:cs="Times New Roman"/>
+          <w:sz w:val="24"/>
+          <w:szCs w:val="24"/>
+        </w:rPr>
         <w:t>mediapipe</w:t>
       </w:r>
       <w:proofErr w:type="spellEnd"/>
       <w:r>
+        <w:rPr>
+          <w:rFonts w:ascii="Times New Roman" w:hAnsi="Times New Roman" w:cs="Times New Roman"/>
+          <w:sz w:val="24"/>
+          <w:szCs w:val="24"/>
+        </w:rPr>
         <w:t xml:space="preserve"> debido a su clara ventaja frente a </w:t>
       </w:r>
       <w:proofErr w:type="spellStart"/>
       <w:r>
+        <w:rPr>
+          <w:rFonts w:ascii="Times New Roman" w:hAnsi="Times New Roman" w:cs="Times New Roman"/>
+          <w:sz w:val="24"/>
+          <w:szCs w:val="24"/>
+        </w:rPr>
         <w:t>openCV</w:t>
       </w:r>
       <w:proofErr w:type="spellEnd"/>
       <w:r>
+        <w:rPr>
+          <w:rFonts w:ascii="Times New Roman" w:hAnsi="Times New Roman" w:cs="Times New Roman"/>
+          <w:sz w:val="24"/>
+          <w:szCs w:val="24"/>
+        </w:rPr>
         <w:t>, lo cual fue un gran hallazgo por las grandes posibilidades que esta fuente de código abierto dispone.</w:t>
       </w:r>
-    </w:p>
-    <w:p/>
+      <w:r>
+        <w:rPr>
+          <w:rFonts w:ascii="Times New Roman" w:hAnsi="Times New Roman" w:cs="Times New Roman"/>
+          <w:sz w:val="24"/>
+          <w:szCs w:val="24"/>
+        </w:rPr>
+        <w:t xml:space="preserve"> Dentro del uso de esta librería cabe destacar que nos fue mucho más fácil tratar con la mano completa que intentar diferencias por área que ocupa la mano.</w:t>
+      </w:r>
+    </w:p>
+    <w:p>
+      <w:pPr>
+        <w:rPr>
+          <w:rFonts w:ascii="Times New Roman" w:hAnsi="Times New Roman" w:cs="Times New Roman"/>
+          <w:sz w:val="24"/>
+          <w:szCs w:val="24"/>
+        </w:rPr>
+      </w:pPr>
+    </w:p>
     <w:p>
       <w:pPr>
         <w:numPr>
@@ -3346,31 +5311,43 @@
           <w:numId w:val="39"/>
         </w:numPr>
         <w:rPr>
+          <w:rFonts w:ascii="Times New Roman" w:hAnsi="Times New Roman" w:cs="Times New Roman"/>
           <w:b/>
           <w:bCs/>
+          <w:sz w:val="24"/>
+          <w:szCs w:val="24"/>
           <w:lang w:val="en-US"/>
         </w:rPr>
       </w:pPr>
       <w:r>
         <w:rPr>
+          <w:rFonts w:ascii="Times New Roman" w:hAnsi="Times New Roman" w:cs="Times New Roman"/>
           <w:b/>
           <w:bCs/>
+          <w:sz w:val="24"/>
+          <w:szCs w:val="24"/>
           <w:lang w:val="en-US"/>
         </w:rPr>
         <w:t>1</w:t>
       </w:r>
       <w:r>
         <w:rPr>
+          <w:rFonts w:ascii="Times New Roman" w:hAnsi="Times New Roman" w:cs="Times New Roman"/>
           <w:b/>
           <w:bCs/>
+          <w:sz w:val="24"/>
+          <w:szCs w:val="24"/>
           <w:lang w:val="en-US"/>
         </w:rPr>
         <w:t>0</w:t>
       </w:r>
       <w:r>
         <w:rPr>
+          <w:rFonts w:ascii="Times New Roman" w:hAnsi="Times New Roman" w:cs="Times New Roman"/>
           <w:b/>
           <w:bCs/>
+          <w:sz w:val="24"/>
+          <w:szCs w:val="24"/>
           <w:lang w:val="en-US"/>
         </w:rPr>
         <w:t xml:space="preserve">. </w:t>
@@ -3378,8 +5355,11 @@
       <w:proofErr w:type="spellStart"/>
       <w:r>
         <w:rPr>
+          <w:rFonts w:ascii="Times New Roman" w:hAnsi="Times New Roman" w:cs="Times New Roman"/>
           <w:b/>
           <w:bCs/>
+          <w:sz w:val="24"/>
+          <w:szCs w:val="24"/>
           <w:lang w:val="en-US"/>
         </w:rPr>
         <w:t>Referencias</w:t>
@@ -3395,18 +5375,61 @@
         <w:tabs>
           <w:tab w:val="num" w:pos="720"/>
         </w:tabs>
-      </w:pPr>
-      <w:r>
-        <w:t>OpenCV:</w:t>
+        <w:rPr>
+          <w:rFonts w:ascii="Times New Roman" w:hAnsi="Times New Roman" w:cs="Times New Roman"/>
+          <w:sz w:val="24"/>
+          <w:szCs w:val="24"/>
+        </w:rPr>
+      </w:pPr>
+      <w:proofErr w:type="spellStart"/>
+      <w:r>
+        <w:rPr>
+          <w:rFonts w:ascii="Times New Roman" w:hAnsi="Times New Roman" w:cs="Times New Roman"/>
+          <w:sz w:val="24"/>
+          <w:szCs w:val="24"/>
+        </w:rPr>
+        <w:t>OpenCV</w:t>
+      </w:r>
+      <w:proofErr w:type="spellEnd"/>
+      <w:r>
+        <w:rPr>
+          <w:rFonts w:ascii="Times New Roman" w:hAnsi="Times New Roman" w:cs="Times New Roman"/>
+          <w:sz w:val="24"/>
+          <w:szCs w:val="24"/>
+        </w:rPr>
+        <w:t>:</w:t>
       </w:r>
     </w:p>
     <w:p>
       <w:pPr>
         <w:ind w:left="1068"/>
-      </w:pPr>
-      <w:r>
-        <w:t>https://vovkos.github.io/doxyrest-showcase/opencv/sphinx_rtd_theme/index.html</w:t>
-      </w:r>
+        <w:rPr>
+          <w:rFonts w:ascii="Times New Roman" w:hAnsi="Times New Roman" w:cs="Times New Roman"/>
+          <w:sz w:val="24"/>
+          <w:szCs w:val="24"/>
+        </w:rPr>
+      </w:pPr>
+      <w:hyperlink r:id="rId9" w:history="1">
+        <w:r>
+          <w:rPr>
+            <w:rStyle w:val="Hipervnculo"/>
+            <w:rFonts w:ascii="Times New Roman" w:hAnsi="Times New Roman" w:cs="Times New Roman"/>
+            <w:sz w:val="24"/>
+            <w:szCs w:val="24"/>
+          </w:rPr>
+          <w:t>https://vovkos.github.io/doxyrest-showcase/opencv/sphinx_rtd_theme/index.html</w:t>
+        </w:r>
+      </w:hyperlink>
+    </w:p>
+    <w:p>
+      <w:pPr>
+        <w:ind w:left="1068"/>
+        <w:rPr>
+          <w:rFonts w:ascii="Times New Roman" w:hAnsi="Times New Roman" w:cs="Times New Roman"/>
+          <w:sz w:val="24"/>
+          <w:szCs w:val="24"/>
+        </w:rPr>
+      </w:pPr>
     </w:p>
     <w:bookmarkEnd w:id="0"/>
     <w:bookmarkEnd w:id="1"/>
@@ -3418,23 +5441,61 @@
           <w:ilvl w:val="0"/>
           <w:numId w:val="45"/>
         </w:numPr>
+        <w:rPr>
+          <w:rFonts w:ascii="Times New Roman" w:hAnsi="Times New Roman" w:cs="Times New Roman"/>
+          <w:sz w:val="24"/>
+          <w:szCs w:val="24"/>
+        </w:rPr>
       </w:pPr>
       <w:proofErr w:type="spellStart"/>
       <w:r>
+        <w:rPr>
+          <w:rFonts w:ascii="Times New Roman" w:hAnsi="Times New Roman" w:cs="Times New Roman"/>
+          <w:sz w:val="24"/>
+          <w:szCs w:val="24"/>
+        </w:rPr>
         <w:t>MediaPipe</w:t>
       </w:r>
       <w:proofErr w:type="spellEnd"/>
       <w:r>
+        <w:rPr>
+          <w:rFonts w:ascii="Times New Roman" w:hAnsi="Times New Roman" w:cs="Times New Roman"/>
+          <w:sz w:val="24"/>
+          <w:szCs w:val="24"/>
+        </w:rPr>
         <w:t>:</w:t>
       </w:r>
     </w:p>
     <w:p>
       <w:pPr>
         <w:ind w:left="1068"/>
-      </w:pPr>
-      <w:r>
-        <w:t>https://ai.google.dev/edge/mediapipe/solutions/guide?hl=es-419</w:t>
-      </w:r>
+        <w:rPr>
+          <w:rFonts w:ascii="Times New Roman" w:hAnsi="Times New Roman" w:cs="Times New Roman"/>
+          <w:sz w:val="24"/>
+          <w:szCs w:val="24"/>
+        </w:rPr>
+      </w:pPr>
+      <w:hyperlink r:id="rId10" w:history="1">
+        <w:r>
+          <w:rPr>
+            <w:rStyle w:val="Hipervnculo"/>
+            <w:rFonts w:ascii="Times New Roman" w:hAnsi="Times New Roman" w:cs="Times New Roman"/>
+            <w:sz w:val="24"/>
+            <w:szCs w:val="24"/>
+          </w:rPr>
+          <w:t>https://ai.google.dev/edge/mediapipe/solutions/guide?hl=es-419</w:t>
+        </w:r>
+      </w:hyperlink>
+    </w:p>
+    <w:p>
+      <w:pPr>
+        <w:ind w:left="1068"/>
+        <w:rPr>
+          <w:rFonts w:ascii="Times New Roman" w:hAnsi="Times New Roman" w:cs="Times New Roman"/>
+          <w:sz w:val="24"/>
+          <w:szCs w:val="24"/>
+        </w:rPr>
+      </w:pPr>
     </w:p>
     <w:p>
       <w:pPr>
@@ -3442,23 +5503,61 @@
           <w:ilvl w:val="0"/>
           <w:numId w:val="45"/>
         </w:numPr>
+        <w:rPr>
+          <w:rFonts w:ascii="Times New Roman" w:hAnsi="Times New Roman" w:cs="Times New Roman"/>
+          <w:sz w:val="24"/>
+          <w:szCs w:val="24"/>
+        </w:rPr>
       </w:pPr>
       <w:proofErr w:type="spellStart"/>
       <w:r>
+        <w:rPr>
+          <w:rFonts w:ascii="Times New Roman" w:hAnsi="Times New Roman" w:cs="Times New Roman"/>
+          <w:sz w:val="24"/>
+          <w:szCs w:val="24"/>
+        </w:rPr>
         <w:t>Sreen_brightness_control</w:t>
       </w:r>
       <w:proofErr w:type="spellEnd"/>
       <w:r>
+        <w:rPr>
+          <w:rFonts w:ascii="Times New Roman" w:hAnsi="Times New Roman" w:cs="Times New Roman"/>
+          <w:sz w:val="24"/>
+          <w:szCs w:val="24"/>
+        </w:rPr>
         <w:t>:</w:t>
       </w:r>
     </w:p>
     <w:p>
       <w:pPr>
         <w:ind w:left="1068"/>
-      </w:pPr>
-      <w:r>
-        <w:t>https://pypi.org/project/screen-brightness-control/</w:t>
-      </w:r>
+        <w:rPr>
+          <w:rFonts w:ascii="Times New Roman" w:hAnsi="Times New Roman" w:cs="Times New Roman"/>
+          <w:sz w:val="24"/>
+          <w:szCs w:val="24"/>
+        </w:rPr>
+      </w:pPr>
+      <w:hyperlink r:id="rId11" w:history="1">
+        <w:r>
+          <w:rPr>
+            <w:rStyle w:val="Hipervnculo"/>
+            <w:rFonts w:ascii="Times New Roman" w:hAnsi="Times New Roman" w:cs="Times New Roman"/>
+            <w:sz w:val="24"/>
+            <w:szCs w:val="24"/>
+          </w:rPr>
+          <w:t>https://pypi.org/project/screen-brightness-control/</w:t>
+        </w:r>
+      </w:hyperlink>
+    </w:p>
+    <w:p>
+      <w:pPr>
+        <w:ind w:left="1068"/>
+        <w:rPr>
+          <w:rFonts w:ascii="Times New Roman" w:hAnsi="Times New Roman" w:cs="Times New Roman"/>
+          <w:sz w:val="24"/>
+          <w:szCs w:val="24"/>
+        </w:rPr>
+      </w:pPr>
     </w:p>
     <w:p>
       <w:pPr>
@@ -3466,13 +5565,29 @@
           <w:ilvl w:val="0"/>
           <w:numId w:val="45"/>
         </w:numPr>
-      </w:pPr>
+        <w:rPr>
+          <w:rFonts w:ascii="Times New Roman" w:hAnsi="Times New Roman" w:cs="Times New Roman"/>
+          <w:sz w:val="24"/>
+          <w:szCs w:val="24"/>
+        </w:rPr>
+      </w:pPr>
+      <w:bookmarkStart w:id="4" w:name="_Hlk182852169"/>
       <w:proofErr w:type="spellStart"/>
       <w:r>
+        <w:rPr>
+          <w:rFonts w:ascii="Times New Roman" w:hAnsi="Times New Roman" w:cs="Times New Roman"/>
+          <w:sz w:val="24"/>
+          <w:szCs w:val="24"/>
+        </w:rPr>
         <w:t>Pycaw</w:t>
       </w:r>
       <w:proofErr w:type="spellEnd"/>
       <w:r>
+        <w:rPr>
+          <w:rFonts w:ascii="Times New Roman" w:hAnsi="Times New Roman" w:cs="Times New Roman"/>
+          <w:sz w:val="24"/>
+          <w:szCs w:val="24"/>
+        </w:rPr>
         <w:t>:</w:t>
       </w:r>
     </w:p>
@@ -3481,9 +5596,20 @@
         <w:pStyle w:val="Prrafodelista"/>
         <w:ind w:left="1068"/>
       </w:pPr>
-      <w:r>
-        <w:t>https://pypi.org/project/pycaw/</w:t>
-      </w:r>
+      <w:hyperlink r:id="rId12" w:history="1">
+        <w:r>
+          <w:rPr>
+            <w:rStyle w:val="Hipervnculo"/>
+          </w:rPr>
+          <w:t>https://pypi.org/project/pycaw/</w:t>
+        </w:r>
+      </w:hyperlink>
+    </w:p>
+    <w:p>
+      <w:pPr>
+        <w:pStyle w:val="Prrafodelista"/>
+        <w:ind w:left="1068"/>
+      </w:pPr>
     </w:p>
     <w:p>
       <w:pPr>
@@ -3491,26 +5617,202 @@
           <w:ilvl w:val="0"/>
           <w:numId w:val="45"/>
         </w:numPr>
+        <w:rPr>
+          <w:rFonts w:ascii="Times New Roman" w:hAnsi="Times New Roman" w:cs="Times New Roman"/>
+          <w:sz w:val="24"/>
+          <w:szCs w:val="24"/>
+        </w:rPr>
       </w:pPr>
       <w:proofErr w:type="spellStart"/>
       <w:r>
+        <w:rPr>
+          <w:rFonts w:ascii="Times New Roman" w:hAnsi="Times New Roman" w:cs="Times New Roman"/>
+          <w:sz w:val="24"/>
+          <w:szCs w:val="24"/>
+        </w:rPr>
         <w:t>Tkinter</w:t>
       </w:r>
       <w:proofErr w:type="spellEnd"/>
       <w:r>
+        <w:rPr>
+          <w:rFonts w:ascii="Times New Roman" w:hAnsi="Times New Roman" w:cs="Times New Roman"/>
+          <w:sz w:val="24"/>
+          <w:szCs w:val="24"/>
+        </w:rPr>
         <w:t>:</w:t>
       </w:r>
     </w:p>
     <w:p>
       <w:pPr>
         <w:ind w:left="1068"/>
-      </w:pPr>
-      <w:r>
-        <w:t>https://docs.python.org/3/library/tk.html</w:t>
-      </w:r>
+        <w:rPr>
+          <w:rFonts w:ascii="Times New Roman" w:hAnsi="Times New Roman" w:cs="Times New Roman"/>
+          <w:sz w:val="24"/>
+          <w:szCs w:val="24"/>
+        </w:rPr>
+      </w:pPr>
+      <w:hyperlink r:id="rId13" w:history="1">
+        <w:r>
+          <w:rPr>
+            <w:rStyle w:val="Hipervnculo"/>
+            <w:rFonts w:ascii="Times New Roman" w:hAnsi="Times New Roman" w:cs="Times New Roman"/>
+            <w:sz w:val="24"/>
+            <w:szCs w:val="24"/>
+          </w:rPr>
+          <w:t>https://docs.python.org/3/library/tk.html</w:t>
+        </w:r>
+      </w:hyperlink>
+    </w:p>
+    <w:p>
+      <w:pPr>
+        <w:ind w:left="1068"/>
+        <w:rPr>
+          <w:rFonts w:ascii="Times New Roman" w:hAnsi="Times New Roman" w:cs="Times New Roman"/>
+          <w:sz w:val="24"/>
+          <w:szCs w:val="24"/>
+        </w:rPr>
+      </w:pPr>
+    </w:p>
+    <w:bookmarkEnd w:id="4"/>
+    <w:p>
+      <w:pPr>
+        <w:numPr>
+          <w:ilvl w:val="0"/>
+          <w:numId w:val="45"/>
+        </w:numPr>
+        <w:spacing w:after="0"/>
+        <w:contextualSpacing/>
+        <w:rPr>
+          <w:rFonts w:ascii="Times New Roman" w:hAnsi="Times New Roman" w:cs="Times New Roman"/>
+          <w:sz w:val="24"/>
+          <w:szCs w:val="24"/>
+        </w:rPr>
+      </w:pPr>
+      <w:r>
+        <w:rPr>
+          <w:rFonts w:ascii="Times New Roman" w:hAnsi="Times New Roman" w:cs="Times New Roman"/>
+          <w:sz w:val="24"/>
+          <w:szCs w:val="24"/>
+        </w:rPr>
+        <w:fldChar w:fldCharType="begin"/>
+      </w:r>
+      <w:r>
+        <w:rPr>
+          <w:rFonts w:ascii="Times New Roman" w:hAnsi="Times New Roman" w:cs="Times New Roman"/>
+          <w:sz w:val="24"/>
+          <w:szCs w:val="24"/>
+        </w:rPr>
+        <w:instrText>HYPERLINK "</w:instrText>
+      </w:r>
+      <w:r>
+        <w:rPr>
+          <w:rFonts w:ascii="Times New Roman" w:hAnsi="Times New Roman" w:cs="Times New Roman"/>
+          <w:sz w:val="24"/>
+          <w:szCs w:val="24"/>
+        </w:rPr>
+        <w:instrText>https://www.toolify.ai/es/ai-news-es/control-de-volumen-avanzado-mediante-gestos-opencv-python-646685#google_vignette</w:instrText>
+      </w:r>
+      <w:r>
+        <w:rPr>
+          <w:rFonts w:ascii="Times New Roman" w:hAnsi="Times New Roman" w:cs="Times New Roman"/>
+          <w:sz w:val="24"/>
+          <w:szCs w:val="24"/>
+        </w:rPr>
+        <w:instrText>"</w:instrText>
+      </w:r>
+      <w:r>
+        <w:rPr>
+          <w:rFonts w:ascii="Times New Roman" w:hAnsi="Times New Roman" w:cs="Times New Roman"/>
+          <w:sz w:val="24"/>
+          <w:szCs w:val="24"/>
+        </w:rPr>
+      </w:r>
+      <w:r>
+        <w:rPr>
+          <w:rFonts w:ascii="Times New Roman" w:hAnsi="Times New Roman" w:cs="Times New Roman"/>
+          <w:sz w:val="24"/>
+          <w:szCs w:val="24"/>
+        </w:rPr>
+        <w:fldChar w:fldCharType="separate"/>
+      </w:r>
+      <w:r>
+        <w:rPr>
+          <w:rStyle w:val="Hipervnculo"/>
+          <w:rFonts w:ascii="Times New Roman" w:hAnsi="Times New Roman" w:cs="Times New Roman"/>
+          <w:sz w:val="24"/>
+          <w:szCs w:val="24"/>
+        </w:rPr>
+        <w:t>https://www.toolify.ai/es/ai-news-es/control-de-volumen-avanzado-mediante-gestos-opencv-python-646685#google_vignette</w:t>
+      </w:r>
+      <w:r>
+        <w:rPr>
+          <w:rFonts w:ascii="Times New Roman" w:hAnsi="Times New Roman" w:cs="Times New Roman"/>
+          <w:sz w:val="24"/>
+          <w:szCs w:val="24"/>
+        </w:rPr>
+        <w:fldChar w:fldCharType="end"/>
+      </w:r>
+    </w:p>
+    <w:p>
+      <w:pPr>
+        <w:spacing w:after="0"/>
+        <w:ind w:left="1068"/>
+        <w:contextualSpacing/>
+        <w:rPr>
+          <w:rFonts w:ascii="Times New Roman" w:hAnsi="Times New Roman" w:cs="Times New Roman"/>
+          <w:sz w:val="24"/>
+          <w:szCs w:val="24"/>
+        </w:rPr>
+      </w:pPr>
+    </w:p>
+    <w:p>
+      <w:pPr>
+        <w:numPr>
+          <w:ilvl w:val="0"/>
+          <w:numId w:val="45"/>
+        </w:numPr>
+        <w:spacing w:after="0"/>
+        <w:contextualSpacing/>
+        <w:rPr>
+          <w:rFonts w:ascii="Times New Roman" w:hAnsi="Times New Roman" w:cs="Times New Roman"/>
+          <w:sz w:val="24"/>
+          <w:szCs w:val="24"/>
+        </w:rPr>
+      </w:pPr>
+      <w:r>
+        <w:rPr>
+          <w:rFonts w:ascii="Times New Roman" w:hAnsi="Times New Roman" w:cs="Times New Roman"/>
+          <w:sz w:val="24"/>
+          <w:szCs w:val="24"/>
+        </w:rPr>
+        <w:t>https://github.com/Deepika2909/Volume-control-using-hand-gesture-using-python-and-openCv/blob/main/Code.py</w:t>
+      </w:r>
+    </w:p>
+    <w:p>
+      <w:pPr>
+        <w:spacing w:after="0"/>
+        <w:ind w:left="1068"/>
+        <w:contextualSpacing/>
+        <w:rPr>
+          <w:rFonts w:ascii="Times New Roman" w:hAnsi="Times New Roman" w:cs="Times New Roman"/>
+          <w:sz w:val="24"/>
+          <w:szCs w:val="24"/>
+        </w:rPr>
+      </w:pPr>
+    </w:p>
+    <w:p>
+      <w:pPr>
+        <w:spacing w:after="0"/>
+        <w:contextualSpacing/>
+        <w:rPr>
+          <w:rFonts w:ascii="Times New Roman" w:hAnsi="Times New Roman" w:cs="Times New Roman"/>
+          <w:sz w:val="24"/>
+          <w:szCs w:val="24"/>
+        </w:rPr>
+      </w:pPr>
     </w:p>
     <w:sectPr>
-      <w:footerReference w:type="default" r:id="rId9"/>
+      <w:footerReference w:type="default" r:id="rId14"/>
       <w:pgSz w:w="11907" w:h="16839" w:code="9"/>
       <w:pgMar w:top="1418" w:right="1701" w:bottom="1418" w:left="1701" w:header="720" w:footer="720" w:gutter="0"/>
       <w:pgNumType w:fmt="lowerRoman" w:start="2"/>
@@ -11471,6 +13773,18 @@
       <w:sz w:val="20"/>
     </w:rPr>
   </w:style>
+  <w:style w:type="character" w:styleId="Mencinsinresolver">
+    <w:name w:val="Unresolved Mention"/>
+    <w:basedOn w:val="Fuentedeprrafopredeter"/>
+    <w:uiPriority w:val="99"/>
+    <w:semiHidden/>
+    <w:unhideWhenUsed/>
+    <w:rsid w:val="0061329F"/>
+    <w:rPr>
+      <w:color w:val="605E5C"/>
+      <w:shd w:val="clear" w:color="auto" w:fill="E1DFDD"/>
+    </w:rPr>
+  </w:style>
 </w:styles>
 </file>
 
@@ -11625,6 +13939,7 @@
   </w:compat>
   <w:rsids>
     <w:rsidRoot w:val="009851AB"/>
+    <w:rsid w:val="000075B1"/>
     <w:rsid w:val="000854B2"/>
     <w:rsid w:val="00100810"/>
     <w:rsid w:val="0011419C"/>
@@ -11635,6 +13950,7 @@
     <w:rsid w:val="002C2328"/>
     <w:rsid w:val="003241D4"/>
     <w:rsid w:val="00337777"/>
+    <w:rsid w:val="0043043E"/>
     <w:rsid w:val="00452552"/>
     <w:rsid w:val="0049343C"/>
     <w:rsid w:val="00497257"/>
@@ -11645,6 +13961,7 @@
     <w:rsid w:val="00584485"/>
     <w:rsid w:val="0058668A"/>
     <w:rsid w:val="005867DA"/>
+    <w:rsid w:val="0059674A"/>
     <w:rsid w:val="00666B12"/>
     <w:rsid w:val="006770CE"/>
     <w:rsid w:val="00694E54"/>
@@ -11652,6 +13969,7 @@
     <w:rsid w:val="007C30B7"/>
     <w:rsid w:val="007D1A71"/>
     <w:rsid w:val="007F2BDD"/>
+    <w:rsid w:val="00867539"/>
     <w:rsid w:val="008955AB"/>
     <w:rsid w:val="008B1422"/>
     <w:rsid w:val="009459C7"/>
